--- a/FASE 3/Documentacion del proyecto/Manual de usuario.docx
+++ b/FASE 3/Documentacion del proyecto/Manual de usuario.docx
@@ -1,12 +1,12 @@
 
 <file path=word/document.xml><?xml version="1.0" encoding="utf-8"?>
-<w:document xmlns:wpc="http://schemas.microsoft.com/office/word/2010/wordprocessingCanvas" xmlns:cx="http://schemas.microsoft.com/office/drawing/2014/chartex" xmlns:mc="http://schemas.openxmlformats.org/markup-compatibility/2006" xmlns:o="urn:schemas-microsoft-com:office:office" xmlns:r="http://schemas.openxmlformats.org/officeDocument/2006/relationships" xmlns:m="http://schemas.openxmlformats.org/officeDocument/2006/math" xmlns:v="urn:schemas-microsoft-com:vml" xmlns:wp14="http://schemas.microsoft.com/office/word/2010/wordprocessingDrawing" xmlns:wp="http://schemas.openxmlformats.org/drawingml/2006/wordprocessingDrawing" xmlns:w10="urn:schemas-microsoft-com:office:word" xmlns:w="http://schemas.openxmlformats.org/wordprocessingml/2006/main" xmlns:w14="http://schemas.microsoft.com/office/word/2010/wordml" xmlns:w15="http://schemas.microsoft.com/office/word/2012/wordml" xmlns:w16se="http://schemas.microsoft.com/office/word/2015/wordml/symex" xmlns:wpg="http://schemas.microsoft.com/office/word/2010/wordprocessingGroup" xmlns:wpi="http://schemas.microsoft.com/office/word/2010/wordprocessingInk" xmlns:wne="http://schemas.microsoft.com/office/word/2006/wordml" xmlns:wps="http://schemas.microsoft.com/office/word/2010/wordprocessingShape" mc:Ignorable="w14 w15 w16se wp14">
+<w:document xmlns:wpc="http://schemas.microsoft.com/office/word/2010/wordprocessingCanvas" xmlns:cx="http://schemas.microsoft.com/office/drawing/2014/chartex" xmlns:cx1="http://schemas.microsoft.com/office/drawing/2015/9/8/chartex" xmlns:cx2="http://schemas.microsoft.com/office/drawing/2015/10/21/chartex" xmlns:cx3="http://schemas.microsoft.com/office/drawing/2016/5/9/chartex" xmlns:cx4="http://schemas.microsoft.com/office/drawing/2016/5/10/chartex" xmlns:cx5="http://schemas.microsoft.com/office/drawing/2016/5/11/chartex" xmlns:cx6="http://schemas.microsoft.com/office/drawing/2016/5/12/chartex" xmlns:cx7="http://schemas.microsoft.com/office/drawing/2016/5/13/chartex" xmlns:cx8="http://schemas.microsoft.com/office/drawing/2016/5/14/chartex" xmlns:mc="http://schemas.openxmlformats.org/markup-compatibility/2006" xmlns:aink="http://schemas.microsoft.com/office/drawing/2016/ink" xmlns:am3d="http://schemas.microsoft.com/office/drawing/2017/model3d" xmlns:o="urn:schemas-microsoft-com:office:office" xmlns:oel="http://schemas.microsoft.com/office/2019/extlst" xmlns:r="http://schemas.openxmlformats.org/officeDocument/2006/relationships" xmlns:m="http://schemas.openxmlformats.org/officeDocument/2006/math" xmlns:v="urn:schemas-microsoft-com:vml" xmlns:wp14="http://schemas.microsoft.com/office/word/2010/wordprocessingDrawing" xmlns:wp="http://schemas.openxmlformats.org/drawingml/2006/wordprocessingDrawing" xmlns:w10="urn:schemas-microsoft-com:office:word" xmlns:w="http://schemas.openxmlformats.org/wordprocessingml/2006/main" xmlns:w14="http://schemas.microsoft.com/office/word/2010/wordml" xmlns:w15="http://schemas.microsoft.com/office/word/2012/wordml" xmlns:w16cex="http://schemas.microsoft.com/office/word/2018/wordml/cex" xmlns:w16cid="http://schemas.microsoft.com/office/word/2016/wordml/cid" xmlns:w16="http://schemas.microsoft.com/office/word/2018/wordml" xmlns:w16du="http://schemas.microsoft.com/office/word/2023/wordml/word16du" xmlns:w16sdtdh="http://schemas.microsoft.com/office/word/2020/wordml/sdtdatahash" xmlns:w16sdtfl="http://schemas.microsoft.com/office/word/2024/wordml/sdtformatlock" xmlns:w16se="http://schemas.microsoft.com/office/word/2015/wordml/symex" xmlns:wpg="http://schemas.microsoft.com/office/word/2010/wordprocessingGroup" xmlns:wpi="http://schemas.microsoft.com/office/word/2010/wordprocessingInk" xmlns:wne="http://schemas.microsoft.com/office/word/2006/wordml" xmlns:wps="http://schemas.microsoft.com/office/word/2010/wordprocessingShape" mc:Ignorable="w14 w15 w16se w16cid w16 w16cex w16sdtdh w16sdtfl w16du wp14">
   <w:body>
     <w:p>
       <w:pPr>
         <w:pStyle w:val="Standard"/>
         <w:rPr>
-          <w:rFonts w:hint="eastAsia"/>
+          <w:rFonts w:ascii="Times New Roman" w:hAnsi="Times New Roman" w:cs="Times New Roman"/>
         </w:rPr>
       </w:pPr>
     </w:p>
@@ -14,7 +14,7 @@
       <w:pPr>
         <w:pStyle w:val="Standard"/>
         <w:rPr>
-          <w:rFonts w:hint="eastAsia"/>
+          <w:rFonts w:ascii="Times New Roman" w:hAnsi="Times New Roman" w:cs="Times New Roman"/>
         </w:rPr>
       </w:pPr>
     </w:p>
@@ -22,7 +22,7 @@
       <w:pPr>
         <w:pStyle w:val="Standard"/>
         <w:rPr>
-          <w:rFonts w:hint="eastAsia"/>
+          <w:rFonts w:ascii="Times New Roman" w:hAnsi="Times New Roman" w:cs="Times New Roman"/>
         </w:rPr>
       </w:pPr>
     </w:p>
@@ -30,7 +30,7 @@
       <w:pPr>
         <w:pStyle w:val="Standard"/>
         <w:rPr>
-          <w:rFonts w:hint="eastAsia"/>
+          <w:rFonts w:ascii="Times New Roman" w:hAnsi="Times New Roman" w:cs="Times New Roman"/>
         </w:rPr>
       </w:pPr>
     </w:p>
@@ -38,7 +38,7 @@
       <w:pPr>
         <w:pStyle w:val="Standard"/>
         <w:rPr>
-          <w:rFonts w:hint="eastAsia"/>
+          <w:rFonts w:ascii="Times New Roman" w:hAnsi="Times New Roman" w:cs="Times New Roman"/>
         </w:rPr>
       </w:pPr>
     </w:p>
@@ -46,7 +46,7 @@
       <w:pPr>
         <w:pStyle w:val="Standard"/>
         <w:rPr>
-          <w:rFonts w:hint="eastAsia"/>
+          <w:rFonts w:ascii="Times New Roman" w:hAnsi="Times New Roman" w:cs="Times New Roman"/>
         </w:rPr>
       </w:pPr>
     </w:p>
@@ -54,7 +54,7 @@
       <w:pPr>
         <w:pStyle w:val="Standard"/>
         <w:rPr>
-          <w:rFonts w:hint="eastAsia"/>
+          <w:rFonts w:ascii="Times New Roman" w:hAnsi="Times New Roman" w:cs="Times New Roman"/>
         </w:rPr>
       </w:pPr>
     </w:p>
@@ -62,7 +62,7 @@
       <w:pPr>
         <w:pStyle w:val="Standard"/>
         <w:rPr>
-          <w:rFonts w:hint="eastAsia"/>
+          <w:rFonts w:ascii="Times New Roman" w:hAnsi="Times New Roman" w:cs="Times New Roman"/>
         </w:rPr>
       </w:pPr>
     </w:p>
@@ -73,11 +73,14 @@
           <w:bottom w:val="single" w:sz="4" w:space="0" w:color="808080"/>
         </w:pBdr>
         <w:rPr>
-          <w:rFonts w:hint="eastAsia"/>
-        </w:rPr>
-      </w:pPr>
-      <w:r>
-        <w:t>Nombre del proyecto</w:t>
+          <w:rFonts w:ascii="Times New Roman" w:hAnsi="Times New Roman" w:cs="Times New Roman"/>
+        </w:rPr>
+      </w:pPr>
+      <w:r>
+        <w:rPr>
+          <w:rFonts w:ascii="Times New Roman" w:hAnsi="Times New Roman" w:cs="Times New Roman"/>
+        </w:rPr>
+        <w:t>Mi Refugio</w:t>
       </w:r>
     </w:p>
     <w:p>
@@ -87,22 +90,37 @@
           <w:bottom w:val="none" w:sz="0" w:space="0" w:color="auto"/>
         </w:pBdr>
         <w:rPr>
-          <w:rFonts w:hint="eastAsia"/>
-        </w:rPr>
-      </w:pPr>
-      <w:r>
+          <w:rFonts w:ascii="Times New Roman" w:hAnsi="Times New Roman" w:cs="Times New Roman"/>
+        </w:rPr>
+      </w:pPr>
+      <w:r>
+        <w:rPr>
+          <w:rFonts w:ascii="Times New Roman" w:hAnsi="Times New Roman" w:cs="Times New Roman"/>
+        </w:rPr>
         <w:fldChar w:fldCharType="begin"/>
       </w:r>
       <w:r>
+        <w:rPr>
+          <w:rFonts w:ascii="Times New Roman" w:hAnsi="Times New Roman" w:cs="Times New Roman"/>
+        </w:rPr>
         <w:instrText xml:space="preserve"> TITLE </w:instrText>
       </w:r>
       <w:r>
+        <w:rPr>
+          <w:rFonts w:ascii="Times New Roman" w:hAnsi="Times New Roman" w:cs="Times New Roman"/>
+        </w:rPr>
         <w:fldChar w:fldCharType="separate"/>
       </w:r>
       <w:r>
+        <w:rPr>
+          <w:rFonts w:ascii="Times New Roman" w:hAnsi="Times New Roman" w:cs="Times New Roman"/>
+        </w:rPr>
         <w:t>Manual de Usuario</w:t>
       </w:r>
       <w:r>
+        <w:rPr>
+          <w:rFonts w:ascii="Times New Roman" w:hAnsi="Times New Roman" w:cs="Times New Roman"/>
+        </w:rPr>
         <w:fldChar w:fldCharType="end"/>
       </w:r>
     </w:p>
@@ -110,7 +128,7 @@
       <w:pPr>
         <w:pStyle w:val="Subttulo"/>
         <w:rPr>
-          <w:rFonts w:hint="eastAsia"/>
+          <w:rFonts w:ascii="Times New Roman" w:hAnsi="Times New Roman" w:cs="Times New Roman"/>
         </w:rPr>
       </w:pPr>
     </w:p>
@@ -118,7 +136,7 @@
       <w:pPr>
         <w:pStyle w:val="Textbody"/>
         <w:rPr>
-          <w:rFonts w:hint="eastAsia"/>
+          <w:rFonts w:ascii="Times New Roman" w:hAnsi="Times New Roman" w:cs="Times New Roman"/>
         </w:rPr>
       </w:pPr>
     </w:p>
@@ -126,7 +144,7 @@
       <w:pPr>
         <w:pStyle w:val="Textbody"/>
         <w:rPr>
-          <w:rFonts w:hint="eastAsia"/>
+          <w:rFonts w:ascii="Times New Roman" w:hAnsi="Times New Roman" w:cs="Times New Roman"/>
         </w:rPr>
       </w:pPr>
     </w:p>
@@ -134,7 +152,7 @@
       <w:pPr>
         <w:pStyle w:val="Textbody"/>
         <w:rPr>
-          <w:rFonts w:hint="eastAsia"/>
+          <w:rFonts w:ascii="Times New Roman" w:hAnsi="Times New Roman" w:cs="Times New Roman"/>
         </w:rPr>
       </w:pPr>
     </w:p>
@@ -142,7 +160,7 @@
       <w:pPr>
         <w:pStyle w:val="Textbody"/>
         <w:rPr>
-          <w:rFonts w:hint="eastAsia"/>
+          <w:rFonts w:ascii="Times New Roman" w:hAnsi="Times New Roman" w:cs="Times New Roman"/>
         </w:rPr>
       </w:pPr>
     </w:p>
@@ -150,40 +168,47 @@
       <w:pPr>
         <w:pStyle w:val="Notaalpi"/>
         <w:rPr>
-          <w:rFonts w:hint="eastAsia"/>
-        </w:rPr>
-      </w:pPr>
-      <w:r>
+          <w:rFonts w:ascii="Times New Roman" w:hAnsi="Times New Roman" w:cs="Times New Roman"/>
+        </w:rPr>
+      </w:pPr>
+      <w:r>
+        <w:rPr>
+          <w:rFonts w:ascii="Times New Roman" w:hAnsi="Times New Roman" w:cs="Times New Roman"/>
+        </w:rPr>
         <w:t xml:space="preserve">Versión: </w:t>
       </w:r>
       <w:r>
-        <w:t>nro</w:t>
+        <w:rPr>
+          <w:rFonts w:ascii="Times New Roman" w:hAnsi="Times New Roman" w:cs="Times New Roman"/>
+        </w:rPr>
+        <w:t>1.0</w:t>
       </w:r>
     </w:p>
     <w:p>
       <w:pPr>
         <w:pStyle w:val="Notaalpi"/>
         <w:rPr>
-          <w:rFonts w:hint="eastAsia"/>
-        </w:rPr>
-      </w:pPr>
-      <w:r>
+          <w:rFonts w:ascii="Times New Roman" w:hAnsi="Times New Roman" w:cs="Times New Roman"/>
+        </w:rPr>
+      </w:pPr>
+      <w:r>
+        <w:rPr>
+          <w:rFonts w:ascii="Times New Roman" w:hAnsi="Times New Roman" w:cs="Times New Roman"/>
+        </w:rPr>
         <w:t xml:space="preserve">Fecha: </w:t>
       </w:r>
       <w:r>
-        <w:t>dd/mm/yyyy</w:t>
-      </w:r>
-    </w:p>
-    <w:p>
-      <w:pPr>
-        <w:pStyle w:val="Notaalpi"/>
-        <w:rPr>
-          <w:rFonts w:hint="eastAsia"/>
-        </w:rPr>
-      </w:pPr>
-    </w:p>
-    <w:p>
-      <w:pPr>
+        <w:rPr>
+          <w:rFonts w:ascii="Times New Roman" w:hAnsi="Times New Roman" w:cs="Times New Roman"/>
+        </w:rPr>
+        <w:t>03/12/2025</w:t>
+      </w:r>
+    </w:p>
+    <w:p>
+      <w:pPr>
+        <w:rPr>
+          <w:rFonts w:cs="Times New Roman"/>
+        </w:rPr>
         <w:sectPr>
           <w:pgSz w:w="11905" w:h="16837"/>
           <w:pgMar w:top="1134" w:right="1134" w:bottom="1134" w:left="1134" w:header="720" w:footer="720" w:gutter="0"/>
@@ -194,6 +219,9 @@
     <w:p>
       <w:pPr>
         <w:pStyle w:val="Heading"/>
+        <w:rPr>
+          <w:rFonts w:ascii="Times New Roman" w:hAnsi="Times New Roman" w:cs="Times New Roman"/>
+        </w:rPr>
       </w:pPr>
     </w:p>
     <w:p>
@@ -201,26 +229,21 @@
         <w:pStyle w:val="HojadeControl"/>
         <w:jc w:val="center"/>
         <w:rPr>
-          <w:rFonts w:hint="eastAsia"/>
-        </w:rPr>
-      </w:pPr>
-      <w:r>
+          <w:rFonts w:ascii="Times New Roman" w:hAnsi="Times New Roman" w:cs="Times New Roman"/>
+        </w:rPr>
+      </w:pPr>
+      <w:r>
+        <w:rPr>
+          <w:rFonts w:ascii="Times New Roman" w:hAnsi="Times New Roman" w:cs="Times New Roman"/>
+        </w:rPr>
         <w:t>HOJA DE CONTROL</w:t>
       </w:r>
     </w:p>
     <w:p>
       <w:pPr>
-        <w:pStyle w:val="Textbody"/>
-        <w:rPr>
-          <w:rFonts w:hint="eastAsia"/>
-        </w:rPr>
-      </w:pPr>
-    </w:p>
-    <w:p>
-      <w:pPr>
         <w:pStyle w:val="Standard"/>
         <w:rPr>
-          <w:rFonts w:hint="eastAsia"/>
+          <w:rFonts w:ascii="Times New Roman" w:hAnsi="Times New Roman" w:cs="Times New Roman"/>
         </w:rPr>
       </w:pPr>
     </w:p>
@@ -245,6 +268,79 @@
           <w:tcPr>
             <w:tcW w:w="2208" w:type="dxa"/>
             <w:tcBorders>
+              <w:top w:val="single" w:sz="4" w:space="0" w:color="auto"/>
+              <w:left w:val="single" w:sz="4" w:space="0" w:color="auto"/>
+              <w:bottom w:val="single" w:sz="4" w:space="0" w:color="auto"/>
+              <w:right w:val="single" w:sz="4" w:space="0" w:color="auto"/>
+            </w:tcBorders>
+            <w:shd w:val="clear" w:color="auto" w:fill="E6E6E6"/>
+            <w:tcMar>
+              <w:top w:w="55" w:type="dxa"/>
+              <w:left w:w="55" w:type="dxa"/>
+              <w:bottom w:w="55" w:type="dxa"/>
+              <w:right w:w="55" w:type="dxa"/>
+            </w:tcMar>
+            <w:vAlign w:val="center"/>
+          </w:tcPr>
+          <w:p>
+            <w:pPr>
+              <w:pStyle w:val="TableContents"/>
+              <w:rPr>
+                <w:rFonts w:ascii="Times New Roman" w:hAnsi="Times New Roman" w:cs="Times New Roman"/>
+                <w:b/>
+                <w:bCs/>
+              </w:rPr>
+            </w:pPr>
+            <w:r>
+              <w:rPr>
+                <w:rFonts w:ascii="Times New Roman" w:hAnsi="Times New Roman" w:cs="Times New Roman"/>
+                <w:b/>
+                <w:bCs/>
+              </w:rPr>
+              <w:t>Proyecto</w:t>
+            </w:r>
+          </w:p>
+        </w:tc>
+        <w:tc>
+          <w:tcPr>
+            <w:tcW w:w="6863" w:type="dxa"/>
+            <w:gridSpan w:val="3"/>
+            <w:tcBorders>
+              <w:top w:val="single" w:sz="4" w:space="0" w:color="auto"/>
+              <w:left w:val="single" w:sz="4" w:space="0" w:color="auto"/>
+              <w:bottom w:val="single" w:sz="4" w:space="0" w:color="auto"/>
+              <w:right w:val="single" w:sz="4" w:space="0" w:color="auto"/>
+            </w:tcBorders>
+            <w:tcMar>
+              <w:top w:w="55" w:type="dxa"/>
+              <w:left w:w="55" w:type="dxa"/>
+              <w:bottom w:w="55" w:type="dxa"/>
+              <w:right w:w="55" w:type="dxa"/>
+            </w:tcMar>
+            <w:vAlign w:val="center"/>
+          </w:tcPr>
+          <w:p>
+            <w:pPr>
+              <w:pStyle w:val="TableContents"/>
+              <w:rPr>
+                <w:rFonts w:ascii="Times New Roman" w:hAnsi="Times New Roman" w:cs="Times New Roman"/>
+              </w:rPr>
+            </w:pPr>
+            <w:r>
+              <w:rPr>
+                <w:rFonts w:ascii="Times New Roman" w:hAnsi="Times New Roman" w:cs="Times New Roman"/>
+              </w:rPr>
+              <w:t>Mi Refugio</w:t>
+            </w:r>
+          </w:p>
+        </w:tc>
+      </w:tr>
+      <w:tr>
+        <w:tc>
+          <w:tcPr>
+            <w:tcW w:w="2208" w:type="dxa"/>
+            <w:tcBorders>
+              <w:top w:val="single" w:sz="4" w:space="0" w:color="auto"/>
               <w:left w:val="single" w:sz="4" w:space="0" w:color="808080"/>
               <w:bottom w:val="single" w:sz="4" w:space="0" w:color="808080"/>
             </w:tcBorders>
@@ -261,17 +357,18 @@
             <w:pPr>
               <w:pStyle w:val="TableContents"/>
               <w:rPr>
-                <w:rFonts w:hint="eastAsia"/>
+                <w:rFonts w:ascii="Times New Roman" w:hAnsi="Times New Roman" w:cs="Times New Roman"/>
                 <w:b/>
                 <w:bCs/>
               </w:rPr>
             </w:pPr>
             <w:r>
               <w:rPr>
+                <w:rFonts w:ascii="Times New Roman" w:hAnsi="Times New Roman" w:cs="Times New Roman"/>
                 <w:b/>
                 <w:bCs/>
               </w:rPr>
-              <w:t>Proyecto</w:t>
+              <w:t>Entregable</w:t>
             </w:r>
           </w:p>
         </w:tc>
@@ -280,11 +377,11 @@
             <w:tcW w:w="6863" w:type="dxa"/>
             <w:gridSpan w:val="3"/>
             <w:tcBorders>
+              <w:top w:val="single" w:sz="4" w:space="0" w:color="auto"/>
               <w:left w:val="single" w:sz="4" w:space="0" w:color="808080"/>
               <w:bottom w:val="single" w:sz="4" w:space="0" w:color="808080"/>
               <w:right w:val="single" w:sz="4" w:space="0" w:color="808080"/>
             </w:tcBorders>
-            <w:shd w:val="clear" w:color="auto" w:fill="auto"/>
             <w:tcMar>
               <w:top w:w="55" w:type="dxa"/>
               <w:left w:w="55" w:type="dxa"/>
@@ -297,9 +394,39 @@
             <w:pPr>
               <w:pStyle w:val="TableContents"/>
               <w:rPr>
-                <w:rFonts w:hint="eastAsia"/>
+                <w:rFonts w:ascii="Times New Roman" w:hAnsi="Times New Roman" w:cs="Times New Roman"/>
               </w:rPr>
             </w:pPr>
+            <w:r>
+              <w:rPr>
+                <w:rFonts w:ascii="Times New Roman" w:hAnsi="Times New Roman" w:cs="Times New Roman"/>
+              </w:rPr>
+              <w:fldChar w:fldCharType="begin"/>
+            </w:r>
+            <w:r>
+              <w:rPr>
+                <w:rFonts w:ascii="Times New Roman" w:hAnsi="Times New Roman" w:cs="Times New Roman"/>
+              </w:rPr>
+              <w:instrText xml:space="preserve"> TITLE </w:instrText>
+            </w:r>
+            <w:r>
+              <w:rPr>
+                <w:rFonts w:ascii="Times New Roman" w:hAnsi="Times New Roman" w:cs="Times New Roman"/>
+              </w:rPr>
+              <w:fldChar w:fldCharType="separate"/>
+            </w:r>
+            <w:r>
+              <w:rPr>
+                <w:rFonts w:ascii="Times New Roman" w:hAnsi="Times New Roman" w:cs="Times New Roman"/>
+              </w:rPr>
+              <w:t>Manual de Usuario</w:t>
+            </w:r>
+            <w:r>
+              <w:rPr>
+                <w:rFonts w:ascii="Times New Roman" w:hAnsi="Times New Roman" w:cs="Times New Roman"/>
+              </w:rPr>
+              <w:fldChar w:fldCharType="end"/>
+            </w:r>
           </w:p>
         </w:tc>
       </w:tr>
@@ -324,17 +451,18 @@
             <w:pPr>
               <w:pStyle w:val="TableContents"/>
               <w:rPr>
-                <w:rFonts w:hint="eastAsia"/>
+                <w:rFonts w:ascii="Times New Roman" w:hAnsi="Times New Roman" w:cs="Times New Roman"/>
                 <w:b/>
                 <w:bCs/>
               </w:rPr>
             </w:pPr>
             <w:r>
               <w:rPr>
+                <w:rFonts w:ascii="Times New Roman" w:hAnsi="Times New Roman" w:cs="Times New Roman"/>
                 <w:b/>
                 <w:bCs/>
               </w:rPr>
-              <w:t>Entregable</w:t>
+              <w:t>Autor</w:t>
             </w:r>
           </w:p>
         </w:tc>
@@ -347,7 +475,6 @@
               <w:bottom w:val="single" w:sz="4" w:space="0" w:color="808080"/>
               <w:right w:val="single" w:sz="4" w:space="0" w:color="808080"/>
             </w:tcBorders>
-            <w:shd w:val="clear" w:color="auto" w:fill="auto"/>
             <w:tcMar>
               <w:top w:w="55" w:type="dxa"/>
               <w:left w:w="55" w:type="dxa"/>
@@ -360,23 +487,14 @@
             <w:pPr>
               <w:pStyle w:val="TableContents"/>
               <w:rPr>
-                <w:rFonts w:hint="eastAsia"/>
+                <w:rFonts w:ascii="Times New Roman" w:hAnsi="Times New Roman" w:cs="Times New Roman"/>
               </w:rPr>
             </w:pPr>
             <w:r>
-              <w:fldChar w:fldCharType="begin"/>
-            </w:r>
-            <w:r>
-              <w:instrText xml:space="preserve"> TITLE </w:instrText>
-            </w:r>
-            <w:r>
-              <w:fldChar w:fldCharType="separate"/>
-            </w:r>
-            <w:r>
-              <w:t>Manual de Usuario</w:t>
-            </w:r>
-            <w:r>
-              <w:fldChar w:fldCharType="end"/>
+              <w:rPr>
+                <w:rFonts w:ascii="Times New Roman" w:hAnsi="Times New Roman" w:cs="Times New Roman"/>
+              </w:rPr>
+              <w:t>Equipo de desarrollo de Mi Refugio</w:t>
             </w:r>
           </w:p>
         </w:tc>
@@ -402,30 +520,28 @@
             <w:pPr>
               <w:pStyle w:val="TableContents"/>
               <w:rPr>
-                <w:rFonts w:hint="eastAsia"/>
+                <w:rFonts w:ascii="Times New Roman" w:hAnsi="Times New Roman" w:cs="Times New Roman"/>
                 <w:b/>
                 <w:bCs/>
               </w:rPr>
             </w:pPr>
             <w:r>
               <w:rPr>
+                <w:rFonts w:ascii="Times New Roman" w:hAnsi="Times New Roman" w:cs="Times New Roman"/>
                 <w:b/>
                 <w:bCs/>
               </w:rPr>
-              <w:t>Autor</w:t>
+              <w:t>Versión/Edición</w:t>
             </w:r>
           </w:p>
         </w:tc>
         <w:tc>
           <w:tcPr>
-            <w:tcW w:w="6863" w:type="dxa"/>
-            <w:gridSpan w:val="3"/>
+            <w:tcW w:w="3002" w:type="dxa"/>
             <w:tcBorders>
               <w:left w:val="single" w:sz="4" w:space="0" w:color="808080"/>
               <w:bottom w:val="single" w:sz="4" w:space="0" w:color="808080"/>
-              <w:right w:val="single" w:sz="4" w:space="0" w:color="808080"/>
             </w:tcBorders>
-            <w:shd w:val="clear" w:color="auto" w:fill="auto"/>
             <w:tcMar>
               <w:top w:w="55" w:type="dxa"/>
               <w:left w:w="55" w:type="dxa"/>
@@ -438,9 +554,82 @@
             <w:pPr>
               <w:pStyle w:val="TableContents"/>
               <w:rPr>
-                <w:rFonts w:hint="eastAsia"/>
+                <w:rFonts w:ascii="Times New Roman" w:hAnsi="Times New Roman" w:cs="Times New Roman"/>
               </w:rPr>
             </w:pPr>
+            <w:r>
+              <w:rPr>
+                <w:rFonts w:ascii="Times New Roman" w:hAnsi="Times New Roman" w:cs="Times New Roman"/>
+              </w:rPr>
+              <w:t>1.0</w:t>
+            </w:r>
+          </w:p>
+        </w:tc>
+        <w:tc>
+          <w:tcPr>
+            <w:tcW w:w="2199" w:type="dxa"/>
+            <w:tcBorders>
+              <w:left w:val="single" w:sz="4" w:space="0" w:color="808080"/>
+              <w:bottom w:val="single" w:sz="4" w:space="0" w:color="808080"/>
+            </w:tcBorders>
+            <w:shd w:val="clear" w:color="auto" w:fill="E6E6E6"/>
+            <w:tcMar>
+              <w:top w:w="55" w:type="dxa"/>
+              <w:left w:w="55" w:type="dxa"/>
+              <w:bottom w:w="55" w:type="dxa"/>
+              <w:right w:w="55" w:type="dxa"/>
+            </w:tcMar>
+            <w:vAlign w:val="center"/>
+          </w:tcPr>
+          <w:p>
+            <w:pPr>
+              <w:pStyle w:val="TableContents"/>
+              <w:rPr>
+                <w:rFonts w:ascii="Times New Roman" w:hAnsi="Times New Roman" w:cs="Times New Roman"/>
+                <w:b/>
+                <w:bCs/>
+              </w:rPr>
+            </w:pPr>
+            <w:r>
+              <w:rPr>
+                <w:rFonts w:ascii="Times New Roman" w:hAnsi="Times New Roman" w:cs="Times New Roman"/>
+                <w:b/>
+                <w:bCs/>
+              </w:rPr>
+              <w:t>Fecha Versión</w:t>
+            </w:r>
+          </w:p>
+        </w:tc>
+        <w:tc>
+          <w:tcPr>
+            <w:tcW w:w="1662" w:type="dxa"/>
+            <w:tcBorders>
+              <w:left w:val="single" w:sz="4" w:space="0" w:color="808080"/>
+              <w:bottom w:val="single" w:sz="4" w:space="0" w:color="808080"/>
+              <w:right w:val="single" w:sz="4" w:space="0" w:color="808080"/>
+            </w:tcBorders>
+            <w:tcMar>
+              <w:top w:w="55" w:type="dxa"/>
+              <w:left w:w="55" w:type="dxa"/>
+              <w:bottom w:w="55" w:type="dxa"/>
+              <w:right w:w="55" w:type="dxa"/>
+            </w:tcMar>
+            <w:vAlign w:val="center"/>
+          </w:tcPr>
+          <w:p>
+            <w:pPr>
+              <w:pStyle w:val="TableContents"/>
+              <w:jc w:val="center"/>
+              <w:rPr>
+                <w:rFonts w:ascii="Times New Roman" w:hAnsi="Times New Roman" w:cs="Times New Roman"/>
+              </w:rPr>
+            </w:pPr>
+            <w:r>
+              <w:rPr>
+                <w:rFonts w:ascii="Times New Roman" w:hAnsi="Times New Roman" w:cs="Times New Roman"/>
+              </w:rPr>
+              <w:t>03/12/2025</w:t>
+            </w:r>
           </w:p>
         </w:tc>
       </w:tr>
@@ -465,17 +654,18 @@
             <w:pPr>
               <w:pStyle w:val="TableContents"/>
               <w:rPr>
-                <w:rFonts w:hint="eastAsia"/>
+                <w:rFonts w:ascii="Times New Roman" w:hAnsi="Times New Roman" w:cs="Times New Roman"/>
                 <w:b/>
                 <w:bCs/>
               </w:rPr>
             </w:pPr>
             <w:r>
               <w:rPr>
+                <w:rFonts w:ascii="Times New Roman" w:hAnsi="Times New Roman" w:cs="Times New Roman"/>
                 <w:b/>
                 <w:bCs/>
               </w:rPr>
-              <w:t>Versión/Edición</w:t>
+              <w:t>Aprobado por</w:t>
             </w:r>
           </w:p>
         </w:tc>
@@ -486,7 +676,6 @@
               <w:left w:val="single" w:sz="4" w:space="0" w:color="808080"/>
               <w:bottom w:val="single" w:sz="4" w:space="0" w:color="808080"/>
             </w:tcBorders>
-            <w:shd w:val="clear" w:color="auto" w:fill="auto"/>
             <w:tcMar>
               <w:top w:w="55" w:type="dxa"/>
               <w:left w:w="55" w:type="dxa"/>
@@ -499,9 +688,15 @@
             <w:pPr>
               <w:pStyle w:val="TableContents"/>
               <w:rPr>
-                <w:rFonts w:hint="eastAsia"/>
+                <w:rFonts w:ascii="Times New Roman" w:hAnsi="Times New Roman" w:cs="Times New Roman"/>
               </w:rPr>
             </w:pPr>
+            <w:r>
+              <w:rPr>
+                <w:rFonts w:ascii="Times New Roman" w:hAnsi="Times New Roman" w:cs="Times New Roman"/>
+              </w:rPr>
+              <w:t>Julio Tapia</w:t>
+            </w:r>
           </w:p>
         </w:tc>
         <w:tc>
@@ -524,17 +719,18 @@
             <w:pPr>
               <w:pStyle w:val="TableContents"/>
               <w:rPr>
-                <w:rFonts w:hint="eastAsia"/>
+                <w:rFonts w:ascii="Times New Roman" w:hAnsi="Times New Roman" w:cs="Times New Roman"/>
                 <w:b/>
                 <w:bCs/>
               </w:rPr>
             </w:pPr>
             <w:r>
               <w:rPr>
+                <w:rFonts w:ascii="Times New Roman" w:hAnsi="Times New Roman" w:cs="Times New Roman"/>
                 <w:b/>
                 <w:bCs/>
               </w:rPr>
-              <w:t>Fecha Versión</w:t>
+              <w:t>Fecha Aprobación</w:t>
             </w:r>
           </w:p>
         </w:tc>
@@ -546,7 +742,6 @@
               <w:bottom w:val="single" w:sz="4" w:space="0" w:color="808080"/>
               <w:right w:val="single" w:sz="4" w:space="0" w:color="808080"/>
             </w:tcBorders>
-            <w:shd w:val="clear" w:color="auto" w:fill="auto"/>
             <w:tcMar>
               <w:top w:w="55" w:type="dxa"/>
               <w:left w:w="55" w:type="dxa"/>
@@ -560,131 +755,15 @@
               <w:pStyle w:val="TableContents"/>
               <w:jc w:val="center"/>
               <w:rPr>
-                <w:rFonts w:hint="eastAsia"/>
+                <w:rFonts w:ascii="Times New Roman" w:hAnsi="Times New Roman" w:cs="Times New Roman"/>
               </w:rPr>
             </w:pPr>
-          </w:p>
-        </w:tc>
-      </w:tr>
-      <w:tr>
-        <w:tc>
-          <w:tcPr>
-            <w:tcW w:w="2208" w:type="dxa"/>
-            <w:tcBorders>
-              <w:left w:val="single" w:sz="4" w:space="0" w:color="808080"/>
-              <w:bottom w:val="single" w:sz="4" w:space="0" w:color="808080"/>
-            </w:tcBorders>
-            <w:shd w:val="clear" w:color="auto" w:fill="E6E6E6"/>
-            <w:tcMar>
-              <w:top w:w="55" w:type="dxa"/>
-              <w:left w:w="55" w:type="dxa"/>
-              <w:bottom w:w="55" w:type="dxa"/>
-              <w:right w:w="55" w:type="dxa"/>
-            </w:tcMar>
-            <w:vAlign w:val="center"/>
-          </w:tcPr>
-          <w:p>
-            <w:pPr>
-              <w:pStyle w:val="TableContents"/>
-              <w:rPr>
-                <w:rFonts w:hint="eastAsia"/>
-                <w:b/>
-                <w:bCs/>
-              </w:rPr>
-            </w:pPr>
-            <w:r>
-              <w:rPr>
-                <w:b/>
-                <w:bCs/>
-              </w:rPr>
-              <w:t>Aprobado por</w:t>
-            </w:r>
-          </w:p>
-        </w:tc>
-        <w:tc>
-          <w:tcPr>
-            <w:tcW w:w="3002" w:type="dxa"/>
-            <w:tcBorders>
-              <w:left w:val="single" w:sz="4" w:space="0" w:color="808080"/>
-              <w:bottom w:val="single" w:sz="4" w:space="0" w:color="808080"/>
-            </w:tcBorders>
-            <w:shd w:val="clear" w:color="auto" w:fill="auto"/>
-            <w:tcMar>
-              <w:top w:w="55" w:type="dxa"/>
-              <w:left w:w="55" w:type="dxa"/>
-              <w:bottom w:w="55" w:type="dxa"/>
-              <w:right w:w="55" w:type="dxa"/>
-            </w:tcMar>
-            <w:vAlign w:val="center"/>
-          </w:tcPr>
-          <w:p>
-            <w:pPr>
-              <w:pStyle w:val="TableContents"/>
-              <w:rPr>
-                <w:rFonts w:hint="eastAsia"/>
-              </w:rPr>
-            </w:pPr>
-          </w:p>
-        </w:tc>
-        <w:tc>
-          <w:tcPr>
-            <w:tcW w:w="2199" w:type="dxa"/>
-            <w:tcBorders>
-              <w:left w:val="single" w:sz="4" w:space="0" w:color="808080"/>
-              <w:bottom w:val="single" w:sz="4" w:space="0" w:color="808080"/>
-            </w:tcBorders>
-            <w:shd w:val="clear" w:color="auto" w:fill="E6E6E6"/>
-            <w:tcMar>
-              <w:top w:w="55" w:type="dxa"/>
-              <w:left w:w="55" w:type="dxa"/>
-              <w:bottom w:w="55" w:type="dxa"/>
-              <w:right w:w="55" w:type="dxa"/>
-            </w:tcMar>
-            <w:vAlign w:val="center"/>
-          </w:tcPr>
-          <w:p>
-            <w:pPr>
-              <w:pStyle w:val="TableContents"/>
-              <w:rPr>
-                <w:rFonts w:hint="eastAsia"/>
-                <w:b/>
-                <w:bCs/>
-              </w:rPr>
-            </w:pPr>
-            <w:r>
-              <w:rPr>
-                <w:b/>
-                <w:bCs/>
-              </w:rPr>
-              <w:t>Fecha Aprobación</w:t>
-            </w:r>
-          </w:p>
-        </w:tc>
-        <w:tc>
-          <w:tcPr>
-            <w:tcW w:w="1662" w:type="dxa"/>
-            <w:tcBorders>
-              <w:left w:val="single" w:sz="4" w:space="0" w:color="808080"/>
-              <w:bottom w:val="single" w:sz="4" w:space="0" w:color="808080"/>
-              <w:right w:val="single" w:sz="4" w:space="0" w:color="808080"/>
-            </w:tcBorders>
-            <w:shd w:val="clear" w:color="auto" w:fill="auto"/>
-            <w:tcMar>
-              <w:top w:w="55" w:type="dxa"/>
-              <w:left w:w="55" w:type="dxa"/>
-              <w:bottom w:w="55" w:type="dxa"/>
-              <w:right w:w="55" w:type="dxa"/>
-            </w:tcMar>
-            <w:vAlign w:val="center"/>
-          </w:tcPr>
-          <w:p>
-            <w:pPr>
-              <w:pStyle w:val="TableContents"/>
-              <w:jc w:val="center"/>
-              <w:rPr>
-                <w:rFonts w:hint="eastAsia"/>
-              </w:rPr>
-            </w:pPr>
+            <w:r>
+              <w:rPr>
+                <w:rFonts w:ascii="Times New Roman" w:hAnsi="Times New Roman" w:cs="Times New Roman"/>
+              </w:rPr>
+              <w:t>03/12/2025</w:t>
+            </w:r>
           </w:p>
         </w:tc>
       </w:tr>
@@ -693,7 +772,7 @@
       <w:pPr>
         <w:pStyle w:val="Standard"/>
         <w:rPr>
-          <w:rFonts w:hint="eastAsia"/>
+          <w:rFonts w:ascii="Times New Roman" w:hAnsi="Times New Roman" w:cs="Times New Roman"/>
         </w:rPr>
       </w:pPr>
     </w:p>
@@ -701,7 +780,7 @@
       <w:pPr>
         <w:pStyle w:val="Standard"/>
         <w:rPr>
-          <w:rFonts w:hint="eastAsia"/>
+          <w:rFonts w:ascii="Times New Roman" w:hAnsi="Times New Roman" w:cs="Times New Roman"/>
           <w:sz w:val="24"/>
         </w:rPr>
       </w:pPr>
@@ -710,12 +789,13 @@
       <w:pPr>
         <w:pStyle w:val="Standard"/>
         <w:rPr>
-          <w:rFonts w:hint="eastAsia"/>
+          <w:rFonts w:ascii="Times New Roman" w:hAnsi="Times New Roman" w:cs="Times New Roman"/>
           <w:sz w:val="24"/>
         </w:rPr>
       </w:pPr>
       <w:r>
         <w:rPr>
+          <w:rFonts w:ascii="Times New Roman" w:hAnsi="Times New Roman" w:cs="Times New Roman"/>
           <w:sz w:val="24"/>
         </w:rPr>
         <w:t>REGISTRO DE CAMBIOS</w:t>
@@ -725,7 +805,7 @@
       <w:pPr>
         <w:pStyle w:val="Standard"/>
         <w:rPr>
-          <w:rFonts w:hint="eastAsia"/>
+          <w:rFonts w:ascii="Times New Roman" w:hAnsi="Times New Roman" w:cs="Times New Roman"/>
         </w:rPr>
       </w:pPr>
     </w:p>
@@ -769,13 +849,14 @@
               <w:pStyle w:val="TableContents"/>
               <w:jc w:val="center"/>
               <w:rPr>
-                <w:rFonts w:hint="eastAsia"/>
+                <w:rFonts w:ascii="Times New Roman" w:hAnsi="Times New Roman" w:cs="Times New Roman"/>
                 <w:b/>
                 <w:bCs/>
               </w:rPr>
             </w:pPr>
             <w:r>
               <w:rPr>
+                <w:rFonts w:ascii="Times New Roman" w:hAnsi="Times New Roman" w:cs="Times New Roman"/>
                 <w:b/>
                 <w:bCs/>
               </w:rPr>
@@ -805,13 +886,14 @@
               <w:pStyle w:val="TableContents"/>
               <w:jc w:val="center"/>
               <w:rPr>
-                <w:rFonts w:hint="eastAsia"/>
+                <w:rFonts w:ascii="Times New Roman" w:hAnsi="Times New Roman" w:cs="Times New Roman"/>
                 <w:b/>
                 <w:bCs/>
               </w:rPr>
             </w:pPr>
             <w:r>
               <w:rPr>
+                <w:rFonts w:ascii="Times New Roman" w:hAnsi="Times New Roman" w:cs="Times New Roman"/>
                 <w:b/>
                 <w:bCs/>
               </w:rPr>
@@ -841,13 +923,14 @@
               <w:pStyle w:val="TableContents"/>
               <w:jc w:val="center"/>
               <w:rPr>
-                <w:rFonts w:hint="eastAsia"/>
+                <w:rFonts w:ascii="Times New Roman" w:hAnsi="Times New Roman" w:cs="Times New Roman"/>
                 <w:b/>
                 <w:bCs/>
               </w:rPr>
             </w:pPr>
             <w:r>
               <w:rPr>
+                <w:rFonts w:ascii="Times New Roman" w:hAnsi="Times New Roman" w:cs="Times New Roman"/>
                 <w:b/>
                 <w:bCs/>
               </w:rPr>
@@ -878,13 +961,14 @@
               <w:pStyle w:val="TableContents"/>
               <w:jc w:val="center"/>
               <w:rPr>
-                <w:rFonts w:hint="eastAsia"/>
+                <w:rFonts w:ascii="Times New Roman" w:hAnsi="Times New Roman" w:cs="Times New Roman"/>
                 <w:b/>
                 <w:bCs/>
               </w:rPr>
             </w:pPr>
             <w:r>
               <w:rPr>
+                <w:rFonts w:ascii="Times New Roman" w:hAnsi="Times New Roman" w:cs="Times New Roman"/>
                 <w:b/>
                 <w:bCs/>
               </w:rPr>
@@ -901,7 +985,6 @@
               <w:left w:val="single" w:sz="4" w:space="0" w:color="808080"/>
               <w:bottom w:val="single" w:sz="4" w:space="0" w:color="808080"/>
             </w:tcBorders>
-            <w:shd w:val="clear" w:color="auto" w:fill="auto"/>
             <w:tcMar>
               <w:top w:w="55" w:type="dxa"/>
               <w:left w:w="55" w:type="dxa"/>
@@ -915,9 +998,15 @@
               <w:pStyle w:val="TableContents"/>
               <w:jc w:val="center"/>
               <w:rPr>
-                <w:rFonts w:hint="eastAsia"/>
+                <w:rFonts w:ascii="Times New Roman" w:hAnsi="Times New Roman" w:cs="Times New Roman"/>
               </w:rPr>
             </w:pPr>
+            <w:r>
+              <w:rPr>
+                <w:rFonts w:ascii="Times New Roman" w:hAnsi="Times New Roman" w:cs="Times New Roman"/>
+              </w:rPr>
+              <w:t>1.0</w:t>
+            </w:r>
           </w:p>
         </w:tc>
         <w:tc>
@@ -927,7 +1016,6 @@
               <w:left w:val="single" w:sz="4" w:space="0" w:color="808080"/>
               <w:bottom w:val="single" w:sz="4" w:space="0" w:color="808080"/>
             </w:tcBorders>
-            <w:shd w:val="clear" w:color="auto" w:fill="auto"/>
             <w:tcMar>
               <w:top w:w="55" w:type="dxa"/>
               <w:left w:w="55" w:type="dxa"/>
@@ -941,9 +1029,15 @@
               <w:pStyle w:val="TableContents"/>
               <w:jc w:val="center"/>
               <w:rPr>
-                <w:rFonts w:hint="eastAsia"/>
+                <w:rFonts w:ascii="Times New Roman" w:hAnsi="Times New Roman" w:cs="Times New Roman"/>
               </w:rPr>
             </w:pPr>
+            <w:r>
+              <w:rPr>
+                <w:rFonts w:ascii="Times New Roman" w:hAnsi="Times New Roman" w:cs="Times New Roman"/>
+              </w:rPr>
+              <w:t>Inicio de informe</w:t>
+            </w:r>
           </w:p>
         </w:tc>
         <w:tc>
@@ -953,7 +1047,6 @@
               <w:left w:val="single" w:sz="4" w:space="0" w:color="808080"/>
               <w:bottom w:val="single" w:sz="4" w:space="0" w:color="808080"/>
             </w:tcBorders>
-            <w:shd w:val="clear" w:color="auto" w:fill="auto"/>
             <w:tcMar>
               <w:top w:w="55" w:type="dxa"/>
               <w:left w:w="55" w:type="dxa"/>
@@ -967,9 +1060,15 @@
               <w:pStyle w:val="TableContents"/>
               <w:jc w:val="center"/>
               <w:rPr>
-                <w:rFonts w:hint="eastAsia"/>
+                <w:rFonts w:ascii="Times New Roman" w:hAnsi="Times New Roman" w:cs="Times New Roman"/>
               </w:rPr>
             </w:pPr>
+            <w:r>
+              <w:rPr>
+                <w:rFonts w:ascii="Times New Roman" w:hAnsi="Times New Roman" w:cs="Times New Roman"/>
+              </w:rPr>
+              <w:t>Mateo Flores, Jefe de Proyecto</w:t>
+            </w:r>
           </w:p>
         </w:tc>
         <w:tc>
@@ -980,7 +1079,6 @@
               <w:bottom w:val="single" w:sz="4" w:space="0" w:color="808080"/>
               <w:right w:val="single" w:sz="4" w:space="0" w:color="808080"/>
             </w:tcBorders>
-            <w:shd w:val="clear" w:color="auto" w:fill="auto"/>
             <w:tcMar>
               <w:top w:w="55" w:type="dxa"/>
               <w:left w:w="55" w:type="dxa"/>
@@ -994,9 +1092,15 @@
               <w:pStyle w:val="TableContents"/>
               <w:jc w:val="center"/>
               <w:rPr>
-                <w:rFonts w:hint="eastAsia"/>
+                <w:rFonts w:ascii="Times New Roman" w:hAnsi="Times New Roman" w:cs="Times New Roman"/>
               </w:rPr>
             </w:pPr>
+            <w:r>
+              <w:rPr>
+                <w:rFonts w:ascii="Times New Roman" w:hAnsi="Times New Roman" w:cs="Times New Roman"/>
+              </w:rPr>
+              <w:t>18/11/2025</w:t>
+            </w:r>
           </w:p>
         </w:tc>
       </w:tr>
@@ -1008,7 +1112,6 @@
               <w:left w:val="single" w:sz="4" w:space="0" w:color="808080"/>
               <w:bottom w:val="single" w:sz="4" w:space="0" w:color="808080"/>
             </w:tcBorders>
-            <w:shd w:val="clear" w:color="auto" w:fill="auto"/>
             <w:tcMar>
               <w:top w:w="55" w:type="dxa"/>
               <w:left w:w="55" w:type="dxa"/>
@@ -1022,9 +1125,15 @@
               <w:pStyle w:val="TableContents"/>
               <w:jc w:val="center"/>
               <w:rPr>
-                <w:rFonts w:hint="eastAsia"/>
+                <w:rFonts w:ascii="Times New Roman" w:hAnsi="Times New Roman" w:cs="Times New Roman"/>
               </w:rPr>
             </w:pPr>
+            <w:r>
+              <w:rPr>
+                <w:rFonts w:ascii="Times New Roman" w:hAnsi="Times New Roman" w:cs="Times New Roman"/>
+              </w:rPr>
+              <w:t>1.1</w:t>
+            </w:r>
           </w:p>
         </w:tc>
         <w:tc>
@@ -1034,7 +1143,6 @@
               <w:left w:val="single" w:sz="4" w:space="0" w:color="808080"/>
               <w:bottom w:val="single" w:sz="4" w:space="0" w:color="808080"/>
             </w:tcBorders>
-            <w:shd w:val="clear" w:color="auto" w:fill="auto"/>
             <w:tcMar>
               <w:top w:w="55" w:type="dxa"/>
               <w:left w:w="55" w:type="dxa"/>
@@ -1048,9 +1156,15 @@
               <w:pStyle w:val="TableContents"/>
               <w:jc w:val="center"/>
               <w:rPr>
-                <w:rFonts w:hint="eastAsia"/>
+                <w:rFonts w:ascii="Times New Roman" w:hAnsi="Times New Roman" w:cs="Times New Roman"/>
               </w:rPr>
             </w:pPr>
+            <w:r>
+              <w:rPr>
+                <w:rFonts w:ascii="Times New Roman" w:hAnsi="Times New Roman" w:cs="Times New Roman"/>
+              </w:rPr>
+              <w:t>Finalización de informe</w:t>
+            </w:r>
           </w:p>
         </w:tc>
         <w:tc>
@@ -1060,7 +1174,6 @@
               <w:left w:val="single" w:sz="4" w:space="0" w:color="808080"/>
               <w:bottom w:val="single" w:sz="4" w:space="0" w:color="808080"/>
             </w:tcBorders>
-            <w:shd w:val="clear" w:color="auto" w:fill="auto"/>
             <w:tcMar>
               <w:top w:w="55" w:type="dxa"/>
               <w:left w:w="55" w:type="dxa"/>
@@ -1074,9 +1187,15 @@
               <w:pStyle w:val="TableContents"/>
               <w:jc w:val="center"/>
               <w:rPr>
-                <w:rFonts w:hint="eastAsia"/>
+                <w:rFonts w:ascii="Times New Roman" w:hAnsi="Times New Roman" w:cs="Times New Roman"/>
               </w:rPr>
             </w:pPr>
+            <w:r>
+              <w:rPr>
+                <w:rFonts w:ascii="Times New Roman" w:hAnsi="Times New Roman" w:cs="Times New Roman"/>
+              </w:rPr>
+              <w:t>Mateo Flores, Jefe de Proyecto</w:t>
+            </w:r>
           </w:p>
         </w:tc>
         <w:tc>
@@ -1087,7 +1206,6 @@
               <w:bottom w:val="single" w:sz="4" w:space="0" w:color="808080"/>
               <w:right w:val="single" w:sz="4" w:space="0" w:color="808080"/>
             </w:tcBorders>
-            <w:shd w:val="clear" w:color="auto" w:fill="auto"/>
             <w:tcMar>
               <w:top w:w="55" w:type="dxa"/>
               <w:left w:w="55" w:type="dxa"/>
@@ -1101,9 +1219,15 @@
               <w:pStyle w:val="TableContents"/>
               <w:jc w:val="center"/>
               <w:rPr>
-                <w:rFonts w:hint="eastAsia"/>
+                <w:rFonts w:ascii="Times New Roman" w:hAnsi="Times New Roman" w:cs="Times New Roman"/>
               </w:rPr>
             </w:pPr>
+            <w:r>
+              <w:rPr>
+                <w:rFonts w:ascii="Times New Roman" w:hAnsi="Times New Roman" w:cs="Times New Roman"/>
+              </w:rPr>
+              <w:t>03/12/2025</w:t>
+            </w:r>
           </w:p>
         </w:tc>
       </w:tr>
@@ -1112,7 +1236,7 @@
       <w:pPr>
         <w:pStyle w:val="Standard"/>
         <w:rPr>
-          <w:rFonts w:hint="eastAsia"/>
+          <w:rFonts w:ascii="Times New Roman" w:hAnsi="Times New Roman" w:cs="Times New Roman"/>
         </w:rPr>
       </w:pPr>
     </w:p>
@@ -1120,7 +1244,7 @@
       <w:pPr>
         <w:pStyle w:val="Standard"/>
         <w:rPr>
-          <w:rFonts w:hint="eastAsia"/>
+          <w:rFonts w:ascii="Times New Roman" w:hAnsi="Times New Roman" w:cs="Times New Roman"/>
         </w:rPr>
       </w:pPr>
     </w:p>
@@ -1128,7 +1252,7 @@
       <w:pPr>
         <w:pStyle w:val="Standard"/>
         <w:rPr>
-          <w:rFonts w:hint="eastAsia"/>
+          <w:rFonts w:ascii="Times New Roman" w:hAnsi="Times New Roman" w:cs="Times New Roman"/>
         </w:rPr>
       </w:pPr>
     </w:p>
@@ -1140,13 +1264,13 @@
         <w:spacing w:after="200" w:line="276" w:lineRule="auto"/>
         <w:textAlignment w:val="auto"/>
         <w:rPr>
-          <w:rFonts w:ascii="NewsGotT" w:hAnsi="NewsGotT" w:hint="eastAsia"/>
+          <w:rFonts w:cs="Times New Roman"/>
           <w:sz w:val="20"/>
         </w:rPr>
       </w:pPr>
       <w:r>
         <w:rPr>
-          <w:rFonts w:hint="eastAsia"/>
+          <w:rFonts w:cs="Times New Roman"/>
         </w:rPr>
         <w:br w:type="page"/>
       </w:r>
@@ -1154,84 +1278,30 @@
     <w:p>
       <w:pPr>
         <w:rPr>
-          <w:rFonts w:cstheme="minorHAnsi"/>
-          <w:color w:val="31849B" w:themeColor="accent5" w:themeShade="BF"/>
+          <w:rFonts w:cs="Times New Roman"/>
           <w:lang w:val="es-ES_tradnl"/>
         </w:rPr>
       </w:pPr>
       <w:r>
         <w:rPr>
-          <w:rFonts w:ascii="Arial" w:eastAsia="Times New Roman" w:hAnsi="Arial" w:cs="Arial"/>
+          <w:rFonts w:eastAsia="Times New Roman" w:cs="Times New Roman"/>
           <w:b/>
-          <w:color w:val="31849B" w:themeColor="accent5" w:themeShade="BF"/>
           <w:sz w:val="32"/>
           <w:szCs w:val="32"/>
           <w:lang w:eastAsia="es-VE"/>
         </w:rPr>
         <w:lastRenderedPageBreak/>
-        <w:t>Tabla</w:t>
-      </w:r>
-      <w:r>
-        <w:rPr>
-          <w:rFonts w:eastAsia="Times New Roman" w:cs="Arial"/>
-          <w:b/>
-          <w:color w:val="31849B" w:themeColor="accent5" w:themeShade="BF"/>
-          <w:sz w:val="32"/>
-          <w:szCs w:val="32"/>
-          <w:lang w:eastAsia="es-VE"/>
-        </w:rPr>
-        <w:t xml:space="preserve"> </w:t>
-      </w:r>
-      <w:r>
-        <w:rPr>
-          <w:rFonts w:ascii="Arial" w:eastAsia="Times New Roman" w:hAnsi="Arial" w:cs="Arial"/>
-          <w:b/>
-          <w:color w:val="31849B" w:themeColor="accent5" w:themeShade="BF"/>
-          <w:sz w:val="32"/>
-          <w:szCs w:val="32"/>
-          <w:lang w:eastAsia="es-VE"/>
-        </w:rPr>
-        <w:t>de</w:t>
-      </w:r>
-      <w:r>
-        <w:rPr>
-          <w:rFonts w:eastAsia="Times New Roman" w:cs="Arial"/>
-          <w:b/>
-          <w:color w:val="31849B" w:themeColor="accent5" w:themeShade="BF"/>
-          <w:sz w:val="32"/>
-          <w:szCs w:val="32"/>
-          <w:lang w:eastAsia="es-VE"/>
-        </w:rPr>
-        <w:t xml:space="preserve"> </w:t>
-      </w:r>
-      <w:r>
-        <w:rPr>
-          <w:rFonts w:ascii="Arial" w:eastAsia="Times New Roman" w:hAnsi="Arial" w:cs="Arial"/>
-          <w:b/>
-          <w:color w:val="31849B" w:themeColor="accent5" w:themeShade="BF"/>
-          <w:sz w:val="32"/>
-          <w:szCs w:val="32"/>
-          <w:lang w:eastAsia="es-VE"/>
-        </w:rPr>
-        <w:t>contenido</w:t>
-      </w:r>
-    </w:p>
-    <w:p>
-      <w:pPr>
-        <w:rPr>
-          <w:rFonts w:cstheme="minorHAnsi"/>
-          <w:color w:val="000000" w:themeColor="text1"/>
-          <w:lang w:val="es-ES_tradnl"/>
-        </w:rPr>
-      </w:pPr>
+        <w:t>Tabla de contenido</w:t>
+      </w:r>
     </w:p>
     <w:sdt>
       <w:sdtPr>
         <w:rPr>
-          <w:rFonts w:asciiTheme="minorHAnsi" w:eastAsiaTheme="minorHAnsi" w:hAnsiTheme="minorHAnsi" w:cstheme="minorBidi"/>
+          <w:rFonts w:ascii="Times New Roman" w:eastAsiaTheme="minorHAnsi" w:hAnsi="Times New Roman" w:cs="Times New Roman"/>
           <w:b w:val="0"/>
           <w:bCs w:val="0"/>
           <w:color w:val="auto"/>
+          <w:kern w:val="3"/>
           <w:sz w:val="22"/>
           <w:szCs w:val="22"/>
           <w:lang w:val="es-CL"/>
@@ -1244,8 +1314,7 @@
       </w:sdtPr>
       <w:sdtEndPr>
         <w:rPr>
-          <w:rFonts w:ascii="Times New Roman" w:eastAsia="Arial Unicode MS" w:hAnsi="Times New Roman" w:cs="Tahoma"/>
-          <w:kern w:val="3"/>
+          <w:rFonts w:eastAsia="Arial Unicode MS"/>
           <w:sz w:val="24"/>
           <w:szCs w:val="24"/>
           <w:lang w:val="es-ES"/>
@@ -1255,17 +1324,19 @@
         <w:p>
           <w:pPr>
             <w:pStyle w:val="TtuloTDC"/>
+            <w:rPr>
+              <w:rFonts w:ascii="Times New Roman" w:hAnsi="Times New Roman" w:cs="Times New Roman"/>
+              <w:color w:val="auto"/>
+            </w:rPr>
           </w:pPr>
           <w:r>
             <w:rPr>
-              <w:rFonts w:ascii="Arial" w:hAnsi="Arial" w:cs="Arial"/>
-              <w:color w:val="31849B" w:themeColor="accent5" w:themeShade="BF"/>
+              <w:rFonts w:ascii="Times New Roman" w:hAnsi="Times New Roman" w:cs="Times New Roman"/>
+              <w:color w:val="auto"/>
             </w:rPr>
             <w:t>Contenido</w:t>
           </w:r>
         </w:p>
-        <w:bookmarkStart w:id="0" w:name="_GoBack"/>
-        <w:bookmarkEnd w:id="0"/>
         <w:p>
           <w:pPr>
             <w:pStyle w:val="TDC1"/>
@@ -1274,28 +1345,41 @@
               <w:tab w:val="right" w:leader="dot" w:pos="9061"/>
             </w:tabs>
             <w:rPr>
+              <w:rFonts w:ascii="Times New Roman" w:hAnsi="Times New Roman" w:cs="Times New Roman"/>
               <w:noProof/>
             </w:rPr>
           </w:pPr>
           <w:r>
+            <w:rPr>
+              <w:rFonts w:ascii="Times New Roman" w:hAnsi="Times New Roman" w:cs="Times New Roman"/>
+            </w:rPr>
             <w:fldChar w:fldCharType="begin"/>
           </w:r>
           <w:r>
+            <w:rPr>
+              <w:rFonts w:ascii="Times New Roman" w:hAnsi="Times New Roman" w:cs="Times New Roman"/>
+            </w:rPr>
             <w:instrText xml:space="preserve"> TOC \o "1-3" \h \z \u </w:instrText>
           </w:r>
           <w:r>
+            <w:rPr>
+              <w:rFonts w:ascii="Times New Roman" w:hAnsi="Times New Roman" w:cs="Times New Roman"/>
+            </w:rPr>
             <w:fldChar w:fldCharType="separate"/>
           </w:r>
           <w:hyperlink w:anchor="_Toc498766211" w:history="1">
             <w:r>
               <w:rPr>
                 <w:rStyle w:val="Hipervnculo"/>
+                <w:rFonts w:ascii="Times New Roman" w:hAnsi="Times New Roman" w:cs="Times New Roman"/>
                 <w:noProof/>
+                <w:color w:val="auto"/>
               </w:rPr>
               <w:t>1</w:t>
             </w:r>
             <w:r>
               <w:rPr>
+                <w:rFonts w:ascii="Times New Roman" w:hAnsi="Times New Roman" w:cs="Times New Roman"/>
                 <w:noProof/>
               </w:rPr>
               <w:tab/>
@@ -1303,12 +1387,15 @@
             <w:r>
               <w:rPr>
                 <w:rStyle w:val="Hipervnculo"/>
+                <w:rFonts w:ascii="Times New Roman" w:hAnsi="Times New Roman" w:cs="Times New Roman"/>
                 <w:noProof/>
+                <w:color w:val="auto"/>
               </w:rPr>
               <w:t>DESCRIPCION MANUAL DE USUARIO</w:t>
             </w:r>
             <w:r>
               <w:rPr>
+                <w:rFonts w:ascii="Times New Roman" w:hAnsi="Times New Roman" w:cs="Times New Roman"/>
                 <w:noProof/>
                 <w:webHidden/>
               </w:rPr>
@@ -1316,6 +1403,7 @@
             </w:r>
             <w:r>
               <w:rPr>
+                <w:rFonts w:ascii="Times New Roman" w:hAnsi="Times New Roman" w:cs="Times New Roman"/>
                 <w:noProof/>
                 <w:webHidden/>
               </w:rPr>
@@ -1323,6 +1411,7 @@
             </w:r>
             <w:r>
               <w:rPr>
+                <w:rFonts w:ascii="Times New Roman" w:hAnsi="Times New Roman" w:cs="Times New Roman"/>
                 <w:noProof/>
                 <w:webHidden/>
               </w:rPr>
@@ -1330,12 +1419,14 @@
             </w:r>
             <w:r>
               <w:rPr>
+                <w:rFonts w:ascii="Times New Roman" w:hAnsi="Times New Roman" w:cs="Times New Roman"/>
                 <w:noProof/>
                 <w:webHidden/>
               </w:rPr>
             </w:r>
             <w:r>
               <w:rPr>
+                <w:rFonts w:ascii="Times New Roman" w:hAnsi="Times New Roman" w:cs="Times New Roman"/>
                 <w:noProof/>
                 <w:webHidden/>
               </w:rPr>
@@ -1343,6 +1434,7 @@
             </w:r>
             <w:r>
               <w:rPr>
+                <w:rFonts w:ascii="Times New Roman" w:hAnsi="Times New Roman" w:cs="Times New Roman"/>
                 <w:noProof/>
                 <w:webHidden/>
               </w:rPr>
@@ -1350,6 +1442,7 @@
             </w:r>
             <w:r>
               <w:rPr>
+                <w:rFonts w:ascii="Times New Roman" w:hAnsi="Times New Roman" w:cs="Times New Roman"/>
                 <w:noProof/>
                 <w:webHidden/>
               </w:rPr>
@@ -1365,7 +1458,7 @@
               <w:tab w:val="right" w:leader="dot" w:pos="9061"/>
             </w:tabs>
             <w:rPr>
-              <w:rFonts w:asciiTheme="minorHAnsi" w:eastAsiaTheme="minorEastAsia" w:hAnsiTheme="minorHAnsi" w:cstheme="minorBidi"/>
+              <w:rFonts w:eastAsiaTheme="minorEastAsia" w:cs="Times New Roman"/>
               <w:noProof/>
               <w:kern w:val="0"/>
               <w:sz w:val="22"/>
@@ -1377,13 +1470,15 @@
             <w:r>
               <w:rPr>
                 <w:rStyle w:val="Hipervnculo"/>
+                <w:rFonts w:cs="Times New Roman"/>
                 <w:noProof/>
+                <w:color w:val="auto"/>
               </w:rPr>
               <w:t>1.1</w:t>
             </w:r>
             <w:r>
               <w:rPr>
-                <w:rFonts w:asciiTheme="minorHAnsi" w:eastAsiaTheme="minorEastAsia" w:hAnsiTheme="minorHAnsi" w:cstheme="minorBidi"/>
+                <w:rFonts w:eastAsiaTheme="minorEastAsia" w:cs="Times New Roman"/>
                 <w:noProof/>
                 <w:kern w:val="0"/>
                 <w:sz w:val="22"/>
@@ -1395,12 +1490,15 @@
             <w:r>
               <w:rPr>
                 <w:rStyle w:val="Hipervnculo"/>
+                <w:rFonts w:cs="Times New Roman"/>
                 <w:noProof/>
+                <w:color w:val="auto"/>
               </w:rPr>
               <w:t>Objetivo</w:t>
             </w:r>
             <w:r>
               <w:rPr>
+                <w:rFonts w:cs="Times New Roman"/>
                 <w:noProof/>
                 <w:webHidden/>
               </w:rPr>
@@ -1408,6 +1506,7 @@
             </w:r>
             <w:r>
               <w:rPr>
+                <w:rFonts w:cs="Times New Roman"/>
                 <w:noProof/>
                 <w:webHidden/>
               </w:rPr>
@@ -1415,6 +1514,7 @@
             </w:r>
             <w:r>
               <w:rPr>
+                <w:rFonts w:cs="Times New Roman"/>
                 <w:noProof/>
                 <w:webHidden/>
               </w:rPr>
@@ -1422,12 +1522,14 @@
             </w:r>
             <w:r>
               <w:rPr>
+                <w:rFonts w:cs="Times New Roman"/>
                 <w:noProof/>
                 <w:webHidden/>
               </w:rPr>
             </w:r>
             <w:r>
               <w:rPr>
+                <w:rFonts w:cs="Times New Roman"/>
                 <w:noProof/>
                 <w:webHidden/>
               </w:rPr>
@@ -1435,6 +1537,7 @@
             </w:r>
             <w:r>
               <w:rPr>
+                <w:rFonts w:cs="Times New Roman"/>
                 <w:noProof/>
                 <w:webHidden/>
               </w:rPr>
@@ -1442,6 +1545,7 @@
             </w:r>
             <w:r>
               <w:rPr>
+                <w:rFonts w:cs="Times New Roman"/>
                 <w:noProof/>
                 <w:webHidden/>
               </w:rPr>
@@ -1457,7 +1561,7 @@
               <w:tab w:val="right" w:leader="dot" w:pos="9061"/>
             </w:tabs>
             <w:rPr>
-              <w:rFonts w:asciiTheme="minorHAnsi" w:eastAsiaTheme="minorEastAsia" w:hAnsiTheme="minorHAnsi" w:cstheme="minorBidi"/>
+              <w:rFonts w:eastAsiaTheme="minorEastAsia" w:cs="Times New Roman"/>
               <w:noProof/>
               <w:kern w:val="0"/>
               <w:sz w:val="22"/>
@@ -1469,13 +1573,15 @@
             <w:r>
               <w:rPr>
                 <w:rStyle w:val="Hipervnculo"/>
+                <w:rFonts w:cs="Times New Roman"/>
                 <w:noProof/>
+                <w:color w:val="auto"/>
               </w:rPr>
               <w:t>1.2</w:t>
             </w:r>
             <w:r>
               <w:rPr>
-                <w:rFonts w:asciiTheme="minorHAnsi" w:eastAsiaTheme="minorEastAsia" w:hAnsiTheme="minorHAnsi" w:cstheme="minorBidi"/>
+                <w:rFonts w:eastAsiaTheme="minorEastAsia" w:cs="Times New Roman"/>
                 <w:noProof/>
                 <w:kern w:val="0"/>
                 <w:sz w:val="22"/>
@@ -1487,12 +1593,15 @@
             <w:r>
               <w:rPr>
                 <w:rStyle w:val="Hipervnculo"/>
+                <w:rFonts w:cs="Times New Roman"/>
                 <w:noProof/>
+                <w:color w:val="auto"/>
               </w:rPr>
               <w:t>Alcance</w:t>
             </w:r>
             <w:r>
               <w:rPr>
+                <w:rFonts w:cs="Times New Roman"/>
                 <w:noProof/>
                 <w:webHidden/>
               </w:rPr>
@@ -1500,6 +1609,7 @@
             </w:r>
             <w:r>
               <w:rPr>
+                <w:rFonts w:cs="Times New Roman"/>
                 <w:noProof/>
                 <w:webHidden/>
               </w:rPr>
@@ -1507,6 +1617,7 @@
             </w:r>
             <w:r>
               <w:rPr>
+                <w:rFonts w:cs="Times New Roman"/>
                 <w:noProof/>
                 <w:webHidden/>
               </w:rPr>
@@ -1514,12 +1625,14 @@
             </w:r>
             <w:r>
               <w:rPr>
+                <w:rFonts w:cs="Times New Roman"/>
                 <w:noProof/>
                 <w:webHidden/>
               </w:rPr>
             </w:r>
             <w:r>
               <w:rPr>
+                <w:rFonts w:cs="Times New Roman"/>
                 <w:noProof/>
                 <w:webHidden/>
               </w:rPr>
@@ -1527,6 +1640,7 @@
             </w:r>
             <w:r>
               <w:rPr>
+                <w:rFonts w:cs="Times New Roman"/>
                 <w:noProof/>
                 <w:webHidden/>
               </w:rPr>
@@ -1534,6 +1648,7 @@
             </w:r>
             <w:r>
               <w:rPr>
+                <w:rFonts w:cs="Times New Roman"/>
                 <w:noProof/>
                 <w:webHidden/>
               </w:rPr>
@@ -1549,6 +1664,7 @@
               <w:tab w:val="right" w:leader="dot" w:pos="9061"/>
             </w:tabs>
             <w:rPr>
+              <w:rFonts w:ascii="Times New Roman" w:hAnsi="Times New Roman" w:cs="Times New Roman"/>
               <w:noProof/>
             </w:rPr>
           </w:pPr>
@@ -1556,12 +1672,15 @@
             <w:r>
               <w:rPr>
                 <w:rStyle w:val="Hipervnculo"/>
+                <w:rFonts w:ascii="Times New Roman" w:hAnsi="Times New Roman" w:cs="Times New Roman"/>
                 <w:noProof/>
+                <w:color w:val="auto"/>
               </w:rPr>
               <w:t>2</w:t>
             </w:r>
             <w:r>
               <w:rPr>
+                <w:rFonts w:ascii="Times New Roman" w:hAnsi="Times New Roman" w:cs="Times New Roman"/>
                 <w:noProof/>
               </w:rPr>
               <w:tab/>
@@ -1569,12 +1688,15 @@
             <w:r>
               <w:rPr>
                 <w:rStyle w:val="Hipervnculo"/>
+                <w:rFonts w:ascii="Times New Roman" w:hAnsi="Times New Roman" w:cs="Times New Roman"/>
                 <w:noProof/>
+                <w:color w:val="auto"/>
               </w:rPr>
               <w:t>Módulos del sistema</w:t>
             </w:r>
             <w:r>
               <w:rPr>
+                <w:rFonts w:ascii="Times New Roman" w:hAnsi="Times New Roman" w:cs="Times New Roman"/>
                 <w:noProof/>
                 <w:webHidden/>
               </w:rPr>
@@ -1582,6 +1704,7 @@
             </w:r>
             <w:r>
               <w:rPr>
+                <w:rFonts w:ascii="Times New Roman" w:hAnsi="Times New Roman" w:cs="Times New Roman"/>
                 <w:noProof/>
                 <w:webHidden/>
               </w:rPr>
@@ -1589,6 +1712,7 @@
             </w:r>
             <w:r>
               <w:rPr>
+                <w:rFonts w:ascii="Times New Roman" w:hAnsi="Times New Roman" w:cs="Times New Roman"/>
                 <w:noProof/>
                 <w:webHidden/>
               </w:rPr>
@@ -1596,12 +1720,14 @@
             </w:r>
             <w:r>
               <w:rPr>
+                <w:rFonts w:ascii="Times New Roman" w:hAnsi="Times New Roman" w:cs="Times New Roman"/>
                 <w:noProof/>
                 <w:webHidden/>
               </w:rPr>
             </w:r>
             <w:r>
               <w:rPr>
+                <w:rFonts w:ascii="Times New Roman" w:hAnsi="Times New Roman" w:cs="Times New Roman"/>
                 <w:noProof/>
                 <w:webHidden/>
               </w:rPr>
@@ -1609,6 +1735,7 @@
             </w:r>
             <w:r>
               <w:rPr>
+                <w:rFonts w:ascii="Times New Roman" w:hAnsi="Times New Roman" w:cs="Times New Roman"/>
                 <w:noProof/>
                 <w:webHidden/>
               </w:rPr>
@@ -1616,6 +1743,7 @@
             </w:r>
             <w:r>
               <w:rPr>
+                <w:rFonts w:ascii="Times New Roman" w:hAnsi="Times New Roman" w:cs="Times New Roman"/>
                 <w:noProof/>
                 <w:webHidden/>
               </w:rPr>
@@ -1631,7 +1759,7 @@
               <w:tab w:val="right" w:leader="dot" w:pos="9061"/>
             </w:tabs>
             <w:rPr>
-              <w:rFonts w:asciiTheme="minorHAnsi" w:eastAsiaTheme="minorEastAsia" w:hAnsiTheme="minorHAnsi" w:cstheme="minorBidi"/>
+              <w:rFonts w:eastAsiaTheme="minorEastAsia" w:cs="Times New Roman"/>
               <w:noProof/>
               <w:kern w:val="0"/>
               <w:sz w:val="22"/>
@@ -1643,13 +1771,15 @@
             <w:r>
               <w:rPr>
                 <w:rStyle w:val="Hipervnculo"/>
+                <w:rFonts w:cs="Times New Roman"/>
                 <w:noProof/>
+                <w:color w:val="auto"/>
               </w:rPr>
               <w:t>2.1</w:t>
             </w:r>
             <w:r>
               <w:rPr>
-                <w:rFonts w:asciiTheme="minorHAnsi" w:eastAsiaTheme="minorEastAsia" w:hAnsiTheme="minorHAnsi" w:cstheme="minorBidi"/>
+                <w:rFonts w:eastAsiaTheme="minorEastAsia" w:cs="Times New Roman"/>
                 <w:noProof/>
                 <w:kern w:val="0"/>
                 <w:sz w:val="22"/>
@@ -1661,12 +1791,15 @@
             <w:r>
               <w:rPr>
                 <w:rStyle w:val="Hipervnculo"/>
+                <w:rFonts w:cs="Times New Roman"/>
                 <w:noProof/>
+                <w:color w:val="auto"/>
               </w:rPr>
               <w:t>Módulo XXX</w:t>
             </w:r>
             <w:r>
               <w:rPr>
+                <w:rFonts w:cs="Times New Roman"/>
                 <w:noProof/>
                 <w:webHidden/>
               </w:rPr>
@@ -1674,6 +1807,7 @@
             </w:r>
             <w:r>
               <w:rPr>
+                <w:rFonts w:cs="Times New Roman"/>
                 <w:noProof/>
                 <w:webHidden/>
               </w:rPr>
@@ -1681,6 +1815,7 @@
             </w:r>
             <w:r>
               <w:rPr>
+                <w:rFonts w:cs="Times New Roman"/>
                 <w:noProof/>
                 <w:webHidden/>
               </w:rPr>
@@ -1688,12 +1823,14 @@
             </w:r>
             <w:r>
               <w:rPr>
+                <w:rFonts w:cs="Times New Roman"/>
                 <w:noProof/>
                 <w:webHidden/>
               </w:rPr>
             </w:r>
             <w:r>
               <w:rPr>
+                <w:rFonts w:cs="Times New Roman"/>
                 <w:noProof/>
                 <w:webHidden/>
               </w:rPr>
@@ -1701,6 +1838,7 @@
             </w:r>
             <w:r>
               <w:rPr>
+                <w:rFonts w:cs="Times New Roman"/>
                 <w:noProof/>
                 <w:webHidden/>
               </w:rPr>
@@ -1708,6 +1846,7 @@
             </w:r>
             <w:r>
               <w:rPr>
+                <w:rFonts w:cs="Times New Roman"/>
                 <w:noProof/>
                 <w:webHidden/>
               </w:rPr>
@@ -1723,6 +1862,7 @@
               <w:tab w:val="right" w:leader="dot" w:pos="9061"/>
             </w:tabs>
             <w:rPr>
+              <w:rFonts w:ascii="Times New Roman" w:hAnsi="Times New Roman" w:cs="Times New Roman"/>
               <w:noProof/>
             </w:rPr>
           </w:pPr>
@@ -1730,12 +1870,15 @@
             <w:r>
               <w:rPr>
                 <w:rStyle w:val="Hipervnculo"/>
+                <w:rFonts w:ascii="Times New Roman" w:hAnsi="Times New Roman" w:cs="Times New Roman"/>
                 <w:noProof/>
+                <w:color w:val="auto"/>
               </w:rPr>
               <w:t>3</w:t>
             </w:r>
             <w:r>
               <w:rPr>
+                <w:rFonts w:ascii="Times New Roman" w:hAnsi="Times New Roman" w:cs="Times New Roman"/>
                 <w:noProof/>
               </w:rPr>
               <w:tab/>
@@ -1743,12 +1886,15 @@
             <w:r>
               <w:rPr>
                 <w:rStyle w:val="Hipervnculo"/>
+                <w:rFonts w:ascii="Times New Roman" w:hAnsi="Times New Roman" w:cs="Times New Roman"/>
                 <w:noProof/>
+                <w:color w:val="auto"/>
               </w:rPr>
               <w:t>GLOSARIO</w:t>
             </w:r>
             <w:r>
               <w:rPr>
+                <w:rFonts w:ascii="Times New Roman" w:hAnsi="Times New Roman" w:cs="Times New Roman"/>
                 <w:noProof/>
                 <w:webHidden/>
               </w:rPr>
@@ -1756,6 +1902,7 @@
             </w:r>
             <w:r>
               <w:rPr>
+                <w:rFonts w:ascii="Times New Roman" w:hAnsi="Times New Roman" w:cs="Times New Roman"/>
                 <w:noProof/>
                 <w:webHidden/>
               </w:rPr>
@@ -1763,6 +1910,7 @@
             </w:r>
             <w:r>
               <w:rPr>
+                <w:rFonts w:ascii="Times New Roman" w:hAnsi="Times New Roman" w:cs="Times New Roman"/>
                 <w:noProof/>
                 <w:webHidden/>
               </w:rPr>
@@ -1770,12 +1918,14 @@
             </w:r>
             <w:r>
               <w:rPr>
+                <w:rFonts w:ascii="Times New Roman" w:hAnsi="Times New Roman" w:cs="Times New Roman"/>
                 <w:noProof/>
                 <w:webHidden/>
               </w:rPr>
             </w:r>
             <w:r>
               <w:rPr>
+                <w:rFonts w:ascii="Times New Roman" w:hAnsi="Times New Roman" w:cs="Times New Roman"/>
                 <w:noProof/>
                 <w:webHidden/>
               </w:rPr>
@@ -1783,6 +1933,7 @@
             </w:r>
             <w:r>
               <w:rPr>
+                <w:rFonts w:ascii="Times New Roman" w:hAnsi="Times New Roman" w:cs="Times New Roman"/>
                 <w:noProof/>
                 <w:webHidden/>
               </w:rPr>
@@ -1790,6 +1941,7 @@
             </w:r>
             <w:r>
               <w:rPr>
+                <w:rFonts w:ascii="Times New Roman" w:hAnsi="Times New Roman" w:cs="Times New Roman"/>
                 <w:noProof/>
                 <w:webHidden/>
               </w:rPr>
@@ -1798,8 +1950,14 @@
           </w:hyperlink>
         </w:p>
         <w:p>
+          <w:pPr>
+            <w:rPr>
+              <w:rFonts w:cs="Times New Roman"/>
+            </w:rPr>
+          </w:pPr>
           <w:r>
             <w:rPr>
+              <w:rFonts w:cs="Times New Roman"/>
               <w:b/>
               <w:bCs/>
             </w:rPr>
@@ -1812,7 +1970,7 @@
       <w:pPr>
         <w:pStyle w:val="Standard"/>
         <w:rPr>
-          <w:rFonts w:hint="eastAsia"/>
+          <w:rFonts w:ascii="Times New Roman" w:hAnsi="Times New Roman" w:cs="Times New Roman"/>
         </w:rPr>
       </w:pPr>
     </w:p>
@@ -1820,7 +1978,7 @@
       <w:pPr>
         <w:pStyle w:val="Standard"/>
         <w:rPr>
-          <w:rFonts w:hint="eastAsia"/>
+          <w:rFonts w:ascii="Times New Roman" w:hAnsi="Times New Roman" w:cs="Times New Roman"/>
         </w:rPr>
       </w:pPr>
     </w:p>
@@ -1833,7 +1991,7 @@
         </w:tabs>
         <w:ind w:left="0"/>
         <w:rPr>
-          <w:rFonts w:hint="eastAsia"/>
+          <w:rFonts w:ascii="Times New Roman" w:hAnsi="Times New Roman" w:cs="Times New Roman"/>
         </w:rPr>
       </w:pPr>
     </w:p>
@@ -1841,7 +1999,7 @@
       <w:pPr>
         <w:pStyle w:val="Textbody"/>
         <w:rPr>
-          <w:rFonts w:hint="eastAsia"/>
+          <w:rFonts w:ascii="Times New Roman" w:hAnsi="Times New Roman" w:cs="Times New Roman"/>
         </w:rPr>
       </w:pPr>
     </w:p>
@@ -1854,10 +2012,13 @@
         </w:tabs>
         <w:jc w:val="center"/>
         <w:rPr>
-          <w:rFonts w:hint="eastAsia"/>
-        </w:rPr>
-      </w:pPr>
-      <w:r>
+          <w:rFonts w:ascii="Times New Roman" w:hAnsi="Times New Roman" w:cs="Times New Roman"/>
+        </w:rPr>
+      </w:pPr>
+      <w:r>
+        <w:rPr>
+          <w:rFonts w:ascii="Times New Roman" w:hAnsi="Times New Roman" w:cs="Times New Roman"/>
+        </w:rPr>
         <w:t xml:space="preserve"> </w:t>
       </w:r>
     </w:p>
@@ -1870,47 +2031,329 @@
         </w:tabs>
         <w:jc w:val="center"/>
         <w:rPr>
-          <w:rFonts w:hint="eastAsia"/>
+          <w:rFonts w:ascii="Times New Roman" w:hAnsi="Times New Roman" w:cs="Times New Roman"/>
         </w:rPr>
       </w:pPr>
     </w:p>
     <w:p>
       <w:pPr>
         <w:pStyle w:val="Ttulo1"/>
-        <w:rPr>
-          <w:rFonts w:hint="eastAsia"/>
-        </w:rPr>
-      </w:pPr>
-      <w:bookmarkStart w:id="1" w:name="__RefHeading__808_995473275"/>
-      <w:bookmarkStart w:id="2" w:name="_Toc498766211"/>
-      <w:bookmarkEnd w:id="1"/>
-      <w:r>
+        <w:jc w:val="both"/>
+        <w:rPr>
+          <w:rFonts w:ascii="Times New Roman" w:hAnsi="Times New Roman" w:cs="Times New Roman"/>
+        </w:rPr>
+      </w:pPr>
+      <w:bookmarkStart w:id="0" w:name="__RefHeading__808_995473275"/>
+      <w:bookmarkStart w:id="1" w:name="_Toc498766211"/>
+      <w:bookmarkEnd w:id="0"/>
+      <w:r>
+        <w:rPr>
+          <w:rFonts w:ascii="Times New Roman" w:hAnsi="Times New Roman" w:cs="Times New Roman"/>
+        </w:rPr>
         <w:lastRenderedPageBreak/>
         <w:t>DESCRIPCION MANUAL DE USUARIO</w:t>
       </w:r>
+      <w:bookmarkEnd w:id="1"/>
+    </w:p>
+    <w:p>
+      <w:pPr>
+        <w:pStyle w:val="NormalWeb"/>
+        <w:jc w:val="both"/>
+      </w:pPr>
+      <w:r>
+        <w:t>Este documento tiene como propósito orientar a los usuarios en el uso adecuado de las distintas plataformas que componen el ecosistema Mi Refugio: la aplicación móvil, la aplicación web y la aplicación de escritorio.</w:t>
+      </w:r>
+    </w:p>
+    <w:p>
+      <w:pPr>
+        <w:pStyle w:val="NormalWeb"/>
+        <w:jc w:val="both"/>
+      </w:pPr>
+      <w:r>
+        <w:t>El manual explica paso a paso cómo acceder al sistema, registrar emociones, interactuar con el chatbot, visualizar recomendaciones y utilizar las funciones disponibles según la plataforma.</w:t>
+      </w:r>
+    </w:p>
+    <w:p>
+      <w:pPr>
+        <w:pStyle w:val="Ttulo2"/>
+        <w:jc w:val="both"/>
+        <w:rPr>
+          <w:rFonts w:ascii="Times New Roman" w:hAnsi="Times New Roman" w:cs="Times New Roman"/>
+        </w:rPr>
+      </w:pPr>
+      <w:bookmarkStart w:id="2" w:name="__RefHeading__810_995473275"/>
+      <w:bookmarkStart w:id="3" w:name="_Toc498766212"/>
       <w:bookmarkEnd w:id="2"/>
+      <w:r>
+        <w:rPr>
+          <w:rFonts w:ascii="Times New Roman" w:hAnsi="Times New Roman" w:cs="Times New Roman"/>
+        </w:rPr>
+        <w:t>Objetivo</w:t>
+      </w:r>
+      <w:bookmarkEnd w:id="3"/>
+    </w:p>
+    <w:p>
+      <w:pPr>
+        <w:pStyle w:val="Textbody"/>
+        <w:rPr>
+          <w:rFonts w:ascii="Times New Roman" w:hAnsi="Times New Roman" w:cs="Times New Roman"/>
+          <w:sz w:val="24"/>
+        </w:rPr>
+      </w:pPr>
+      <w:r>
+        <w:rPr>
+          <w:rFonts w:ascii="Times New Roman" w:hAnsi="Times New Roman" w:cs="Times New Roman"/>
+          <w:sz w:val="24"/>
+        </w:rPr>
+        <w:t xml:space="preserve">Proporcionar instrucciones claras que permitan a los usuarios comprender y utilizar correctamente las herramientas y funciones disponibles en las plataformas de </w:t>
+      </w:r>
+      <w:r>
+        <w:rPr>
+          <w:rFonts w:ascii="Times New Roman" w:hAnsi="Times New Roman" w:cs="Times New Roman"/>
+          <w:i/>
+          <w:iCs/>
+          <w:sz w:val="24"/>
+        </w:rPr>
+        <w:t>Mi Refugio</w:t>
+      </w:r>
+      <w:r>
+        <w:rPr>
+          <w:rFonts w:ascii="Times New Roman" w:hAnsi="Times New Roman" w:cs="Times New Roman"/>
+          <w:sz w:val="24"/>
+        </w:rPr>
+        <w:t>, fomentando una experiencia segura, accesible y continua en su proceso de bienestar emocional.</w:t>
+      </w:r>
     </w:p>
     <w:p>
       <w:pPr>
         <w:pStyle w:val="Ttulo2"/>
+        <w:jc w:val="both"/>
+        <w:rPr>
+          <w:rFonts w:ascii="Times New Roman" w:hAnsi="Times New Roman" w:cs="Times New Roman"/>
+        </w:rPr>
+      </w:pPr>
+      <w:bookmarkStart w:id="4" w:name="__RefHeading__812_995473275"/>
+      <w:bookmarkStart w:id="5" w:name="_Toc498766213"/>
+      <w:bookmarkEnd w:id="4"/>
+      <w:r>
+        <w:rPr>
+          <w:rFonts w:ascii="Times New Roman" w:hAnsi="Times New Roman" w:cs="Times New Roman"/>
+        </w:rPr>
+        <w:t>Alcance</w:t>
+      </w:r>
+      <w:bookmarkEnd w:id="5"/>
+    </w:p>
+    <w:p>
+      <w:pPr>
+        <w:pStyle w:val="Textbody"/>
+        <w:rPr>
+          <w:lang w:val="es-CL"/>
+        </w:rPr>
+      </w:pPr>
+      <w:r>
+        <w:rPr>
+          <w:lang w:val="es-CL"/>
+        </w:rPr>
+        <w:t>Este manual cubre:</w:t>
+      </w:r>
+    </w:p>
+    <w:p>
+      <w:pPr>
+        <w:pStyle w:val="Textbody"/>
+        <w:numPr>
+          <w:ilvl w:val="0"/>
+          <w:numId w:val="7"/>
+        </w:numPr>
+        <w:rPr>
+          <w:lang w:val="es-CL"/>
+        </w:rPr>
+      </w:pPr>
+      <w:r>
+        <w:rPr>
+          <w:lang w:val="es-CL"/>
+        </w:rPr>
+        <w:t>Uso de la aplicación móvil (</w:t>
+      </w:r>
+      <w:r>
+        <w:rPr>
+          <w:i/>
+          <w:iCs/>
+          <w:lang w:val="es-CL"/>
+        </w:rPr>
+        <w:t>Mi Refugio App</w:t>
+      </w:r>
+      <w:r>
+        <w:rPr>
+          <w:lang w:val="es-CL"/>
+        </w:rPr>
+        <w:t>).</w:t>
+      </w:r>
+    </w:p>
+    <w:p>
+      <w:pPr>
+        <w:pStyle w:val="Textbody"/>
+        <w:numPr>
+          <w:ilvl w:val="0"/>
+          <w:numId w:val="7"/>
+        </w:numPr>
+        <w:rPr>
+          <w:lang w:val="es-CL"/>
+        </w:rPr>
+      </w:pPr>
+      <w:r>
+        <w:rPr>
+          <w:lang w:val="es-CL"/>
+        </w:rPr>
+        <w:t>Uso de la plataforma web (</w:t>
+      </w:r>
+      <w:r>
+        <w:rPr>
+          <w:i/>
+          <w:iCs/>
+          <w:lang w:val="es-CL"/>
+        </w:rPr>
+        <w:t>Mi Refugio Web</w:t>
+      </w:r>
+      <w:r>
+        <w:rPr>
+          <w:lang w:val="es-CL"/>
+        </w:rPr>
+        <w:t>).</w:t>
+      </w:r>
+    </w:p>
+    <w:p>
+      <w:pPr>
+        <w:pStyle w:val="Textbody"/>
+        <w:numPr>
+          <w:ilvl w:val="0"/>
+          <w:numId w:val="7"/>
+        </w:numPr>
+        <w:rPr>
+          <w:lang w:val="es-CL"/>
+        </w:rPr>
+      </w:pPr>
+      <w:r>
+        <w:rPr>
+          <w:lang w:val="es-CL"/>
+        </w:rPr>
+        <w:t>Uso de la aplicación de escritorio (</w:t>
+      </w:r>
+      <w:r>
+        <w:rPr>
+          <w:i/>
+          <w:iCs/>
+          <w:lang w:val="es-CL"/>
+        </w:rPr>
+        <w:t>Mi Refugio Desk</w:t>
+      </w:r>
+      <w:r>
+        <w:rPr>
+          <w:lang w:val="es-CL"/>
+        </w:rPr>
+        <w:t>).</w:t>
+      </w:r>
+    </w:p>
+    <w:p>
+      <w:pPr>
+        <w:pStyle w:val="Textbody"/>
+        <w:numPr>
+          <w:ilvl w:val="0"/>
+          <w:numId w:val="7"/>
+        </w:numPr>
+        <w:rPr>
+          <w:lang w:val="es-CL"/>
+        </w:rPr>
+      </w:pPr>
+      <w:r>
+        <w:rPr>
+          <w:lang w:val="es-CL"/>
+        </w:rPr>
+        <w:t>Registro emocional.</w:t>
+      </w:r>
+    </w:p>
+    <w:p>
+      <w:pPr>
+        <w:pStyle w:val="Textbody"/>
+        <w:numPr>
+          <w:ilvl w:val="0"/>
+          <w:numId w:val="7"/>
+        </w:numPr>
+        <w:rPr>
+          <w:lang w:val="es-CL"/>
+        </w:rPr>
+      </w:pPr>
+      <w:r>
+        <w:rPr>
+          <w:lang w:val="es-CL"/>
+        </w:rPr>
+        <w:t>Interacción con el chatbot.</w:t>
+      </w:r>
+    </w:p>
+    <w:p>
+      <w:pPr>
+        <w:pStyle w:val="Textbody"/>
+        <w:numPr>
+          <w:ilvl w:val="0"/>
+          <w:numId w:val="7"/>
+        </w:numPr>
+        <w:rPr>
+          <w:lang w:val="es-CL"/>
+        </w:rPr>
+      </w:pPr>
+      <w:r>
+        <w:rPr>
+          <w:lang w:val="es-CL"/>
+        </w:rPr>
+        <w:t>Visualización de recomendaciones personalizadas.</w:t>
+      </w:r>
+    </w:p>
+    <w:p>
+      <w:pPr>
+        <w:pStyle w:val="Textbody"/>
+        <w:numPr>
+          <w:ilvl w:val="0"/>
+          <w:numId w:val="7"/>
+        </w:numPr>
+        <w:rPr>
+          <w:lang w:val="es-CL"/>
+        </w:rPr>
+      </w:pPr>
+      <w:r>
+        <w:rPr>
+          <w:lang w:val="es-CL"/>
+        </w:rPr>
+        <w:t>Navegación general del sistema.</w:t>
+      </w:r>
+    </w:p>
+    <w:p>
+      <w:pPr>
+        <w:pStyle w:val="Textbody"/>
+        <w:rPr>
+          <w:lang w:val="es-CL"/>
+        </w:rPr>
+      </w:pPr>
+      <w:r>
+        <w:rPr>
+          <w:lang w:val="es-CL"/>
+        </w:rPr>
+        <w:t>No se contempla documentación interna para administradores ni manual técnico.</w:t>
+      </w:r>
+    </w:p>
+    <w:p>
+      <w:pPr>
+        <w:pStyle w:val="Textbody"/>
         <w:rPr>
           <w:rFonts w:hint="eastAsia"/>
-        </w:rPr>
-      </w:pPr>
-      <w:bookmarkStart w:id="3" w:name="__RefHeading__810_995473275"/>
-      <w:bookmarkStart w:id="4" w:name="_Toc498766212"/>
-      <w:bookmarkEnd w:id="3"/>
-      <w:r>
-        <w:t>Objetivo</w:t>
-      </w:r>
-      <w:bookmarkEnd w:id="4"/>
+          <w:lang w:val="es-CL"/>
+        </w:rPr>
+      </w:pPr>
     </w:p>
     <w:p>
       <w:pPr>
         <w:pStyle w:val="Standard"/>
         <w:jc w:val="both"/>
         <w:rPr>
-          <w:rFonts w:hint="eastAsia"/>
+          <w:rFonts w:ascii="Times New Roman" w:hAnsi="Times New Roman" w:cs="Times New Roman"/>
         </w:rPr>
       </w:pPr>
     </w:p>
@@ -1919,23 +2362,11 @@
         <w:pStyle w:val="Standard"/>
         <w:jc w:val="both"/>
         <w:rPr>
-          <w:rFonts w:hint="eastAsia"/>
-        </w:rPr>
-      </w:pPr>
-    </w:p>
-    <w:p>
-      <w:pPr>
-        <w:pStyle w:val="Ttulo2"/>
-        <w:rPr>
-          <w:rFonts w:hint="eastAsia"/>
-        </w:rPr>
-      </w:pPr>
-      <w:bookmarkStart w:id="5" w:name="__RefHeading__812_995473275"/>
-      <w:bookmarkStart w:id="6" w:name="_Toc498766213"/>
-      <w:bookmarkEnd w:id="5"/>
-      <w:r>
-        <w:t>Alcance</w:t>
-      </w:r>
+          <w:rFonts w:ascii="Times New Roman" w:hAnsi="Times New Roman" w:cs="Times New Roman"/>
+          <w:sz w:val="22"/>
+        </w:rPr>
+      </w:pPr>
+      <w:bookmarkStart w:id="6" w:name="__RefHeading__814_995473275"/>
       <w:bookmarkEnd w:id="6"/>
     </w:p>
     <w:p>
@@ -1943,129 +2374,1156 @@
         <w:pStyle w:val="Standard"/>
         <w:jc w:val="both"/>
         <w:rPr>
-          <w:rFonts w:hint="eastAsia"/>
-        </w:rPr>
-      </w:pPr>
+          <w:rFonts w:ascii="Times New Roman" w:hAnsi="Times New Roman" w:cs="Times New Roman"/>
+          <w:sz w:val="22"/>
+        </w:rPr>
+      </w:pPr>
+    </w:p>
+    <w:p>
+      <w:pPr>
+        <w:pStyle w:val="Ttulo1"/>
+        <w:jc w:val="both"/>
+        <w:rPr>
+          <w:rFonts w:ascii="Times New Roman" w:hAnsi="Times New Roman" w:cs="Times New Roman"/>
+        </w:rPr>
+      </w:pPr>
+      <w:bookmarkStart w:id="7" w:name="_Toc498766214"/>
+      <w:r>
+        <w:rPr>
+          <w:rFonts w:ascii="Times New Roman" w:hAnsi="Times New Roman" w:cs="Times New Roman"/>
+        </w:rPr>
+        <w:lastRenderedPageBreak/>
+        <w:t>Módulos del sistema</w:t>
+      </w:r>
+      <w:bookmarkEnd w:id="7"/>
+    </w:p>
+    <w:p>
+      <w:pPr>
+        <w:pStyle w:val="Textbody"/>
+        <w:rPr>
+          <w:rFonts w:ascii="Times New Roman" w:hAnsi="Times New Roman" w:cs="Times New Roman"/>
+          <w:sz w:val="24"/>
+        </w:rPr>
+      </w:pPr>
+      <w:r>
+        <w:rPr>
+          <w:rFonts w:ascii="Times New Roman" w:hAnsi="Times New Roman" w:cs="Times New Roman"/>
+          <w:sz w:val="24"/>
+        </w:rPr>
+        <w:t xml:space="preserve">A </w:t>
+      </w:r>
+      <w:r>
+        <w:rPr>
+          <w:rFonts w:ascii="Times New Roman" w:hAnsi="Times New Roman" w:cs="Times New Roman"/>
+          <w:sz w:val="24"/>
+        </w:rPr>
+        <w:t>continuación,</w:t>
+      </w:r>
+      <w:r>
+        <w:rPr>
+          <w:rFonts w:ascii="Times New Roman" w:hAnsi="Times New Roman" w:cs="Times New Roman"/>
+          <w:sz w:val="24"/>
+        </w:rPr>
+        <w:t xml:space="preserve"> se describen los módulos principales presentes en las plataformas Mi Refugio, junto con su propósito, funcionalidades y flujo de navegación.</w:t>
+      </w:r>
+    </w:p>
+    <w:p>
+      <w:pPr>
+        <w:pStyle w:val="Ttulo2"/>
+        <w:jc w:val="both"/>
+        <w:rPr>
+          <w:rFonts w:ascii="Times New Roman" w:hAnsi="Times New Roman" w:cs="Times New Roman"/>
+        </w:rPr>
+      </w:pPr>
+      <w:bookmarkStart w:id="8" w:name="_Toc498766215"/>
+      <w:r>
+        <w:rPr>
+          <w:rFonts w:ascii="Times New Roman" w:hAnsi="Times New Roman" w:cs="Times New Roman"/>
+        </w:rPr>
+        <w:t xml:space="preserve">Módulo </w:t>
+      </w:r>
+      <w:bookmarkEnd w:id="8"/>
+      <w:r>
+        <w:rPr>
+          <w:rFonts w:ascii="Times New Roman" w:hAnsi="Times New Roman" w:cs="Times New Roman"/>
+        </w:rPr>
+        <w:t>de Registro Emocional</w:t>
+      </w:r>
+      <w:r>
+        <w:rPr>
+          <w:rFonts w:ascii="Times New Roman" w:hAnsi="Times New Roman" w:cs="Times New Roman"/>
+        </w:rPr>
+        <w:t xml:space="preserve"> </w:t>
+      </w:r>
+    </w:p>
+    <w:p>
+      <w:pPr>
+        <w:pStyle w:val="Textbody"/>
+        <w:rPr>
+          <w:rFonts w:ascii="Times New Roman" w:hAnsi="Times New Roman" w:cs="Times New Roman"/>
+          <w:sz w:val="24"/>
+        </w:rPr>
+      </w:pPr>
+      <w:r>
+        <w:rPr>
+          <w:rFonts w:ascii="Times New Roman" w:hAnsi="Times New Roman" w:cs="Times New Roman"/>
+          <w:sz w:val="24"/>
+        </w:rPr>
+        <w:t>Permitir que el usuario registre su estado emocional diario, almacenando sus entradas en la base de datos PostgreSQL alojada en AWS RDS.</w:t>
+      </w:r>
+    </w:p>
+    <w:p>
+      <w:pPr>
+        <w:pStyle w:val="Textbody"/>
+        <w:rPr>
+          <w:rFonts w:ascii="Times New Roman" w:hAnsi="Times New Roman" w:cs="Times New Roman"/>
+          <w:sz w:val="24"/>
+          <w:lang w:val="es-CL"/>
+        </w:rPr>
+      </w:pPr>
+      <w:r>
+        <w:rPr>
+          <w:rFonts w:ascii="Times New Roman" w:hAnsi="Times New Roman" w:cs="Times New Roman"/>
+          <w:sz w:val="24"/>
+          <w:lang w:val="es-CL"/>
+        </w:rPr>
+        <w:t>Flujo del módulo</w:t>
+      </w:r>
+      <w:r>
+        <w:rPr>
+          <w:rFonts w:ascii="Times New Roman" w:hAnsi="Times New Roman" w:cs="Times New Roman"/>
+          <w:sz w:val="24"/>
+          <w:lang w:val="es-CL"/>
+        </w:rPr>
+        <w:t>:</w:t>
+      </w:r>
+    </w:p>
+    <w:p>
+      <w:pPr>
+        <w:pStyle w:val="Textbody"/>
+        <w:numPr>
+          <w:ilvl w:val="0"/>
+          <w:numId w:val="9"/>
+        </w:numPr>
+        <w:rPr>
+          <w:rFonts w:ascii="Times New Roman" w:hAnsi="Times New Roman" w:cs="Times New Roman"/>
+          <w:sz w:val="24"/>
+          <w:lang w:val="es-CL"/>
+        </w:rPr>
+      </w:pPr>
+      <w:r>
+        <w:rPr>
+          <w:rFonts w:ascii="Times New Roman" w:hAnsi="Times New Roman" w:cs="Times New Roman"/>
+          <w:sz w:val="24"/>
+          <w:lang w:val="es-CL"/>
+        </w:rPr>
+        <w:t>Desde el menú principal, seleccionar "Registrar Emoción".</w:t>
+      </w:r>
+    </w:p>
+    <w:p>
+      <w:pPr>
+        <w:pStyle w:val="Textbody"/>
+        <w:numPr>
+          <w:ilvl w:val="0"/>
+          <w:numId w:val="9"/>
+        </w:numPr>
+        <w:rPr>
+          <w:rFonts w:ascii="Times New Roman" w:hAnsi="Times New Roman" w:cs="Times New Roman"/>
+          <w:sz w:val="24"/>
+          <w:lang w:val="es-CL"/>
+        </w:rPr>
+      </w:pPr>
+      <w:r>
+        <w:rPr>
+          <w:rFonts w:ascii="Times New Roman" w:hAnsi="Times New Roman" w:cs="Times New Roman"/>
+          <w:sz w:val="24"/>
+          <w:lang w:val="es-CL"/>
+        </w:rPr>
+        <w:t>Elegir el estado emocional entre diversas opciones.</w:t>
+      </w:r>
+    </w:p>
+    <w:p>
+      <w:pPr>
+        <w:pStyle w:val="Textbody"/>
+        <w:numPr>
+          <w:ilvl w:val="0"/>
+          <w:numId w:val="9"/>
+        </w:numPr>
+        <w:rPr>
+          <w:rFonts w:ascii="Times New Roman" w:hAnsi="Times New Roman" w:cs="Times New Roman"/>
+          <w:sz w:val="24"/>
+          <w:lang w:val="es-CL"/>
+        </w:rPr>
+      </w:pPr>
+      <w:r>
+        <w:rPr>
+          <w:rFonts w:ascii="Times New Roman" w:hAnsi="Times New Roman" w:cs="Times New Roman"/>
+          <w:sz w:val="24"/>
+          <w:lang w:val="es-CL"/>
+        </w:rPr>
+        <w:t>Agregar comentario opcional.</w:t>
+      </w:r>
+    </w:p>
+    <w:p>
+      <w:pPr>
+        <w:pStyle w:val="Textbody"/>
+        <w:numPr>
+          <w:ilvl w:val="0"/>
+          <w:numId w:val="9"/>
+        </w:numPr>
+        <w:rPr>
+          <w:rFonts w:ascii="Times New Roman" w:hAnsi="Times New Roman" w:cs="Times New Roman"/>
+          <w:sz w:val="24"/>
+          <w:lang w:val="es-CL"/>
+        </w:rPr>
+      </w:pPr>
+      <w:r>
+        <w:rPr>
+          <w:rFonts w:ascii="Times New Roman" w:hAnsi="Times New Roman" w:cs="Times New Roman"/>
+          <w:sz w:val="24"/>
+          <w:lang w:val="es-CL"/>
+        </w:rPr>
+        <w:t>Enviar registro.</w:t>
+      </w:r>
+    </w:p>
+    <w:p>
+      <w:pPr>
+        <w:pStyle w:val="Textbody"/>
+        <w:numPr>
+          <w:ilvl w:val="0"/>
+          <w:numId w:val="9"/>
+        </w:numPr>
+        <w:rPr>
+          <w:rFonts w:ascii="Times New Roman" w:hAnsi="Times New Roman" w:cs="Times New Roman"/>
+          <w:sz w:val="24"/>
+          <w:lang w:val="es-CL"/>
+        </w:rPr>
+      </w:pPr>
+      <w:r>
+        <w:rPr>
+          <w:rFonts w:ascii="Times New Roman" w:hAnsi="Times New Roman" w:cs="Times New Roman"/>
+          <w:sz w:val="24"/>
+          <w:lang w:val="es-CL"/>
+        </w:rPr>
+        <w:t>La emoción queda guardada en AWS RDS y vinculada al usuario.</w:t>
+      </w:r>
+    </w:p>
+    <w:p>
+      <w:pPr>
+        <w:pStyle w:val="Ttulo2"/>
+        <w:jc w:val="both"/>
+        <w:rPr>
+          <w:rFonts w:ascii="Times New Roman" w:hAnsi="Times New Roman" w:cs="Times New Roman"/>
+        </w:rPr>
+      </w:pPr>
+      <w:r>
+        <w:rPr>
+          <w:rFonts w:ascii="Times New Roman" w:hAnsi="Times New Roman" w:cs="Times New Roman"/>
+        </w:rPr>
+        <w:t xml:space="preserve">Módulo </w:t>
+      </w:r>
+      <w:r>
+        <w:rPr>
+          <w:rFonts w:ascii="Times New Roman" w:hAnsi="Times New Roman" w:cs="Times New Roman"/>
+        </w:rPr>
+        <w:t xml:space="preserve">de Historial </w:t>
+      </w:r>
+    </w:p>
+    <w:p>
+      <w:pPr>
+        <w:pStyle w:val="Textbody"/>
+        <w:rPr>
+          <w:rFonts w:ascii="Times New Roman" w:hAnsi="Times New Roman" w:cs="Times New Roman"/>
+          <w:sz w:val="24"/>
+          <w:lang w:val="es-CL"/>
+        </w:rPr>
+      </w:pPr>
+      <w:r>
+        <w:rPr>
+          <w:rFonts w:ascii="Times New Roman" w:hAnsi="Times New Roman" w:cs="Times New Roman"/>
+          <w:sz w:val="24"/>
+          <w:lang w:val="es-CL"/>
+        </w:rPr>
+        <w:t>Mostrar al usuario un registro consolidado de sus emociones previas y su progreso personal.</w:t>
+      </w:r>
+    </w:p>
+    <w:p>
+      <w:pPr>
+        <w:pStyle w:val="Textbody"/>
+        <w:rPr>
+          <w:rFonts w:ascii="Times New Roman" w:hAnsi="Times New Roman" w:cs="Times New Roman"/>
+          <w:sz w:val="24"/>
+          <w:lang w:val="es-CL"/>
+        </w:rPr>
+      </w:pPr>
+      <w:r>
+        <w:rPr>
+          <w:rFonts w:ascii="Times New Roman" w:hAnsi="Times New Roman" w:cs="Times New Roman"/>
+          <w:sz w:val="24"/>
+          <w:lang w:val="es-CL"/>
+        </w:rPr>
+        <w:t>Flujo</w:t>
+      </w:r>
+    </w:p>
+    <w:p>
+      <w:pPr>
+        <w:pStyle w:val="Textbody"/>
+        <w:numPr>
+          <w:ilvl w:val="0"/>
+          <w:numId w:val="10"/>
+        </w:numPr>
+        <w:rPr>
+          <w:rFonts w:ascii="Times New Roman" w:hAnsi="Times New Roman" w:cs="Times New Roman"/>
+          <w:sz w:val="24"/>
+          <w:lang w:val="es-CL"/>
+        </w:rPr>
+      </w:pPr>
+      <w:r>
+        <w:rPr>
+          <w:rFonts w:ascii="Times New Roman" w:hAnsi="Times New Roman" w:cs="Times New Roman"/>
+          <w:sz w:val="24"/>
+          <w:lang w:val="es-CL"/>
+        </w:rPr>
+        <w:t>Ingresar a la sección "Historial".</w:t>
+      </w:r>
+    </w:p>
+    <w:p>
+      <w:pPr>
+        <w:pStyle w:val="Textbody"/>
+        <w:numPr>
+          <w:ilvl w:val="0"/>
+          <w:numId w:val="10"/>
+        </w:numPr>
+        <w:rPr>
+          <w:rFonts w:ascii="Times New Roman" w:hAnsi="Times New Roman" w:cs="Times New Roman"/>
+          <w:sz w:val="24"/>
+          <w:lang w:val="es-CL"/>
+        </w:rPr>
+      </w:pPr>
+      <w:r>
+        <w:rPr>
+          <w:rFonts w:ascii="Times New Roman" w:hAnsi="Times New Roman" w:cs="Times New Roman"/>
+          <w:sz w:val="24"/>
+          <w:lang w:val="es-CL"/>
+        </w:rPr>
+        <w:t>El sistema consulta los datos en la API (NestJS) → AWS RDS.</w:t>
+      </w:r>
+    </w:p>
+    <w:p>
+      <w:pPr>
+        <w:pStyle w:val="Textbody"/>
+        <w:numPr>
+          <w:ilvl w:val="0"/>
+          <w:numId w:val="10"/>
+        </w:numPr>
+        <w:rPr>
+          <w:rFonts w:ascii="Times New Roman" w:hAnsi="Times New Roman" w:cs="Times New Roman" w:hint="eastAsia"/>
+          <w:sz w:val="24"/>
+          <w:lang w:val="es-CL"/>
+        </w:rPr>
+      </w:pPr>
+      <w:r>
+        <w:rPr>
+          <w:rFonts w:ascii="Times New Roman" w:hAnsi="Times New Roman" w:cs="Times New Roman"/>
+          <w:sz w:val="24"/>
+          <w:lang w:val="es-CL"/>
+        </w:rPr>
+        <w:t>Se muestra la lista de emociones registradas.</w:t>
+      </w:r>
+    </w:p>
+    <w:p>
+      <w:pPr>
+        <w:pStyle w:val="Ttulo2"/>
+        <w:jc w:val="both"/>
+        <w:rPr>
+          <w:rFonts w:ascii="Times New Roman" w:hAnsi="Times New Roman" w:cs="Times New Roman"/>
+        </w:rPr>
+      </w:pPr>
+      <w:r>
+        <w:rPr>
+          <w:rFonts w:ascii="Times New Roman" w:hAnsi="Times New Roman" w:cs="Times New Roman"/>
+        </w:rPr>
+        <w:t xml:space="preserve">Módulo </w:t>
+      </w:r>
+      <w:r>
+        <w:rPr>
+          <w:rFonts w:ascii="Times New Roman" w:hAnsi="Times New Roman" w:cs="Times New Roman"/>
+        </w:rPr>
+        <w:t>de Chatbot</w:t>
+      </w:r>
+    </w:p>
+    <w:p>
+      <w:pPr>
+        <w:pStyle w:val="Textbody"/>
+        <w:rPr>
+          <w:rFonts w:ascii="Times New Roman" w:hAnsi="Times New Roman" w:cs="Times New Roman"/>
+          <w:sz w:val="24"/>
+          <w:lang w:val="es-CL"/>
+        </w:rPr>
+      </w:pPr>
+      <w:r>
+        <w:rPr>
+          <w:rFonts w:ascii="Times New Roman" w:hAnsi="Times New Roman" w:cs="Times New Roman"/>
+          <w:sz w:val="24"/>
+          <w:lang w:val="es-CL"/>
+        </w:rPr>
+        <w:t>Ofrecer un acompañamiento conversacional utilizando un asistente empático, orientado al bienestar del usuario.</w:t>
+      </w:r>
+    </w:p>
+    <w:p>
+      <w:pPr>
+        <w:pStyle w:val="Textbody"/>
+        <w:rPr>
+          <w:rFonts w:ascii="Times New Roman" w:hAnsi="Times New Roman" w:cs="Times New Roman"/>
+          <w:sz w:val="24"/>
+          <w:lang w:val="es-CL"/>
+        </w:rPr>
+      </w:pPr>
+      <w:r>
+        <w:rPr>
+          <w:rFonts w:ascii="Times New Roman" w:hAnsi="Times New Roman" w:cs="Times New Roman"/>
+          <w:sz w:val="24"/>
+          <w:lang w:val="es-CL"/>
+        </w:rPr>
+        <w:t>Flujo</w:t>
+      </w:r>
+    </w:p>
+    <w:p>
+      <w:pPr>
+        <w:pStyle w:val="Textbody"/>
+        <w:numPr>
+          <w:ilvl w:val="0"/>
+          <w:numId w:val="11"/>
+        </w:numPr>
+        <w:rPr>
+          <w:rFonts w:ascii="Times New Roman" w:hAnsi="Times New Roman" w:cs="Times New Roman"/>
+          <w:sz w:val="24"/>
+          <w:lang w:val="es-CL"/>
+        </w:rPr>
+      </w:pPr>
+      <w:r>
+        <w:rPr>
+          <w:rFonts w:ascii="Times New Roman" w:hAnsi="Times New Roman" w:cs="Times New Roman"/>
+          <w:sz w:val="24"/>
+          <w:lang w:val="es-CL"/>
+        </w:rPr>
+        <w:t>Seleccionar “Chatbot” en App.</w:t>
+      </w:r>
+    </w:p>
+    <w:p>
+      <w:pPr>
+        <w:pStyle w:val="Textbody"/>
+        <w:numPr>
+          <w:ilvl w:val="0"/>
+          <w:numId w:val="11"/>
+        </w:numPr>
+        <w:rPr>
+          <w:rFonts w:ascii="Times New Roman" w:hAnsi="Times New Roman" w:cs="Times New Roman"/>
+          <w:sz w:val="24"/>
+          <w:lang w:val="es-CL"/>
+        </w:rPr>
+      </w:pPr>
+      <w:r>
+        <w:rPr>
+          <w:rFonts w:ascii="Times New Roman" w:hAnsi="Times New Roman" w:cs="Times New Roman"/>
+          <w:sz w:val="24"/>
+          <w:lang w:val="es-CL"/>
+        </w:rPr>
+        <w:t>Escribir mensaje o inquietud.</w:t>
+      </w:r>
+    </w:p>
+    <w:p>
+      <w:pPr>
+        <w:pStyle w:val="Textbody"/>
+        <w:numPr>
+          <w:ilvl w:val="0"/>
+          <w:numId w:val="11"/>
+        </w:numPr>
+        <w:rPr>
+          <w:rFonts w:ascii="Times New Roman" w:hAnsi="Times New Roman" w:cs="Times New Roman"/>
+          <w:sz w:val="24"/>
+          <w:lang w:val="es-CL"/>
+        </w:rPr>
+      </w:pPr>
+      <w:r>
+        <w:rPr>
+          <w:rFonts w:ascii="Times New Roman" w:hAnsi="Times New Roman" w:cs="Times New Roman"/>
+          <w:sz w:val="24"/>
+          <w:lang w:val="es-CL"/>
+        </w:rPr>
+        <w:t>El sistema responde mediante lógica conversacional predefinida.</w:t>
+      </w:r>
+    </w:p>
+    <w:p>
+      <w:pPr>
+        <w:pStyle w:val="Textbody"/>
+        <w:numPr>
+          <w:ilvl w:val="0"/>
+          <w:numId w:val="11"/>
+        </w:numPr>
+        <w:rPr>
+          <w:rFonts w:ascii="Times New Roman" w:hAnsi="Times New Roman" w:cs="Times New Roman" w:hint="eastAsia"/>
+          <w:sz w:val="24"/>
+          <w:lang w:val="es-CL"/>
+        </w:rPr>
+      </w:pPr>
+      <w:r>
+        <w:rPr>
+          <w:rFonts w:ascii="Times New Roman" w:hAnsi="Times New Roman" w:cs="Times New Roman"/>
+          <w:sz w:val="24"/>
+          <w:lang w:val="es-CL"/>
+        </w:rPr>
+        <w:t>Se mantiene un diálogo libre para apoyo emocional básico.</w:t>
+      </w:r>
+    </w:p>
+    <w:p>
+      <w:pPr>
+        <w:pStyle w:val="Ttulo2"/>
+        <w:jc w:val="both"/>
+        <w:rPr>
+          <w:rFonts w:ascii="Times New Roman" w:hAnsi="Times New Roman" w:cs="Times New Roman"/>
+        </w:rPr>
+      </w:pPr>
+      <w:r>
+        <w:rPr>
+          <w:rFonts w:ascii="Times New Roman" w:hAnsi="Times New Roman" w:cs="Times New Roman"/>
+        </w:rPr>
+        <w:t xml:space="preserve">Módulo </w:t>
+      </w:r>
+      <w:r>
+        <w:rPr>
+          <w:rFonts w:ascii="Times New Roman" w:hAnsi="Times New Roman" w:cs="Times New Roman"/>
+        </w:rPr>
+        <w:t>de Recomendaciones</w:t>
+      </w:r>
+    </w:p>
+    <w:p>
+      <w:pPr>
+        <w:pStyle w:val="Textbody"/>
+        <w:rPr>
+          <w:rFonts w:ascii="Times New Roman" w:hAnsi="Times New Roman" w:cs="Times New Roman"/>
+          <w:sz w:val="24"/>
+          <w:lang w:val="es-CL"/>
+        </w:rPr>
+      </w:pPr>
+      <w:r>
+        <w:rPr>
+          <w:rFonts w:ascii="Times New Roman" w:hAnsi="Times New Roman" w:cs="Times New Roman"/>
+          <w:sz w:val="24"/>
+          <w:lang w:val="es-CL"/>
+        </w:rPr>
+        <w:t>Entregar sugerencias personalizadas basadas en patrones emocionales detectados mediante un modelo de Machine Learning.</w:t>
+      </w:r>
+    </w:p>
+    <w:p>
+      <w:pPr>
+        <w:pStyle w:val="Textbody"/>
+        <w:rPr>
+          <w:rFonts w:ascii="Times New Roman" w:hAnsi="Times New Roman" w:cs="Times New Roman"/>
+          <w:sz w:val="24"/>
+          <w:lang w:val="es-CL"/>
+        </w:rPr>
+      </w:pPr>
+      <w:r>
+        <w:rPr>
+          <w:rFonts w:ascii="Times New Roman" w:hAnsi="Times New Roman" w:cs="Times New Roman"/>
+          <w:sz w:val="24"/>
+          <w:lang w:val="es-CL"/>
+        </w:rPr>
+        <w:t>Flujo</w:t>
+      </w:r>
+    </w:p>
+    <w:p>
+      <w:pPr>
+        <w:pStyle w:val="Textbody"/>
+        <w:numPr>
+          <w:ilvl w:val="0"/>
+          <w:numId w:val="12"/>
+        </w:numPr>
+        <w:rPr>
+          <w:rFonts w:ascii="Times New Roman" w:hAnsi="Times New Roman" w:cs="Times New Roman"/>
+          <w:sz w:val="24"/>
+          <w:lang w:val="es-CL"/>
+        </w:rPr>
+      </w:pPr>
+      <w:r>
+        <w:rPr>
+          <w:rFonts w:ascii="Times New Roman" w:hAnsi="Times New Roman" w:cs="Times New Roman"/>
+          <w:sz w:val="24"/>
+          <w:lang w:val="es-CL"/>
+        </w:rPr>
+        <w:t>Al registrarse una nueva emoción, el backend envía los datos al microservicio de ML.</w:t>
+      </w:r>
+    </w:p>
+    <w:p>
+      <w:pPr>
+        <w:pStyle w:val="Textbody"/>
+        <w:numPr>
+          <w:ilvl w:val="0"/>
+          <w:numId w:val="12"/>
+        </w:numPr>
+        <w:rPr>
+          <w:rFonts w:ascii="Times New Roman" w:hAnsi="Times New Roman" w:cs="Times New Roman"/>
+          <w:sz w:val="24"/>
+          <w:lang w:val="es-CL"/>
+        </w:rPr>
+      </w:pPr>
+      <w:r>
+        <w:rPr>
+          <w:rFonts w:ascii="Times New Roman" w:hAnsi="Times New Roman" w:cs="Times New Roman"/>
+          <w:sz w:val="24"/>
+          <w:lang w:val="es-CL"/>
+        </w:rPr>
+        <w:t>El modelo analiza el historial del usuario.</w:t>
+      </w:r>
+    </w:p>
+    <w:p>
+      <w:pPr>
+        <w:pStyle w:val="Textbody"/>
+        <w:numPr>
+          <w:ilvl w:val="0"/>
+          <w:numId w:val="12"/>
+        </w:numPr>
+        <w:rPr>
+          <w:rFonts w:ascii="Times New Roman" w:hAnsi="Times New Roman" w:cs="Times New Roman"/>
+          <w:sz w:val="24"/>
+          <w:lang w:val="es-CL"/>
+        </w:rPr>
+      </w:pPr>
+      <w:r>
+        <w:rPr>
+          <w:rFonts w:ascii="Times New Roman" w:hAnsi="Times New Roman" w:cs="Times New Roman"/>
+          <w:sz w:val="24"/>
+          <w:lang w:val="es-CL"/>
+        </w:rPr>
+        <w:t xml:space="preserve">Se generan recomendaciones (por ejemplo: actividades de bienestar, descanso, </w:t>
+      </w:r>
+      <w:r>
+        <w:rPr>
+          <w:rFonts w:ascii="Times New Roman" w:hAnsi="Times New Roman" w:cs="Times New Roman"/>
+          <w:sz w:val="24"/>
+          <w:lang w:val="es-CL"/>
+        </w:rPr>
+        <w:lastRenderedPageBreak/>
+        <w:t>ejercicio suave, respiración guiada).</w:t>
+      </w:r>
+    </w:p>
+    <w:p>
+      <w:pPr>
+        <w:pStyle w:val="Textbody"/>
+        <w:numPr>
+          <w:ilvl w:val="0"/>
+          <w:numId w:val="12"/>
+        </w:numPr>
+        <w:rPr>
+          <w:rFonts w:ascii="Times New Roman" w:hAnsi="Times New Roman" w:cs="Times New Roman"/>
+          <w:sz w:val="24"/>
+          <w:lang w:val="es-CL"/>
+        </w:rPr>
+      </w:pPr>
+      <w:r>
+        <w:rPr>
+          <w:rFonts w:ascii="Times New Roman" w:hAnsi="Times New Roman" w:cs="Times New Roman"/>
+          <w:sz w:val="24"/>
+          <w:lang w:val="es-CL"/>
+        </w:rPr>
+        <w:t>La App muestra sugerencias adaptadas a cada usuario.</w:t>
+      </w:r>
+    </w:p>
+    <w:p>
+      <w:pPr>
+        <w:pStyle w:val="Ttulo2"/>
+        <w:jc w:val="both"/>
+        <w:rPr>
+          <w:rFonts w:ascii="Times New Roman" w:hAnsi="Times New Roman" w:cs="Times New Roman"/>
+        </w:rPr>
+      </w:pPr>
+      <w:r>
+        <w:rPr>
+          <w:rFonts w:ascii="Times New Roman" w:hAnsi="Times New Roman" w:cs="Times New Roman"/>
+        </w:rPr>
+        <w:t xml:space="preserve">Módulo </w:t>
+      </w:r>
+      <w:r>
+        <w:rPr>
+          <w:rFonts w:ascii="Times New Roman" w:hAnsi="Times New Roman" w:cs="Times New Roman"/>
+        </w:rPr>
+        <w:t>Informacional</w:t>
+      </w:r>
+    </w:p>
+    <w:p>
+      <w:pPr>
+        <w:pStyle w:val="Textbody"/>
+        <w:rPr>
+          <w:rFonts w:ascii="Times New Roman" w:hAnsi="Times New Roman" w:cs="Times New Roman"/>
+          <w:sz w:val="24"/>
+          <w:lang w:val="es-CL"/>
+        </w:rPr>
+      </w:pPr>
+      <w:r>
+        <w:rPr>
+          <w:rFonts w:ascii="Times New Roman" w:hAnsi="Times New Roman" w:cs="Times New Roman"/>
+          <w:sz w:val="24"/>
+          <w:lang w:val="es-CL"/>
+        </w:rPr>
+        <w:t xml:space="preserve">Brindar información general sobre el proyecto, acceso rápido a recursos, </w:t>
+      </w:r>
+      <w:proofErr w:type="spellStart"/>
+      <w:r>
+        <w:rPr>
+          <w:rFonts w:ascii="Times New Roman" w:hAnsi="Times New Roman" w:cs="Times New Roman"/>
+          <w:sz w:val="24"/>
+          <w:lang w:val="es-CL"/>
+        </w:rPr>
+        <w:t>login</w:t>
+      </w:r>
+      <w:proofErr w:type="spellEnd"/>
+      <w:r>
+        <w:rPr>
+          <w:rFonts w:ascii="Times New Roman" w:hAnsi="Times New Roman" w:cs="Times New Roman"/>
+          <w:sz w:val="24"/>
+          <w:lang w:val="es-CL"/>
+        </w:rPr>
+        <w:t>, y material complementario.</w:t>
+      </w:r>
+    </w:p>
+    <w:p>
+      <w:pPr>
+        <w:pStyle w:val="Textbody"/>
+        <w:rPr>
+          <w:rFonts w:ascii="Times New Roman" w:hAnsi="Times New Roman" w:cs="Times New Roman"/>
+          <w:sz w:val="24"/>
+          <w:lang w:val="es-CL"/>
+        </w:rPr>
+      </w:pPr>
+      <w:r>
+        <w:rPr>
+          <w:rFonts w:ascii="Times New Roman" w:hAnsi="Times New Roman" w:cs="Times New Roman"/>
+          <w:sz w:val="24"/>
+          <w:lang w:val="es-CL"/>
+        </w:rPr>
+        <w:t>Flujo</w:t>
+      </w:r>
+    </w:p>
+    <w:p>
+      <w:pPr>
+        <w:pStyle w:val="Textbody"/>
+        <w:numPr>
+          <w:ilvl w:val="0"/>
+          <w:numId w:val="13"/>
+        </w:numPr>
+        <w:rPr>
+          <w:rFonts w:ascii="Times New Roman" w:hAnsi="Times New Roman" w:cs="Times New Roman"/>
+          <w:sz w:val="24"/>
+          <w:lang w:val="es-CL"/>
+        </w:rPr>
+      </w:pPr>
+      <w:r>
+        <w:rPr>
+          <w:rFonts w:ascii="Times New Roman" w:hAnsi="Times New Roman" w:cs="Times New Roman"/>
+          <w:sz w:val="24"/>
+          <w:lang w:val="es-CL"/>
+        </w:rPr>
+        <w:t>Ingresar al dominio de Mi Refugio en Render.</w:t>
+      </w:r>
+    </w:p>
+    <w:p>
+      <w:pPr>
+        <w:pStyle w:val="Textbody"/>
+        <w:numPr>
+          <w:ilvl w:val="0"/>
+          <w:numId w:val="13"/>
+        </w:numPr>
+        <w:rPr>
+          <w:rFonts w:ascii="Times New Roman" w:hAnsi="Times New Roman" w:cs="Times New Roman"/>
+          <w:sz w:val="24"/>
+          <w:lang w:val="es-CL"/>
+        </w:rPr>
+      </w:pPr>
+      <w:r>
+        <w:rPr>
+          <w:rFonts w:ascii="Times New Roman" w:hAnsi="Times New Roman" w:cs="Times New Roman"/>
+          <w:sz w:val="24"/>
+          <w:lang w:val="es-CL"/>
+        </w:rPr>
+        <w:t>Navegar mediante el menú principal.</w:t>
+      </w:r>
+    </w:p>
+    <w:p>
+      <w:pPr>
+        <w:pStyle w:val="Textbody"/>
+        <w:numPr>
+          <w:ilvl w:val="0"/>
+          <w:numId w:val="13"/>
+        </w:numPr>
+        <w:rPr>
+          <w:rFonts w:ascii="Times New Roman" w:hAnsi="Times New Roman" w:cs="Times New Roman" w:hint="eastAsia"/>
+          <w:sz w:val="24"/>
+          <w:lang w:val="es-CL"/>
+        </w:rPr>
+      </w:pPr>
+      <w:r>
+        <w:rPr>
+          <w:rFonts w:ascii="Times New Roman" w:hAnsi="Times New Roman" w:cs="Times New Roman"/>
+          <w:sz w:val="24"/>
+          <w:lang w:val="es-CL"/>
+        </w:rPr>
+        <w:t>Consultar información, recursos y enlaces hacia las funcionalidades principales.</w:t>
+      </w:r>
+    </w:p>
+    <w:p>
+      <w:pPr>
+        <w:pStyle w:val="Ttulo2"/>
+        <w:jc w:val="both"/>
+        <w:rPr>
+          <w:rFonts w:ascii="Times New Roman" w:hAnsi="Times New Roman" w:cs="Times New Roman"/>
+        </w:rPr>
+      </w:pPr>
+      <w:r>
+        <w:rPr>
+          <w:rFonts w:ascii="Times New Roman" w:hAnsi="Times New Roman" w:cs="Times New Roman"/>
+        </w:rPr>
+        <w:t xml:space="preserve">Módulo </w:t>
+      </w:r>
+      <w:r>
+        <w:rPr>
+          <w:rFonts w:ascii="Times New Roman" w:hAnsi="Times New Roman" w:cs="Times New Roman"/>
+        </w:rPr>
+        <w:t>de Navegación General</w:t>
+      </w:r>
+    </w:p>
+    <w:p>
+      <w:pPr>
+        <w:pStyle w:val="Textbody"/>
+        <w:rPr>
+          <w:b/>
+          <w:bCs/>
+          <w:lang w:val="es-CL"/>
+        </w:rPr>
+      </w:pPr>
+      <w:r>
+        <w:rPr>
+          <w:b/>
+          <w:bCs/>
+          <w:lang w:val="es-CL"/>
+        </w:rPr>
+        <w:t>APP</w:t>
+      </w:r>
+    </w:p>
+    <w:p>
+      <w:pPr>
+        <w:pStyle w:val="Textbody"/>
+        <w:numPr>
+          <w:ilvl w:val="0"/>
+          <w:numId w:val="14"/>
+        </w:numPr>
+        <w:rPr>
+          <w:lang w:val="es-CL"/>
+        </w:rPr>
+      </w:pPr>
+      <w:r>
+        <w:rPr>
+          <w:lang w:val="es-CL"/>
+        </w:rPr>
+        <w:t>Registro emocional</w:t>
+      </w:r>
+    </w:p>
+    <w:p>
+      <w:pPr>
+        <w:pStyle w:val="Textbody"/>
+        <w:numPr>
+          <w:ilvl w:val="0"/>
+          <w:numId w:val="14"/>
+        </w:numPr>
+        <w:rPr>
+          <w:lang w:val="es-CL"/>
+        </w:rPr>
+      </w:pPr>
+      <w:r>
+        <w:rPr>
+          <w:lang w:val="es-CL"/>
+        </w:rPr>
+        <w:t>Historial</w:t>
+      </w:r>
+    </w:p>
+    <w:p>
+      <w:pPr>
+        <w:pStyle w:val="Textbody"/>
+        <w:numPr>
+          <w:ilvl w:val="0"/>
+          <w:numId w:val="14"/>
+        </w:numPr>
+        <w:rPr>
+          <w:lang w:val="es-CL"/>
+        </w:rPr>
+      </w:pPr>
+      <w:r>
+        <w:rPr>
+          <w:lang w:val="es-CL"/>
+        </w:rPr>
+        <w:t>Chatbot</w:t>
+      </w:r>
+    </w:p>
+    <w:p>
+      <w:pPr>
+        <w:pStyle w:val="Textbody"/>
+        <w:numPr>
+          <w:ilvl w:val="0"/>
+          <w:numId w:val="14"/>
+        </w:numPr>
+        <w:rPr>
+          <w:lang w:val="es-CL"/>
+        </w:rPr>
+      </w:pPr>
+      <w:r>
+        <w:rPr>
+          <w:lang w:val="es-CL"/>
+        </w:rPr>
+        <w:t>Recomendaciones</w:t>
+      </w:r>
+    </w:p>
+    <w:p>
+      <w:pPr>
+        <w:pStyle w:val="Textbody"/>
+        <w:numPr>
+          <w:ilvl w:val="0"/>
+          <w:numId w:val="14"/>
+        </w:numPr>
+        <w:rPr>
+          <w:lang w:val="es-CL"/>
+        </w:rPr>
+      </w:pPr>
+      <w:r>
+        <w:rPr>
+          <w:lang w:val="es-CL"/>
+        </w:rPr>
+        <w:t>Perfil</w:t>
+      </w:r>
+    </w:p>
+    <w:p>
+      <w:pPr>
+        <w:pStyle w:val="Textbody"/>
+        <w:rPr>
+          <w:b/>
+          <w:bCs/>
+          <w:lang w:val="es-CL"/>
+        </w:rPr>
+      </w:pPr>
+      <w:r>
+        <w:rPr>
+          <w:b/>
+          <w:bCs/>
+          <w:lang w:val="es-CL"/>
+        </w:rPr>
+        <w:t>WEB</w:t>
+      </w:r>
+    </w:p>
+    <w:p>
+      <w:pPr>
+        <w:pStyle w:val="Textbody"/>
+        <w:numPr>
+          <w:ilvl w:val="0"/>
+          <w:numId w:val="15"/>
+        </w:numPr>
+        <w:rPr>
+          <w:lang w:val="es-CL"/>
+        </w:rPr>
+      </w:pPr>
+      <w:r>
+        <w:rPr>
+          <w:lang w:val="es-CL"/>
+        </w:rPr>
+        <w:t>Inicio</w:t>
+      </w:r>
+    </w:p>
+    <w:p>
+      <w:pPr>
+        <w:pStyle w:val="Textbody"/>
+        <w:numPr>
+          <w:ilvl w:val="0"/>
+          <w:numId w:val="15"/>
+        </w:numPr>
+        <w:rPr>
+          <w:lang w:val="es-CL"/>
+        </w:rPr>
+      </w:pPr>
+      <w:r>
+        <w:rPr>
+          <w:lang w:val="es-CL"/>
+        </w:rPr>
+        <w:t>Sobre el proyecto</w:t>
+      </w:r>
+    </w:p>
+    <w:p>
+      <w:pPr>
+        <w:pStyle w:val="Textbody"/>
+        <w:numPr>
+          <w:ilvl w:val="0"/>
+          <w:numId w:val="15"/>
+        </w:numPr>
+        <w:rPr>
+          <w:lang w:val="es-CL"/>
+        </w:rPr>
+      </w:pPr>
+      <w:r>
+        <w:rPr>
+          <w:lang w:val="es-CL"/>
+        </w:rPr>
+        <w:t>Acceso al sistema</w:t>
+      </w:r>
+    </w:p>
+    <w:p>
+      <w:pPr>
+        <w:pStyle w:val="Textbody"/>
+        <w:numPr>
+          <w:ilvl w:val="0"/>
+          <w:numId w:val="15"/>
+        </w:numPr>
+        <w:rPr>
+          <w:lang w:val="es-CL"/>
+        </w:rPr>
+      </w:pPr>
+      <w:r>
+        <w:rPr>
+          <w:lang w:val="es-CL"/>
+        </w:rPr>
+        <w:t>Sistema de donación</w:t>
+      </w:r>
+    </w:p>
+    <w:p>
+      <w:pPr>
+        <w:pStyle w:val="Textbody"/>
+        <w:numPr>
+          <w:ilvl w:val="0"/>
+          <w:numId w:val="15"/>
+        </w:numPr>
+        <w:rPr>
+          <w:lang w:val="es-CL"/>
+        </w:rPr>
+      </w:pPr>
+      <w:r>
+        <w:rPr>
+          <w:lang w:val="es-CL"/>
+        </w:rPr>
+        <w:t>Recursos informativos</w:t>
+      </w:r>
+    </w:p>
+    <w:p>
+      <w:pPr>
+        <w:pStyle w:val="Textbody"/>
+        <w:rPr>
+          <w:b/>
+          <w:bCs/>
+          <w:lang w:val="es-CL"/>
+        </w:rPr>
+      </w:pPr>
+      <w:r>
+        <w:rPr>
+          <w:b/>
+          <w:bCs/>
+          <w:lang w:val="es-CL"/>
+        </w:rPr>
+        <w:t>DESKTOP</w:t>
+      </w:r>
+    </w:p>
+    <w:p>
+      <w:pPr>
+        <w:pStyle w:val="Textbody"/>
+        <w:numPr>
+          <w:ilvl w:val="0"/>
+          <w:numId w:val="16"/>
+        </w:numPr>
+        <w:rPr>
+          <w:lang w:val="es-CL"/>
+        </w:rPr>
+      </w:pPr>
+      <w:r>
+        <w:rPr>
+          <w:lang w:val="es-CL"/>
+        </w:rPr>
+        <w:t xml:space="preserve">Visualización de datos </w:t>
+      </w:r>
+      <w:r>
+        <w:rPr>
+          <w:lang w:val="es-CL"/>
+        </w:rPr>
+        <w:t xml:space="preserve">de </w:t>
+      </w:r>
+      <w:proofErr w:type="gramStart"/>
+      <w:r>
+        <w:rPr>
+          <w:lang w:val="es-CL"/>
+        </w:rPr>
+        <w:t>app</w:t>
+      </w:r>
+      <w:proofErr w:type="gramEnd"/>
+      <w:r>
+        <w:rPr>
+          <w:lang w:val="es-CL"/>
+        </w:rPr>
+        <w:t xml:space="preserve"> y web</w:t>
+      </w:r>
+    </w:p>
+    <w:p>
+      <w:pPr>
+        <w:pStyle w:val="Textbody"/>
+        <w:numPr>
+          <w:ilvl w:val="0"/>
+          <w:numId w:val="16"/>
+        </w:numPr>
+        <w:rPr>
+          <w:lang w:val="es-CL"/>
+        </w:rPr>
+      </w:pPr>
+      <w:r>
+        <w:rPr>
+          <w:lang w:val="es-CL"/>
+        </w:rPr>
+        <w:t>Acceso rápido a funcionalidades complementarias</w:t>
+      </w:r>
+    </w:p>
+    <w:p>
+      <w:pPr>
+        <w:pStyle w:val="Ttulo1"/>
+        <w:jc w:val="both"/>
+        <w:rPr>
+          <w:rFonts w:ascii="Times New Roman" w:hAnsi="Times New Roman" w:cs="Times New Roman"/>
+        </w:rPr>
+      </w:pPr>
+      <w:bookmarkStart w:id="9" w:name="__RefHeading__834_995473275"/>
+      <w:bookmarkStart w:id="10" w:name="__RefHeading__836_995473275"/>
+      <w:bookmarkStart w:id="11" w:name="_Toc498766216"/>
+      <w:bookmarkEnd w:id="9"/>
+      <w:bookmarkEnd w:id="10"/>
+      <w:r>
+        <w:rPr>
+          <w:rFonts w:ascii="Times New Roman" w:hAnsi="Times New Roman" w:cs="Times New Roman"/>
+        </w:rPr>
+        <w:lastRenderedPageBreak/>
+        <w:t>GLOSARIO</w:t>
+      </w:r>
+      <w:bookmarkEnd w:id="11"/>
     </w:p>
     <w:p>
       <w:pPr>
         <w:pStyle w:val="Standard"/>
         <w:jc w:val="both"/>
         <w:rPr>
-          <w:rFonts w:hint="eastAsia"/>
-          <w:sz w:val="22"/>
-        </w:rPr>
-      </w:pPr>
-      <w:bookmarkStart w:id="7" w:name="__RefHeading__814_995473275"/>
-      <w:bookmarkEnd w:id="7"/>
-    </w:p>
-    <w:p>
-      <w:pPr>
-        <w:pStyle w:val="Standard"/>
-        <w:jc w:val="both"/>
-        <w:rPr>
-          <w:rFonts w:hint="eastAsia"/>
-          <w:sz w:val="22"/>
-        </w:rPr>
-      </w:pPr>
-    </w:p>
-    <w:p>
-      <w:pPr>
-        <w:pStyle w:val="Ttulo1"/>
-        <w:rPr>
-          <w:rFonts w:hint="eastAsia"/>
-        </w:rPr>
-      </w:pPr>
-      <w:bookmarkStart w:id="8" w:name="_Toc498766214"/>
-      <w:r>
-        <w:lastRenderedPageBreak/>
-        <w:t>Módulos del sistema</w:t>
-      </w:r>
-      <w:bookmarkEnd w:id="8"/>
-    </w:p>
-    <w:p>
-      <w:pPr>
-        <w:pStyle w:val="Ttulo2"/>
-        <w:rPr>
-          <w:rFonts w:hint="eastAsia"/>
-        </w:rPr>
-      </w:pPr>
-      <w:bookmarkStart w:id="9" w:name="_Toc498766215"/>
-      <w:r>
-        <w:t>Módulo XXX</w:t>
-      </w:r>
-      <w:bookmarkEnd w:id="9"/>
+          <w:rFonts w:ascii="Times New Roman" w:hAnsi="Times New Roman" w:cs="Times New Roman"/>
+        </w:rPr>
+      </w:pPr>
+      <w:r>
+        <w:rPr>
+          <w:rFonts w:ascii="Times New Roman" w:hAnsi="Times New Roman" w:cs="Times New Roman"/>
+        </w:rPr>
+        <w:t>Términos que apoyen al aprendizaje del usuario.</w:t>
+      </w:r>
     </w:p>
     <w:p>
       <w:pPr>
         <w:pStyle w:val="Textbody"/>
         <w:rPr>
-          <w:rFonts w:hint="eastAsia"/>
-        </w:rPr>
-      </w:pPr>
-    </w:p>
-    <w:p>
-      <w:pPr>
-        <w:pStyle w:val="Textbody"/>
-        <w:rPr>
-          <w:rFonts w:hint="eastAsia"/>
-        </w:rPr>
-      </w:pPr>
-      <w:r>
-        <w:t xml:space="preserve">Objetivo del módulo y usuarios que lo utilizaran, imágenes de cómo será el flujo a través de las pantallas, </w:t>
-      </w:r>
-      <w:r>
-        <w:rPr>
-          <w:b/>
-          <w:sz w:val="28"/>
-          <w:szCs w:val="28"/>
-        </w:rPr>
-        <w:t>es decir cada clic se documenta.</w:t>
-      </w:r>
-    </w:p>
-    <w:p>
-      <w:pPr>
-        <w:pStyle w:val="Textbody"/>
-        <w:rPr>
-          <w:rFonts w:hint="eastAsia"/>
-        </w:rPr>
-      </w:pPr>
-    </w:p>
-    <w:p>
-      <w:pPr>
-        <w:pStyle w:val="Ttulo1"/>
-        <w:rPr>
-          <w:rFonts w:hint="eastAsia"/>
-        </w:rPr>
-      </w:pPr>
-      <w:bookmarkStart w:id="10" w:name="__RefHeading__834_995473275"/>
-      <w:bookmarkStart w:id="11" w:name="__RefHeading__836_995473275"/>
-      <w:bookmarkStart w:id="12" w:name="_Toc498766216"/>
-      <w:bookmarkEnd w:id="10"/>
-      <w:bookmarkEnd w:id="11"/>
-      <w:r>
-        <w:lastRenderedPageBreak/>
-        <w:t>GLOSARIO</w:t>
-      </w:r>
-      <w:bookmarkEnd w:id="12"/>
-    </w:p>
-    <w:p>
-      <w:pPr>
-        <w:pStyle w:val="Standard"/>
-        <w:jc w:val="both"/>
-        <w:rPr>
-          <w:rFonts w:hint="eastAsia"/>
-        </w:rPr>
-      </w:pPr>
-      <w:r>
-        <w:t>Términos que apoyen al aprendizaje del usuario.</w:t>
-      </w:r>
-    </w:p>
-    <w:p>
-      <w:pPr>
-        <w:pStyle w:val="Textbody"/>
-        <w:rPr>
-          <w:rFonts w:hint="eastAsia"/>
+          <w:rFonts w:ascii="Times New Roman" w:hAnsi="Times New Roman" w:cs="Times New Roman"/>
           <w:b/>
           <w:bCs/>
         </w:rPr>
@@ -2094,7 +3552,6 @@
               <w:bottom w:val="single" w:sz="4" w:space="0" w:color="000000"/>
               <w:right w:val="single" w:sz="4" w:space="0" w:color="000000"/>
             </w:tcBorders>
-            <w:shd w:val="clear" w:color="auto" w:fill="auto"/>
             <w:tcMar>
               <w:top w:w="0" w:type="dxa"/>
               <w:left w:w="108" w:type="dxa"/>
@@ -2105,13 +3562,15 @@
           <w:p>
             <w:pPr>
               <w:pStyle w:val="Standard"/>
-              <w:rPr>
-                <w:rFonts w:hint="eastAsia"/>
+              <w:jc w:val="center"/>
+              <w:rPr>
+                <w:rFonts w:ascii="Times New Roman" w:hAnsi="Times New Roman" w:cs="Times New Roman"/>
                 <w:b/>
               </w:rPr>
             </w:pPr>
             <w:r>
               <w:rPr>
+                <w:rFonts w:ascii="Times New Roman" w:hAnsi="Times New Roman" w:cs="Times New Roman"/>
                 <w:b/>
               </w:rPr>
               <w:t>TERMINO</w:t>
@@ -2127,7 +3586,6 @@
               <w:bottom w:val="single" w:sz="4" w:space="0" w:color="000000"/>
               <w:right w:val="single" w:sz="4" w:space="0" w:color="000000"/>
             </w:tcBorders>
-            <w:shd w:val="clear" w:color="auto" w:fill="auto"/>
             <w:tcMar>
               <w:top w:w="0" w:type="dxa"/>
               <w:left w:w="108" w:type="dxa"/>
@@ -2138,16 +3596,508 @@
           <w:p>
             <w:pPr>
               <w:pStyle w:val="Standard"/>
-              <w:rPr>
-                <w:rFonts w:hint="eastAsia"/>
+              <w:jc w:val="center"/>
+              <w:rPr>
+                <w:rFonts w:ascii="Times New Roman" w:hAnsi="Times New Roman" w:cs="Times New Roman"/>
                 <w:b/>
               </w:rPr>
             </w:pPr>
             <w:r>
               <w:rPr>
+                <w:rFonts w:ascii="Times New Roman" w:hAnsi="Times New Roman" w:cs="Times New Roman"/>
                 <w:b/>
               </w:rPr>
-              <w:t xml:space="preserve">DESCRIPCIÓN </w:t>
+              <w:t>DESCRIPCIÓN</w:t>
+            </w:r>
+          </w:p>
+        </w:tc>
+      </w:tr>
+      <w:tr>
+        <w:tc>
+          <w:tcPr>
+            <w:tcW w:w="4605" w:type="dxa"/>
+            <w:tcBorders>
+              <w:top w:val="single" w:sz="4" w:space="0" w:color="000000"/>
+              <w:left w:val="single" w:sz="4" w:space="0" w:color="000000"/>
+              <w:bottom w:val="single" w:sz="4" w:space="0" w:color="000000"/>
+              <w:right w:val="single" w:sz="4" w:space="0" w:color="000000"/>
+            </w:tcBorders>
+            <w:tcMar>
+              <w:top w:w="0" w:type="dxa"/>
+              <w:left w:w="108" w:type="dxa"/>
+              <w:bottom w:w="0" w:type="dxa"/>
+              <w:right w:w="108" w:type="dxa"/>
+            </w:tcMar>
+          </w:tcPr>
+          <w:p>
+            <w:pPr>
+              <w:pStyle w:val="Standard"/>
+              <w:jc w:val="center"/>
+              <w:rPr>
+                <w:rFonts w:ascii="Times New Roman" w:hAnsi="Times New Roman" w:cs="Times New Roman"/>
+                <w:b/>
+              </w:rPr>
+            </w:pPr>
+            <w:r>
+              <w:rPr>
+                <w:rFonts w:ascii="Times New Roman" w:hAnsi="Times New Roman" w:cs="Times New Roman"/>
+                <w:b/>
+              </w:rPr>
+              <w:t>AWS RDS</w:t>
+            </w:r>
+          </w:p>
+        </w:tc>
+        <w:tc>
+          <w:tcPr>
+            <w:tcW w:w="4606" w:type="dxa"/>
+            <w:tcBorders>
+              <w:top w:val="single" w:sz="4" w:space="0" w:color="000000"/>
+              <w:left w:val="single" w:sz="4" w:space="0" w:color="000000"/>
+              <w:bottom w:val="single" w:sz="4" w:space="0" w:color="000000"/>
+              <w:right w:val="single" w:sz="4" w:space="0" w:color="000000"/>
+            </w:tcBorders>
+            <w:tcMar>
+              <w:top w:w="0" w:type="dxa"/>
+              <w:left w:w="108" w:type="dxa"/>
+              <w:bottom w:w="0" w:type="dxa"/>
+              <w:right w:w="108" w:type="dxa"/>
+            </w:tcMar>
+          </w:tcPr>
+          <w:p>
+            <w:pPr>
+              <w:pStyle w:val="Standard"/>
+              <w:jc w:val="center"/>
+              <w:rPr>
+                <w:rFonts w:ascii="Times New Roman" w:hAnsi="Times New Roman" w:cs="Times New Roman"/>
+                <w:bCs/>
+              </w:rPr>
+            </w:pPr>
+            <w:r>
+              <w:rPr>
+                <w:rFonts w:ascii="Times New Roman" w:hAnsi="Times New Roman" w:cs="Times New Roman"/>
+                <w:bCs/>
+              </w:rPr>
+              <w:t>Servicio de base de datos administrada en la nube utilizado para almacenar la información del usuario</w:t>
+            </w:r>
+          </w:p>
+        </w:tc>
+      </w:tr>
+      <w:tr>
+        <w:tc>
+          <w:tcPr>
+            <w:tcW w:w="4605" w:type="dxa"/>
+            <w:tcBorders>
+              <w:top w:val="single" w:sz="4" w:space="0" w:color="000000"/>
+              <w:left w:val="single" w:sz="4" w:space="0" w:color="000000"/>
+              <w:bottom w:val="single" w:sz="4" w:space="0" w:color="000000"/>
+              <w:right w:val="single" w:sz="4" w:space="0" w:color="000000"/>
+            </w:tcBorders>
+            <w:tcMar>
+              <w:top w:w="0" w:type="dxa"/>
+              <w:left w:w="108" w:type="dxa"/>
+              <w:bottom w:w="0" w:type="dxa"/>
+              <w:right w:w="108" w:type="dxa"/>
+            </w:tcMar>
+          </w:tcPr>
+          <w:p>
+            <w:pPr>
+              <w:pStyle w:val="Standard"/>
+              <w:jc w:val="center"/>
+              <w:rPr>
+                <w:rFonts w:ascii="Times New Roman" w:hAnsi="Times New Roman" w:cs="Times New Roman"/>
+                <w:b/>
+              </w:rPr>
+            </w:pPr>
+            <w:r>
+              <w:rPr>
+                <w:rFonts w:ascii="Times New Roman" w:hAnsi="Times New Roman" w:cs="Times New Roman"/>
+                <w:b/>
+              </w:rPr>
+              <w:t>FLUTTER</w:t>
+            </w:r>
+          </w:p>
+        </w:tc>
+        <w:tc>
+          <w:tcPr>
+            <w:tcW w:w="4606" w:type="dxa"/>
+            <w:tcBorders>
+              <w:top w:val="single" w:sz="4" w:space="0" w:color="000000"/>
+              <w:left w:val="single" w:sz="4" w:space="0" w:color="000000"/>
+              <w:bottom w:val="single" w:sz="4" w:space="0" w:color="000000"/>
+              <w:right w:val="single" w:sz="4" w:space="0" w:color="000000"/>
+            </w:tcBorders>
+            <w:tcMar>
+              <w:top w:w="0" w:type="dxa"/>
+              <w:left w:w="108" w:type="dxa"/>
+              <w:bottom w:w="0" w:type="dxa"/>
+              <w:right w:w="108" w:type="dxa"/>
+            </w:tcMar>
+          </w:tcPr>
+          <w:p>
+            <w:pPr>
+              <w:pStyle w:val="Standard"/>
+              <w:jc w:val="center"/>
+              <w:rPr>
+                <w:rFonts w:ascii="Times New Roman" w:hAnsi="Times New Roman" w:cs="Times New Roman"/>
+                <w:bCs/>
+              </w:rPr>
+            </w:pPr>
+            <w:r>
+              <w:rPr>
+                <w:rFonts w:ascii="Times New Roman" w:hAnsi="Times New Roman" w:cs="Times New Roman"/>
+                <w:bCs/>
+              </w:rPr>
+              <w:t>Framework utilizado para desarrollar la aplicación móvil de Mi Refugio</w:t>
+            </w:r>
+          </w:p>
+        </w:tc>
+      </w:tr>
+      <w:tr>
+        <w:tc>
+          <w:tcPr>
+            <w:tcW w:w="4605" w:type="dxa"/>
+            <w:tcBorders>
+              <w:top w:val="single" w:sz="4" w:space="0" w:color="000000"/>
+              <w:left w:val="single" w:sz="4" w:space="0" w:color="000000"/>
+              <w:bottom w:val="single" w:sz="4" w:space="0" w:color="000000"/>
+              <w:right w:val="single" w:sz="4" w:space="0" w:color="000000"/>
+            </w:tcBorders>
+            <w:tcMar>
+              <w:top w:w="0" w:type="dxa"/>
+              <w:left w:w="108" w:type="dxa"/>
+              <w:bottom w:w="0" w:type="dxa"/>
+              <w:right w:w="108" w:type="dxa"/>
+            </w:tcMar>
+          </w:tcPr>
+          <w:p>
+            <w:pPr>
+              <w:pStyle w:val="Standard"/>
+              <w:jc w:val="center"/>
+              <w:rPr>
+                <w:rFonts w:ascii="Times New Roman" w:hAnsi="Times New Roman" w:cs="Times New Roman"/>
+                <w:b/>
+              </w:rPr>
+            </w:pPr>
+            <w:r>
+              <w:rPr>
+                <w:rFonts w:ascii="Times New Roman" w:hAnsi="Times New Roman" w:cs="Times New Roman"/>
+                <w:b/>
+              </w:rPr>
+              <w:t>NESTJS</w:t>
+            </w:r>
+          </w:p>
+        </w:tc>
+        <w:tc>
+          <w:tcPr>
+            <w:tcW w:w="4606" w:type="dxa"/>
+            <w:tcBorders>
+              <w:top w:val="single" w:sz="4" w:space="0" w:color="000000"/>
+              <w:left w:val="single" w:sz="4" w:space="0" w:color="000000"/>
+              <w:bottom w:val="single" w:sz="4" w:space="0" w:color="000000"/>
+              <w:right w:val="single" w:sz="4" w:space="0" w:color="000000"/>
+            </w:tcBorders>
+            <w:tcMar>
+              <w:top w:w="0" w:type="dxa"/>
+              <w:left w:w="108" w:type="dxa"/>
+              <w:bottom w:w="0" w:type="dxa"/>
+              <w:right w:w="108" w:type="dxa"/>
+            </w:tcMar>
+          </w:tcPr>
+          <w:p>
+            <w:pPr>
+              <w:pStyle w:val="Standard"/>
+              <w:jc w:val="center"/>
+              <w:rPr>
+                <w:rFonts w:ascii="Times New Roman" w:hAnsi="Times New Roman" w:cs="Times New Roman"/>
+                <w:bCs/>
+              </w:rPr>
+            </w:pPr>
+            <w:r>
+              <w:rPr>
+                <w:rFonts w:ascii="Times New Roman" w:hAnsi="Times New Roman" w:cs="Times New Roman"/>
+                <w:bCs/>
+              </w:rPr>
+              <w:t>Backend encargado de centralizar la lógica del negocio</w:t>
+            </w:r>
+          </w:p>
+        </w:tc>
+      </w:tr>
+      <w:tr>
+        <w:tc>
+          <w:tcPr>
+            <w:tcW w:w="4605" w:type="dxa"/>
+            <w:tcBorders>
+              <w:top w:val="single" w:sz="4" w:space="0" w:color="000000"/>
+              <w:left w:val="single" w:sz="4" w:space="0" w:color="000000"/>
+              <w:bottom w:val="single" w:sz="4" w:space="0" w:color="000000"/>
+              <w:right w:val="single" w:sz="4" w:space="0" w:color="000000"/>
+            </w:tcBorders>
+            <w:tcMar>
+              <w:top w:w="0" w:type="dxa"/>
+              <w:left w:w="108" w:type="dxa"/>
+              <w:bottom w:w="0" w:type="dxa"/>
+              <w:right w:w="108" w:type="dxa"/>
+            </w:tcMar>
+          </w:tcPr>
+          <w:p>
+            <w:pPr>
+              <w:pStyle w:val="Standard"/>
+              <w:jc w:val="center"/>
+              <w:rPr>
+                <w:rFonts w:ascii="Times New Roman" w:hAnsi="Times New Roman" w:cs="Times New Roman"/>
+                <w:b/>
+              </w:rPr>
+            </w:pPr>
+            <w:r>
+              <w:rPr>
+                <w:rFonts w:ascii="Times New Roman" w:hAnsi="Times New Roman" w:cs="Times New Roman"/>
+                <w:b/>
+              </w:rPr>
+              <w:t>POSTGRESQL</w:t>
+            </w:r>
+          </w:p>
+        </w:tc>
+        <w:tc>
+          <w:tcPr>
+            <w:tcW w:w="4606" w:type="dxa"/>
+            <w:tcBorders>
+              <w:top w:val="single" w:sz="4" w:space="0" w:color="000000"/>
+              <w:left w:val="single" w:sz="4" w:space="0" w:color="000000"/>
+              <w:bottom w:val="single" w:sz="4" w:space="0" w:color="000000"/>
+              <w:right w:val="single" w:sz="4" w:space="0" w:color="000000"/>
+            </w:tcBorders>
+            <w:tcMar>
+              <w:top w:w="0" w:type="dxa"/>
+              <w:left w:w="108" w:type="dxa"/>
+              <w:bottom w:w="0" w:type="dxa"/>
+              <w:right w:w="108" w:type="dxa"/>
+            </w:tcMar>
+          </w:tcPr>
+          <w:p>
+            <w:pPr>
+              <w:pStyle w:val="Standard"/>
+              <w:jc w:val="center"/>
+              <w:rPr>
+                <w:rFonts w:ascii="Times New Roman" w:hAnsi="Times New Roman" w:cs="Times New Roman"/>
+                <w:bCs/>
+              </w:rPr>
+            </w:pPr>
+            <w:r>
+              <w:rPr>
+                <w:rFonts w:ascii="Times New Roman" w:hAnsi="Times New Roman" w:cs="Times New Roman"/>
+                <w:bCs/>
+              </w:rPr>
+              <w:t>Motor de base de datos utilizado por el proyecto</w:t>
+            </w:r>
+          </w:p>
+        </w:tc>
+      </w:tr>
+      <w:tr>
+        <w:tc>
+          <w:tcPr>
+            <w:tcW w:w="4605" w:type="dxa"/>
+            <w:tcBorders>
+              <w:top w:val="single" w:sz="4" w:space="0" w:color="000000"/>
+              <w:left w:val="single" w:sz="4" w:space="0" w:color="000000"/>
+              <w:bottom w:val="single" w:sz="4" w:space="0" w:color="000000"/>
+              <w:right w:val="single" w:sz="4" w:space="0" w:color="000000"/>
+            </w:tcBorders>
+            <w:tcMar>
+              <w:top w:w="0" w:type="dxa"/>
+              <w:left w:w="108" w:type="dxa"/>
+              <w:bottom w:w="0" w:type="dxa"/>
+              <w:right w:w="108" w:type="dxa"/>
+            </w:tcMar>
+          </w:tcPr>
+          <w:p>
+            <w:pPr>
+              <w:pStyle w:val="Standard"/>
+              <w:jc w:val="center"/>
+              <w:rPr>
+                <w:rFonts w:ascii="Times New Roman" w:hAnsi="Times New Roman" w:cs="Times New Roman"/>
+                <w:b/>
+              </w:rPr>
+            </w:pPr>
+            <w:r>
+              <w:rPr>
+                <w:rFonts w:ascii="Times New Roman" w:hAnsi="Times New Roman" w:cs="Times New Roman"/>
+                <w:b/>
+              </w:rPr>
+              <w:t>RENDER</w:t>
+            </w:r>
+          </w:p>
+        </w:tc>
+        <w:tc>
+          <w:tcPr>
+            <w:tcW w:w="4606" w:type="dxa"/>
+            <w:tcBorders>
+              <w:top w:val="single" w:sz="4" w:space="0" w:color="000000"/>
+              <w:left w:val="single" w:sz="4" w:space="0" w:color="000000"/>
+              <w:bottom w:val="single" w:sz="4" w:space="0" w:color="000000"/>
+              <w:right w:val="single" w:sz="4" w:space="0" w:color="000000"/>
+            </w:tcBorders>
+            <w:tcMar>
+              <w:top w:w="0" w:type="dxa"/>
+              <w:left w:w="108" w:type="dxa"/>
+              <w:bottom w:w="0" w:type="dxa"/>
+              <w:right w:w="108" w:type="dxa"/>
+            </w:tcMar>
+          </w:tcPr>
+          <w:p>
+            <w:pPr>
+              <w:pStyle w:val="Standard"/>
+              <w:jc w:val="center"/>
+              <w:rPr>
+                <w:rFonts w:ascii="Times New Roman" w:hAnsi="Times New Roman" w:cs="Times New Roman"/>
+                <w:bCs/>
+              </w:rPr>
+            </w:pPr>
+            <w:r>
+              <w:rPr>
+                <w:rFonts w:ascii="Times New Roman" w:hAnsi="Times New Roman" w:cs="Times New Roman"/>
+                <w:bCs/>
+              </w:rPr>
+              <w:t>Servicio de despliegue donde se aloja la página web del proyecto</w:t>
+            </w:r>
+          </w:p>
+        </w:tc>
+      </w:tr>
+      <w:tr>
+        <w:tc>
+          <w:tcPr>
+            <w:tcW w:w="4605" w:type="dxa"/>
+            <w:tcBorders>
+              <w:top w:val="single" w:sz="4" w:space="0" w:color="000000"/>
+              <w:left w:val="single" w:sz="4" w:space="0" w:color="000000"/>
+              <w:bottom w:val="single" w:sz="4" w:space="0" w:color="000000"/>
+              <w:right w:val="single" w:sz="4" w:space="0" w:color="000000"/>
+            </w:tcBorders>
+            <w:tcMar>
+              <w:top w:w="0" w:type="dxa"/>
+              <w:left w:w="108" w:type="dxa"/>
+              <w:bottom w:w="0" w:type="dxa"/>
+              <w:right w:w="108" w:type="dxa"/>
+            </w:tcMar>
+          </w:tcPr>
+          <w:p>
+            <w:pPr>
+              <w:pStyle w:val="Standard"/>
+              <w:jc w:val="center"/>
+              <w:rPr>
+                <w:rFonts w:ascii="Times New Roman" w:hAnsi="Times New Roman" w:cs="Times New Roman"/>
+                <w:b/>
+              </w:rPr>
+            </w:pPr>
+            <w:r>
+              <w:rPr>
+                <w:rFonts w:ascii="Times New Roman" w:hAnsi="Times New Roman" w:cs="Times New Roman"/>
+                <w:b/>
+              </w:rPr>
+              <w:t>MACHINE LEARNING</w:t>
+            </w:r>
+          </w:p>
+        </w:tc>
+        <w:tc>
+          <w:tcPr>
+            <w:tcW w:w="4606" w:type="dxa"/>
+            <w:tcBorders>
+              <w:top w:val="single" w:sz="4" w:space="0" w:color="000000"/>
+              <w:left w:val="single" w:sz="4" w:space="0" w:color="000000"/>
+              <w:bottom w:val="single" w:sz="4" w:space="0" w:color="000000"/>
+              <w:right w:val="single" w:sz="4" w:space="0" w:color="000000"/>
+            </w:tcBorders>
+            <w:tcMar>
+              <w:top w:w="0" w:type="dxa"/>
+              <w:left w:w="108" w:type="dxa"/>
+              <w:bottom w:w="0" w:type="dxa"/>
+              <w:right w:w="108" w:type="dxa"/>
+            </w:tcMar>
+          </w:tcPr>
+          <w:p>
+            <w:pPr>
+              <w:pStyle w:val="Standard"/>
+              <w:jc w:val="center"/>
+              <w:rPr>
+                <w:rFonts w:ascii="Times New Roman" w:hAnsi="Times New Roman" w:cs="Times New Roman"/>
+                <w:bCs/>
+              </w:rPr>
+            </w:pPr>
+            <w:r>
+              <w:rPr>
+                <w:rFonts w:ascii="Times New Roman" w:hAnsi="Times New Roman" w:cs="Times New Roman"/>
+                <w:bCs/>
+              </w:rPr>
+              <w:t>Técnica utilizada para generar recomendaciones personalizadas basadas en el historial emocional</w:t>
+            </w:r>
+          </w:p>
+        </w:tc>
+      </w:tr>
+      <w:tr>
+        <w:tc>
+          <w:tcPr>
+            <w:tcW w:w="4605" w:type="dxa"/>
+            <w:tcBorders>
+              <w:top w:val="single" w:sz="4" w:space="0" w:color="000000"/>
+              <w:left w:val="single" w:sz="4" w:space="0" w:color="000000"/>
+              <w:bottom w:val="single" w:sz="4" w:space="0" w:color="000000"/>
+              <w:right w:val="single" w:sz="4" w:space="0" w:color="000000"/>
+            </w:tcBorders>
+            <w:tcMar>
+              <w:top w:w="0" w:type="dxa"/>
+              <w:left w:w="108" w:type="dxa"/>
+              <w:bottom w:w="0" w:type="dxa"/>
+              <w:right w:w="108" w:type="dxa"/>
+            </w:tcMar>
+          </w:tcPr>
+          <w:p>
+            <w:pPr>
+              <w:pStyle w:val="Standard"/>
+              <w:jc w:val="center"/>
+              <w:rPr>
+                <w:rFonts w:ascii="Times New Roman" w:hAnsi="Times New Roman" w:cs="Times New Roman"/>
+                <w:b/>
+              </w:rPr>
+            </w:pPr>
+            <w:r>
+              <w:rPr>
+                <w:rFonts w:ascii="Times New Roman" w:hAnsi="Times New Roman" w:cs="Times New Roman"/>
+                <w:b/>
+              </w:rPr>
+              <w:t>CHATBOT</w:t>
+            </w:r>
+          </w:p>
+        </w:tc>
+        <w:tc>
+          <w:tcPr>
+            <w:tcW w:w="4606" w:type="dxa"/>
+            <w:tcBorders>
+              <w:top w:val="single" w:sz="4" w:space="0" w:color="000000"/>
+              <w:left w:val="single" w:sz="4" w:space="0" w:color="000000"/>
+              <w:bottom w:val="single" w:sz="4" w:space="0" w:color="000000"/>
+              <w:right w:val="single" w:sz="4" w:space="0" w:color="000000"/>
+            </w:tcBorders>
+            <w:tcMar>
+              <w:top w:w="0" w:type="dxa"/>
+              <w:left w:w="108" w:type="dxa"/>
+              <w:bottom w:w="0" w:type="dxa"/>
+              <w:right w:w="108" w:type="dxa"/>
+            </w:tcMar>
+          </w:tcPr>
+          <w:p>
+            <w:pPr>
+              <w:pStyle w:val="Standard"/>
+              <w:jc w:val="center"/>
+              <w:rPr>
+                <w:rFonts w:ascii="Times New Roman" w:hAnsi="Times New Roman" w:cs="Times New Roman"/>
+                <w:bCs/>
+              </w:rPr>
+            </w:pPr>
+            <w:r>
+              <w:rPr>
+                <w:rFonts w:ascii="Times New Roman" w:hAnsi="Times New Roman" w:cs="Times New Roman"/>
+                <w:bCs/>
+              </w:rPr>
+              <w:t>Sistema conversacional utilizado para interacción empática con el usuario</w:t>
             </w:r>
           </w:p>
         </w:tc>
@@ -2156,11 +4106,11 @@
     <w:p>
       <w:pPr>
         <w:rPr>
-          <w:lang w:val="en-US"/>
-        </w:rPr>
-      </w:pPr>
-      <w:bookmarkStart w:id="13" w:name="__RefHeading__838_995473275"/>
-      <w:bookmarkEnd w:id="13"/>
+          <w:lang w:val="es-CL"/>
+        </w:rPr>
+      </w:pPr>
+      <w:bookmarkStart w:id="12" w:name="__RefHeading__838_995473275"/>
+      <w:bookmarkEnd w:id="12"/>
     </w:p>
     <w:sectPr>
       <w:headerReference w:type="default" r:id="rId8"/>
@@ -2174,7 +4124,7 @@
 </file>
 
 <file path=word/endnotes.xml><?xml version="1.0" encoding="utf-8"?>
-<w:endnotes xmlns:wpc="http://schemas.microsoft.com/office/word/2010/wordprocessingCanvas" xmlns:cx="http://schemas.microsoft.com/office/drawing/2014/chartex" xmlns:mc="http://schemas.openxmlformats.org/markup-compatibility/2006" xmlns:o="urn:schemas-microsoft-com:office:office" xmlns:r="http://schemas.openxmlformats.org/officeDocument/2006/relationships" xmlns:m="http://schemas.openxmlformats.org/officeDocument/2006/math" xmlns:v="urn:schemas-microsoft-com:vml" xmlns:wp14="http://schemas.microsoft.com/office/word/2010/wordprocessingDrawing" xmlns:wp="http://schemas.openxmlformats.org/drawingml/2006/wordprocessingDrawing" xmlns:w10="urn:schemas-microsoft-com:office:word" xmlns:w="http://schemas.openxmlformats.org/wordprocessingml/2006/main" xmlns:w14="http://schemas.microsoft.com/office/word/2010/wordml" xmlns:w15="http://schemas.microsoft.com/office/word/2012/wordml" xmlns:w16se="http://schemas.microsoft.com/office/word/2015/wordml/symex" xmlns:wpg="http://schemas.microsoft.com/office/word/2010/wordprocessingGroup" xmlns:wpi="http://schemas.microsoft.com/office/word/2010/wordprocessingInk" xmlns:wne="http://schemas.microsoft.com/office/word/2006/wordml" xmlns:wps="http://schemas.microsoft.com/office/word/2010/wordprocessingShape" mc:Ignorable="w14 w15 w16se wp14">
+<w:endnotes xmlns:wpc="http://schemas.microsoft.com/office/word/2010/wordprocessingCanvas" xmlns:cx="http://schemas.microsoft.com/office/drawing/2014/chartex" xmlns:cx1="http://schemas.microsoft.com/office/drawing/2015/9/8/chartex" xmlns:cx2="http://schemas.microsoft.com/office/drawing/2015/10/21/chartex" xmlns:cx3="http://schemas.microsoft.com/office/drawing/2016/5/9/chartex" xmlns:cx4="http://schemas.microsoft.com/office/drawing/2016/5/10/chartex" xmlns:cx5="http://schemas.microsoft.com/office/drawing/2016/5/11/chartex" xmlns:cx6="http://schemas.microsoft.com/office/drawing/2016/5/12/chartex" xmlns:cx7="http://schemas.microsoft.com/office/drawing/2016/5/13/chartex" xmlns:cx8="http://schemas.microsoft.com/office/drawing/2016/5/14/chartex" xmlns:mc="http://schemas.openxmlformats.org/markup-compatibility/2006" xmlns:aink="http://schemas.microsoft.com/office/drawing/2016/ink" xmlns:am3d="http://schemas.microsoft.com/office/drawing/2017/model3d" xmlns:o="urn:schemas-microsoft-com:office:office" xmlns:oel="http://schemas.microsoft.com/office/2019/extlst" xmlns:r="http://schemas.openxmlformats.org/officeDocument/2006/relationships" xmlns:m="http://schemas.openxmlformats.org/officeDocument/2006/math" xmlns:v="urn:schemas-microsoft-com:vml" xmlns:wp14="http://schemas.microsoft.com/office/word/2010/wordprocessingDrawing" xmlns:wp="http://schemas.openxmlformats.org/drawingml/2006/wordprocessingDrawing" xmlns:w10="urn:schemas-microsoft-com:office:word" xmlns:w="http://schemas.openxmlformats.org/wordprocessingml/2006/main" xmlns:w14="http://schemas.microsoft.com/office/word/2010/wordml" xmlns:w15="http://schemas.microsoft.com/office/word/2012/wordml" xmlns:w16cex="http://schemas.microsoft.com/office/word/2018/wordml/cex" xmlns:w16cid="http://schemas.microsoft.com/office/word/2016/wordml/cid" xmlns:w16="http://schemas.microsoft.com/office/word/2018/wordml" xmlns:w16du="http://schemas.microsoft.com/office/word/2023/wordml/word16du" xmlns:w16sdtdh="http://schemas.microsoft.com/office/word/2020/wordml/sdtdatahash" xmlns:w16sdtfl="http://schemas.microsoft.com/office/word/2024/wordml/sdtformatlock" xmlns:w16se="http://schemas.microsoft.com/office/word/2015/wordml/symex" xmlns:wpg="http://schemas.microsoft.com/office/word/2010/wordprocessingGroup" xmlns:wpi="http://schemas.microsoft.com/office/word/2010/wordprocessingInk" xmlns:wne="http://schemas.microsoft.com/office/word/2006/wordml" xmlns:wps="http://schemas.microsoft.com/office/word/2010/wordprocessingShape" mc:Ignorable="w14 w15 w16se w16cid w16 w16cex w16sdtdh w16sdtfl w16du wp14">
   <w:endnote w:type="separator" w:id="-1">
     <w:p>
       <w:r>
@@ -2193,7 +4143,7 @@
 </file>
 
 <file path=word/footer1.xml><?xml version="1.0" encoding="utf-8"?>
-<w:ftr xmlns:wpc="http://schemas.microsoft.com/office/word/2010/wordprocessingCanvas" xmlns:cx="http://schemas.microsoft.com/office/drawing/2014/chartex" xmlns:mc="http://schemas.openxmlformats.org/markup-compatibility/2006" xmlns:o="urn:schemas-microsoft-com:office:office" xmlns:r="http://schemas.openxmlformats.org/officeDocument/2006/relationships" xmlns:m="http://schemas.openxmlformats.org/officeDocument/2006/math" xmlns:v="urn:schemas-microsoft-com:vml" xmlns:wp14="http://schemas.microsoft.com/office/word/2010/wordprocessingDrawing" xmlns:wp="http://schemas.openxmlformats.org/drawingml/2006/wordprocessingDrawing" xmlns:w10="urn:schemas-microsoft-com:office:word" xmlns:w="http://schemas.openxmlformats.org/wordprocessingml/2006/main" xmlns:w14="http://schemas.microsoft.com/office/word/2010/wordml" xmlns:w15="http://schemas.microsoft.com/office/word/2012/wordml" xmlns:w16se="http://schemas.microsoft.com/office/word/2015/wordml/symex" xmlns:wpg="http://schemas.microsoft.com/office/word/2010/wordprocessingGroup" xmlns:wpi="http://schemas.microsoft.com/office/word/2010/wordprocessingInk" xmlns:wne="http://schemas.microsoft.com/office/word/2006/wordml" xmlns:wps="http://schemas.microsoft.com/office/word/2010/wordprocessingShape" mc:Ignorable="w14 w15 w16se wp14">
+<w:ftr xmlns:wpc="http://schemas.microsoft.com/office/word/2010/wordprocessingCanvas" xmlns:cx="http://schemas.microsoft.com/office/drawing/2014/chartex" xmlns:cx1="http://schemas.microsoft.com/office/drawing/2015/9/8/chartex" xmlns:cx2="http://schemas.microsoft.com/office/drawing/2015/10/21/chartex" xmlns:cx3="http://schemas.microsoft.com/office/drawing/2016/5/9/chartex" xmlns:cx4="http://schemas.microsoft.com/office/drawing/2016/5/10/chartex" xmlns:cx5="http://schemas.microsoft.com/office/drawing/2016/5/11/chartex" xmlns:cx6="http://schemas.microsoft.com/office/drawing/2016/5/12/chartex" xmlns:cx7="http://schemas.microsoft.com/office/drawing/2016/5/13/chartex" xmlns:cx8="http://schemas.microsoft.com/office/drawing/2016/5/14/chartex" xmlns:mc="http://schemas.openxmlformats.org/markup-compatibility/2006" xmlns:aink="http://schemas.microsoft.com/office/drawing/2016/ink" xmlns:am3d="http://schemas.microsoft.com/office/drawing/2017/model3d" xmlns:o="urn:schemas-microsoft-com:office:office" xmlns:oel="http://schemas.microsoft.com/office/2019/extlst" xmlns:r="http://schemas.openxmlformats.org/officeDocument/2006/relationships" xmlns:m="http://schemas.openxmlformats.org/officeDocument/2006/math" xmlns:v="urn:schemas-microsoft-com:vml" xmlns:wp14="http://schemas.microsoft.com/office/word/2010/wordprocessingDrawing" xmlns:wp="http://schemas.openxmlformats.org/drawingml/2006/wordprocessingDrawing" xmlns:w10="urn:schemas-microsoft-com:office:word" xmlns:w="http://schemas.openxmlformats.org/wordprocessingml/2006/main" xmlns:w14="http://schemas.microsoft.com/office/word/2010/wordml" xmlns:w15="http://schemas.microsoft.com/office/word/2012/wordml" xmlns:w16cex="http://schemas.microsoft.com/office/word/2018/wordml/cex" xmlns:w16cid="http://schemas.microsoft.com/office/word/2016/wordml/cid" xmlns:w16="http://schemas.microsoft.com/office/word/2018/wordml" xmlns:w16du="http://schemas.microsoft.com/office/word/2023/wordml/word16du" xmlns:w16sdtdh="http://schemas.microsoft.com/office/word/2020/wordml/sdtdatahash" xmlns:w16sdtfl="http://schemas.microsoft.com/office/word/2024/wordml/sdtformatlock" xmlns:w16se="http://schemas.microsoft.com/office/word/2015/wordml/symex" xmlns:wpg="http://schemas.microsoft.com/office/word/2010/wordprocessingGroup" xmlns:wpi="http://schemas.microsoft.com/office/word/2010/wordprocessingInk" xmlns:wne="http://schemas.microsoft.com/office/word/2006/wordml" xmlns:wps="http://schemas.microsoft.com/office/word/2010/wordprocessingShape" mc:Ignorable="w14 w15 w16se w16cid w16 w16cex w16sdtdh w16sdtfl w16du wp14">
   <w:p>
     <w:pPr>
       <w:pStyle w:val="Piedepgina"/>
@@ -2268,7 +4218,7 @@
 </file>
 
 <file path=word/footnotes.xml><?xml version="1.0" encoding="utf-8"?>
-<w:footnotes xmlns:wpc="http://schemas.microsoft.com/office/word/2010/wordprocessingCanvas" xmlns:cx="http://schemas.microsoft.com/office/drawing/2014/chartex" xmlns:mc="http://schemas.openxmlformats.org/markup-compatibility/2006" xmlns:o="urn:schemas-microsoft-com:office:office" xmlns:r="http://schemas.openxmlformats.org/officeDocument/2006/relationships" xmlns:m="http://schemas.openxmlformats.org/officeDocument/2006/math" xmlns:v="urn:schemas-microsoft-com:vml" xmlns:wp14="http://schemas.microsoft.com/office/word/2010/wordprocessingDrawing" xmlns:wp="http://schemas.openxmlformats.org/drawingml/2006/wordprocessingDrawing" xmlns:w10="urn:schemas-microsoft-com:office:word" xmlns:w="http://schemas.openxmlformats.org/wordprocessingml/2006/main" xmlns:w14="http://schemas.microsoft.com/office/word/2010/wordml" xmlns:w15="http://schemas.microsoft.com/office/word/2012/wordml" xmlns:w16se="http://schemas.microsoft.com/office/word/2015/wordml/symex" xmlns:wpg="http://schemas.microsoft.com/office/word/2010/wordprocessingGroup" xmlns:wpi="http://schemas.microsoft.com/office/word/2010/wordprocessingInk" xmlns:wne="http://schemas.microsoft.com/office/word/2006/wordml" xmlns:wps="http://schemas.microsoft.com/office/word/2010/wordprocessingShape" mc:Ignorable="w14 w15 w16se wp14">
+<w:footnotes xmlns:wpc="http://schemas.microsoft.com/office/word/2010/wordprocessingCanvas" xmlns:cx="http://schemas.microsoft.com/office/drawing/2014/chartex" xmlns:cx1="http://schemas.microsoft.com/office/drawing/2015/9/8/chartex" xmlns:cx2="http://schemas.microsoft.com/office/drawing/2015/10/21/chartex" xmlns:cx3="http://schemas.microsoft.com/office/drawing/2016/5/9/chartex" xmlns:cx4="http://schemas.microsoft.com/office/drawing/2016/5/10/chartex" xmlns:cx5="http://schemas.microsoft.com/office/drawing/2016/5/11/chartex" xmlns:cx6="http://schemas.microsoft.com/office/drawing/2016/5/12/chartex" xmlns:cx7="http://schemas.microsoft.com/office/drawing/2016/5/13/chartex" xmlns:cx8="http://schemas.microsoft.com/office/drawing/2016/5/14/chartex" xmlns:mc="http://schemas.openxmlformats.org/markup-compatibility/2006" xmlns:aink="http://schemas.microsoft.com/office/drawing/2016/ink" xmlns:am3d="http://schemas.microsoft.com/office/drawing/2017/model3d" xmlns:o="urn:schemas-microsoft-com:office:office" xmlns:oel="http://schemas.microsoft.com/office/2019/extlst" xmlns:r="http://schemas.openxmlformats.org/officeDocument/2006/relationships" xmlns:m="http://schemas.openxmlformats.org/officeDocument/2006/math" xmlns:v="urn:schemas-microsoft-com:vml" xmlns:wp14="http://schemas.microsoft.com/office/word/2010/wordprocessingDrawing" xmlns:wp="http://schemas.openxmlformats.org/drawingml/2006/wordprocessingDrawing" xmlns:w10="urn:schemas-microsoft-com:office:word" xmlns:w="http://schemas.openxmlformats.org/wordprocessingml/2006/main" xmlns:w14="http://schemas.microsoft.com/office/word/2010/wordml" xmlns:w15="http://schemas.microsoft.com/office/word/2012/wordml" xmlns:w16cex="http://schemas.microsoft.com/office/word/2018/wordml/cex" xmlns:w16cid="http://schemas.microsoft.com/office/word/2016/wordml/cid" xmlns:w16="http://schemas.microsoft.com/office/word/2018/wordml" xmlns:w16du="http://schemas.microsoft.com/office/word/2023/wordml/word16du" xmlns:w16sdtdh="http://schemas.microsoft.com/office/word/2020/wordml/sdtdatahash" xmlns:w16sdtfl="http://schemas.microsoft.com/office/word/2024/wordml/sdtformatlock" xmlns:w16se="http://schemas.microsoft.com/office/word/2015/wordml/symex" xmlns:wpg="http://schemas.microsoft.com/office/word/2010/wordprocessingGroup" xmlns:wpi="http://schemas.microsoft.com/office/word/2010/wordprocessingInk" xmlns:wne="http://schemas.microsoft.com/office/word/2006/wordml" xmlns:wps="http://schemas.microsoft.com/office/word/2010/wordprocessingShape" mc:Ignorable="w14 w15 w16se w16cid w16 w16cex w16sdtdh w16sdtfl w16du wp14">
   <w:footnote w:type="separator" w:id="-1">
     <w:p>
       <w:r>
@@ -2287,7 +4237,7 @@
 </file>
 
 <file path=word/header1.xml><?xml version="1.0" encoding="utf-8"?>
-<w:hdr xmlns:wpc="http://schemas.microsoft.com/office/word/2010/wordprocessingCanvas" xmlns:cx="http://schemas.microsoft.com/office/drawing/2014/chartex" xmlns:mc="http://schemas.openxmlformats.org/markup-compatibility/2006" xmlns:o="urn:schemas-microsoft-com:office:office" xmlns:r="http://schemas.openxmlformats.org/officeDocument/2006/relationships" xmlns:m="http://schemas.openxmlformats.org/officeDocument/2006/math" xmlns:v="urn:schemas-microsoft-com:vml" xmlns:wp14="http://schemas.microsoft.com/office/word/2010/wordprocessingDrawing" xmlns:wp="http://schemas.openxmlformats.org/drawingml/2006/wordprocessingDrawing" xmlns:w10="urn:schemas-microsoft-com:office:word" xmlns:w="http://schemas.openxmlformats.org/wordprocessingml/2006/main" xmlns:w14="http://schemas.microsoft.com/office/word/2010/wordml" xmlns:w15="http://schemas.microsoft.com/office/word/2012/wordml" xmlns:w16se="http://schemas.microsoft.com/office/word/2015/wordml/symex" xmlns:wpg="http://schemas.microsoft.com/office/word/2010/wordprocessingGroup" xmlns:wpi="http://schemas.microsoft.com/office/word/2010/wordprocessingInk" xmlns:wne="http://schemas.microsoft.com/office/word/2006/wordml" xmlns:wps="http://schemas.microsoft.com/office/word/2010/wordprocessingShape" mc:Ignorable="w14 w15 w16se wp14">
+<w:hdr xmlns:wpc="http://schemas.microsoft.com/office/word/2010/wordprocessingCanvas" xmlns:cx="http://schemas.microsoft.com/office/drawing/2014/chartex" xmlns:cx1="http://schemas.microsoft.com/office/drawing/2015/9/8/chartex" xmlns:cx2="http://schemas.microsoft.com/office/drawing/2015/10/21/chartex" xmlns:cx3="http://schemas.microsoft.com/office/drawing/2016/5/9/chartex" xmlns:cx4="http://schemas.microsoft.com/office/drawing/2016/5/10/chartex" xmlns:cx5="http://schemas.microsoft.com/office/drawing/2016/5/11/chartex" xmlns:cx6="http://schemas.microsoft.com/office/drawing/2016/5/12/chartex" xmlns:cx7="http://schemas.microsoft.com/office/drawing/2016/5/13/chartex" xmlns:cx8="http://schemas.microsoft.com/office/drawing/2016/5/14/chartex" xmlns:mc="http://schemas.openxmlformats.org/markup-compatibility/2006" xmlns:aink="http://schemas.microsoft.com/office/drawing/2016/ink" xmlns:am3d="http://schemas.microsoft.com/office/drawing/2017/model3d" xmlns:o="urn:schemas-microsoft-com:office:office" xmlns:oel="http://schemas.microsoft.com/office/2019/extlst" xmlns:r="http://schemas.openxmlformats.org/officeDocument/2006/relationships" xmlns:m="http://schemas.openxmlformats.org/officeDocument/2006/math" xmlns:v="urn:schemas-microsoft-com:vml" xmlns:wp14="http://schemas.microsoft.com/office/word/2010/wordprocessingDrawing" xmlns:wp="http://schemas.openxmlformats.org/drawingml/2006/wordprocessingDrawing" xmlns:w10="urn:schemas-microsoft-com:office:word" xmlns:w="http://schemas.openxmlformats.org/wordprocessingml/2006/main" xmlns:w14="http://schemas.microsoft.com/office/word/2010/wordml" xmlns:w15="http://schemas.microsoft.com/office/word/2012/wordml" xmlns:w16cex="http://schemas.microsoft.com/office/word/2018/wordml/cex" xmlns:w16cid="http://schemas.microsoft.com/office/word/2016/wordml/cid" xmlns:w16="http://schemas.microsoft.com/office/word/2018/wordml" xmlns:w16du="http://schemas.microsoft.com/office/word/2023/wordml/word16du" xmlns:w16sdtdh="http://schemas.microsoft.com/office/word/2020/wordml/sdtdatahash" xmlns:w16sdtfl="http://schemas.microsoft.com/office/word/2024/wordml/sdtformatlock" xmlns:w16se="http://schemas.microsoft.com/office/word/2015/wordml/symex" xmlns:wpg="http://schemas.microsoft.com/office/word/2010/wordprocessingGroup" xmlns:wpi="http://schemas.microsoft.com/office/word/2010/wordprocessingInk" xmlns:wne="http://schemas.microsoft.com/office/word/2006/wordml" xmlns:wps="http://schemas.microsoft.com/office/word/2010/wordprocessingShape" mc:Ignorable="w14 w15 w16se w16cid w16 w16cex w16sdtdh w16sdtfl w16du wp14">
   <w:p>
     <w:pPr>
       <w:tabs>
@@ -2329,7 +4279,7 @@
         <w:noProof/>
       </w:rPr>
       <w:drawing>
-        <wp:anchor distT="0" distB="0" distL="114300" distR="114300" simplePos="0" relativeHeight="251657216" behindDoc="0" locked="0" layoutInCell="1" allowOverlap="1" wp14:anchorId="0D9E62FF" wp14:editId="104881DE">
+        <wp:anchor distT="0" distB="0" distL="114300" distR="114300" simplePos="0" relativeHeight="251657216" behindDoc="0" locked="0" layoutInCell="1" allowOverlap="1" wp14:anchorId="2CA286F4" wp14:editId="721FFB8E">
           <wp:simplePos x="0" y="0"/>
           <wp:positionH relativeFrom="column">
             <wp:posOffset>131977</wp:posOffset>
@@ -2395,7 +4345,7 @@
 </file>
 
 <file path=word/numbering.xml><?xml version="1.0" encoding="utf-8"?>
-<w:numbering xmlns:wpc="http://schemas.microsoft.com/office/word/2010/wordprocessingCanvas" xmlns:cx="http://schemas.microsoft.com/office/drawing/2014/chartex" xmlns:mc="http://schemas.openxmlformats.org/markup-compatibility/2006" xmlns:o="urn:schemas-microsoft-com:office:office" xmlns:r="http://schemas.openxmlformats.org/officeDocument/2006/relationships" xmlns:m="http://schemas.openxmlformats.org/officeDocument/2006/math" xmlns:v="urn:schemas-microsoft-com:vml" xmlns:wp14="http://schemas.microsoft.com/office/word/2010/wordprocessingDrawing" xmlns:wp="http://schemas.openxmlformats.org/drawingml/2006/wordprocessingDrawing" xmlns:w10="urn:schemas-microsoft-com:office:word" xmlns:w="http://schemas.openxmlformats.org/wordprocessingml/2006/main" xmlns:w14="http://schemas.microsoft.com/office/word/2010/wordml" xmlns:w15="http://schemas.microsoft.com/office/word/2012/wordml" xmlns:w16se="http://schemas.microsoft.com/office/word/2015/wordml/symex" xmlns:wpg="http://schemas.microsoft.com/office/word/2010/wordprocessingGroup" xmlns:wpi="http://schemas.microsoft.com/office/word/2010/wordprocessingInk" xmlns:wne="http://schemas.microsoft.com/office/word/2006/wordml" xmlns:wps="http://schemas.microsoft.com/office/word/2010/wordprocessingShape" mc:Ignorable="w14 w15 w16se wp14">
+<w:numbering xmlns:wpc="http://schemas.microsoft.com/office/word/2010/wordprocessingCanvas" xmlns:cx="http://schemas.microsoft.com/office/drawing/2014/chartex" xmlns:cx1="http://schemas.microsoft.com/office/drawing/2015/9/8/chartex" xmlns:cx2="http://schemas.microsoft.com/office/drawing/2015/10/21/chartex" xmlns:cx3="http://schemas.microsoft.com/office/drawing/2016/5/9/chartex" xmlns:cx4="http://schemas.microsoft.com/office/drawing/2016/5/10/chartex" xmlns:cx5="http://schemas.microsoft.com/office/drawing/2016/5/11/chartex" xmlns:cx6="http://schemas.microsoft.com/office/drawing/2016/5/12/chartex" xmlns:cx7="http://schemas.microsoft.com/office/drawing/2016/5/13/chartex" xmlns:cx8="http://schemas.microsoft.com/office/drawing/2016/5/14/chartex" xmlns:mc="http://schemas.openxmlformats.org/markup-compatibility/2006" xmlns:aink="http://schemas.microsoft.com/office/drawing/2016/ink" xmlns:am3d="http://schemas.microsoft.com/office/drawing/2017/model3d" xmlns:o="urn:schemas-microsoft-com:office:office" xmlns:oel="http://schemas.microsoft.com/office/2019/extlst" xmlns:r="http://schemas.openxmlformats.org/officeDocument/2006/relationships" xmlns:m="http://schemas.openxmlformats.org/officeDocument/2006/math" xmlns:v="urn:schemas-microsoft-com:vml" xmlns:wp14="http://schemas.microsoft.com/office/word/2010/wordprocessingDrawing" xmlns:wp="http://schemas.openxmlformats.org/drawingml/2006/wordprocessingDrawing" xmlns:w10="urn:schemas-microsoft-com:office:word" xmlns:w="http://schemas.openxmlformats.org/wordprocessingml/2006/main" xmlns:w14="http://schemas.microsoft.com/office/word/2010/wordml" xmlns:w15="http://schemas.microsoft.com/office/word/2012/wordml" xmlns:w16cex="http://schemas.microsoft.com/office/word/2018/wordml/cex" xmlns:w16cid="http://schemas.microsoft.com/office/word/2016/wordml/cid" xmlns:w16="http://schemas.microsoft.com/office/word/2018/wordml" xmlns:w16du="http://schemas.microsoft.com/office/word/2023/wordml/word16du" xmlns:w16sdtdh="http://schemas.microsoft.com/office/word/2020/wordml/sdtdatahash" xmlns:w16sdtfl="http://schemas.microsoft.com/office/word/2024/wordml/sdtformatlock" xmlns:w16se="http://schemas.microsoft.com/office/word/2015/wordml/symex" xmlns:wpg="http://schemas.microsoft.com/office/word/2010/wordprocessingGroup" xmlns:wpi="http://schemas.microsoft.com/office/word/2010/wordprocessingInk" xmlns:wne="http://schemas.microsoft.com/office/word/2006/wordml" xmlns:wps="http://schemas.microsoft.com/office/word/2010/wordprocessingShape" mc:Ignorable="w14 w15 w16se w16cid w16 w16cex w16sdtdh w16sdtfl w16du wp14">
   <w:abstractNum w:abstractNumId="0" w15:restartNumberingAfterBreak="0">
     <w:nsid w:val="00DC28BA"/>
     <w:multiLevelType w:val="multilevel"/>
@@ -2483,6 +4433,536 @@
     </w:lvl>
   </w:abstractNum>
   <w:abstractNum w:abstractNumId="1" w15:restartNumberingAfterBreak="0">
+    <w:nsid w:val="016B117B"/>
+    <w:multiLevelType w:val="multilevel"/>
+    <w:tmpl w:val="F296E704"/>
+    <w:lvl w:ilvl="0">
+      <w:start w:val="1"/>
+      <w:numFmt w:val="bullet"/>
+      <w:lvlText w:val=""/>
+      <w:lvlJc w:val="left"/>
+      <w:pPr>
+        <w:tabs>
+          <w:tab w:val="num" w:pos="720"/>
+        </w:tabs>
+        <w:ind w:left="720" w:hanging="360"/>
+      </w:pPr>
+      <w:rPr>
+        <w:rFonts w:ascii="Symbol" w:hAnsi="Symbol" w:hint="default"/>
+      </w:rPr>
+    </w:lvl>
+    <w:lvl w:ilvl="1" w:tentative="1">
+      <w:start w:val="1"/>
+      <w:numFmt w:val="decimal"/>
+      <w:lvlText w:val="%2."/>
+      <w:lvlJc w:val="left"/>
+      <w:pPr>
+        <w:tabs>
+          <w:tab w:val="num" w:pos="1440"/>
+        </w:tabs>
+        <w:ind w:left="1440" w:hanging="360"/>
+      </w:pPr>
+    </w:lvl>
+    <w:lvl w:ilvl="2" w:tentative="1">
+      <w:start w:val="1"/>
+      <w:numFmt w:val="decimal"/>
+      <w:lvlText w:val="%3."/>
+      <w:lvlJc w:val="left"/>
+      <w:pPr>
+        <w:tabs>
+          <w:tab w:val="num" w:pos="2160"/>
+        </w:tabs>
+        <w:ind w:left="2160" w:hanging="360"/>
+      </w:pPr>
+    </w:lvl>
+    <w:lvl w:ilvl="3" w:tentative="1">
+      <w:start w:val="1"/>
+      <w:numFmt w:val="decimal"/>
+      <w:lvlText w:val="%4."/>
+      <w:lvlJc w:val="left"/>
+      <w:pPr>
+        <w:tabs>
+          <w:tab w:val="num" w:pos="2880"/>
+        </w:tabs>
+        <w:ind w:left="2880" w:hanging="360"/>
+      </w:pPr>
+    </w:lvl>
+    <w:lvl w:ilvl="4" w:tentative="1">
+      <w:start w:val="1"/>
+      <w:numFmt w:val="decimal"/>
+      <w:lvlText w:val="%5."/>
+      <w:lvlJc w:val="left"/>
+      <w:pPr>
+        <w:tabs>
+          <w:tab w:val="num" w:pos="3600"/>
+        </w:tabs>
+        <w:ind w:left="3600" w:hanging="360"/>
+      </w:pPr>
+    </w:lvl>
+    <w:lvl w:ilvl="5" w:tentative="1">
+      <w:start w:val="1"/>
+      <w:numFmt w:val="decimal"/>
+      <w:lvlText w:val="%6."/>
+      <w:lvlJc w:val="left"/>
+      <w:pPr>
+        <w:tabs>
+          <w:tab w:val="num" w:pos="4320"/>
+        </w:tabs>
+        <w:ind w:left="4320" w:hanging="360"/>
+      </w:pPr>
+    </w:lvl>
+    <w:lvl w:ilvl="6" w:tentative="1">
+      <w:start w:val="1"/>
+      <w:numFmt w:val="decimal"/>
+      <w:lvlText w:val="%7."/>
+      <w:lvlJc w:val="left"/>
+      <w:pPr>
+        <w:tabs>
+          <w:tab w:val="num" w:pos="5040"/>
+        </w:tabs>
+        <w:ind w:left="5040" w:hanging="360"/>
+      </w:pPr>
+    </w:lvl>
+    <w:lvl w:ilvl="7" w:tentative="1">
+      <w:start w:val="1"/>
+      <w:numFmt w:val="decimal"/>
+      <w:lvlText w:val="%8."/>
+      <w:lvlJc w:val="left"/>
+      <w:pPr>
+        <w:tabs>
+          <w:tab w:val="num" w:pos="5760"/>
+        </w:tabs>
+        <w:ind w:left="5760" w:hanging="360"/>
+      </w:pPr>
+    </w:lvl>
+    <w:lvl w:ilvl="8" w:tentative="1">
+      <w:start w:val="1"/>
+      <w:numFmt w:val="decimal"/>
+      <w:lvlText w:val="%9."/>
+      <w:lvlJc w:val="left"/>
+      <w:pPr>
+        <w:tabs>
+          <w:tab w:val="num" w:pos="6480"/>
+        </w:tabs>
+        <w:ind w:left="6480" w:hanging="360"/>
+      </w:pPr>
+    </w:lvl>
+  </w:abstractNum>
+  <w:abstractNum w:abstractNumId="2" w15:restartNumberingAfterBreak="0">
+    <w:nsid w:val="059B3711"/>
+    <w:multiLevelType w:val="multilevel"/>
+    <w:tmpl w:val="7A743C06"/>
+    <w:lvl w:ilvl="0">
+      <w:start w:val="1"/>
+      <w:numFmt w:val="bullet"/>
+      <w:lvlText w:val=""/>
+      <w:lvlJc w:val="left"/>
+      <w:pPr>
+        <w:tabs>
+          <w:tab w:val="num" w:pos="720"/>
+        </w:tabs>
+        <w:ind w:left="720" w:hanging="360"/>
+      </w:pPr>
+      <w:rPr>
+        <w:rFonts w:ascii="Symbol" w:hAnsi="Symbol" w:hint="default"/>
+        <w:sz w:val="20"/>
+      </w:rPr>
+    </w:lvl>
+    <w:lvl w:ilvl="1" w:tentative="1">
+      <w:start w:val="1"/>
+      <w:numFmt w:val="bullet"/>
+      <w:lvlText w:val="o"/>
+      <w:lvlJc w:val="left"/>
+      <w:pPr>
+        <w:tabs>
+          <w:tab w:val="num" w:pos="1440"/>
+        </w:tabs>
+        <w:ind w:left="1440" w:hanging="360"/>
+      </w:pPr>
+      <w:rPr>
+        <w:rFonts w:ascii="Courier New" w:hAnsi="Courier New" w:hint="default"/>
+        <w:sz w:val="20"/>
+      </w:rPr>
+    </w:lvl>
+    <w:lvl w:ilvl="2" w:tentative="1">
+      <w:start w:val="1"/>
+      <w:numFmt w:val="bullet"/>
+      <w:lvlText w:val=""/>
+      <w:lvlJc w:val="left"/>
+      <w:pPr>
+        <w:tabs>
+          <w:tab w:val="num" w:pos="2160"/>
+        </w:tabs>
+        <w:ind w:left="2160" w:hanging="360"/>
+      </w:pPr>
+      <w:rPr>
+        <w:rFonts w:ascii="Wingdings" w:hAnsi="Wingdings" w:hint="default"/>
+        <w:sz w:val="20"/>
+      </w:rPr>
+    </w:lvl>
+    <w:lvl w:ilvl="3" w:tentative="1">
+      <w:start w:val="1"/>
+      <w:numFmt w:val="bullet"/>
+      <w:lvlText w:val=""/>
+      <w:lvlJc w:val="left"/>
+      <w:pPr>
+        <w:tabs>
+          <w:tab w:val="num" w:pos="2880"/>
+        </w:tabs>
+        <w:ind w:left="2880" w:hanging="360"/>
+      </w:pPr>
+      <w:rPr>
+        <w:rFonts w:ascii="Wingdings" w:hAnsi="Wingdings" w:hint="default"/>
+        <w:sz w:val="20"/>
+      </w:rPr>
+    </w:lvl>
+    <w:lvl w:ilvl="4" w:tentative="1">
+      <w:start w:val="1"/>
+      <w:numFmt w:val="bullet"/>
+      <w:lvlText w:val=""/>
+      <w:lvlJc w:val="left"/>
+      <w:pPr>
+        <w:tabs>
+          <w:tab w:val="num" w:pos="3600"/>
+        </w:tabs>
+        <w:ind w:left="3600" w:hanging="360"/>
+      </w:pPr>
+      <w:rPr>
+        <w:rFonts w:ascii="Wingdings" w:hAnsi="Wingdings" w:hint="default"/>
+        <w:sz w:val="20"/>
+      </w:rPr>
+    </w:lvl>
+    <w:lvl w:ilvl="5" w:tentative="1">
+      <w:start w:val="1"/>
+      <w:numFmt w:val="bullet"/>
+      <w:lvlText w:val=""/>
+      <w:lvlJc w:val="left"/>
+      <w:pPr>
+        <w:tabs>
+          <w:tab w:val="num" w:pos="4320"/>
+        </w:tabs>
+        <w:ind w:left="4320" w:hanging="360"/>
+      </w:pPr>
+      <w:rPr>
+        <w:rFonts w:ascii="Wingdings" w:hAnsi="Wingdings" w:hint="default"/>
+        <w:sz w:val="20"/>
+      </w:rPr>
+    </w:lvl>
+    <w:lvl w:ilvl="6" w:tentative="1">
+      <w:start w:val="1"/>
+      <w:numFmt w:val="bullet"/>
+      <w:lvlText w:val=""/>
+      <w:lvlJc w:val="left"/>
+      <w:pPr>
+        <w:tabs>
+          <w:tab w:val="num" w:pos="5040"/>
+        </w:tabs>
+        <w:ind w:left="5040" w:hanging="360"/>
+      </w:pPr>
+      <w:rPr>
+        <w:rFonts w:ascii="Wingdings" w:hAnsi="Wingdings" w:hint="default"/>
+        <w:sz w:val="20"/>
+      </w:rPr>
+    </w:lvl>
+    <w:lvl w:ilvl="7" w:tentative="1">
+      <w:start w:val="1"/>
+      <w:numFmt w:val="bullet"/>
+      <w:lvlText w:val=""/>
+      <w:lvlJc w:val="left"/>
+      <w:pPr>
+        <w:tabs>
+          <w:tab w:val="num" w:pos="5760"/>
+        </w:tabs>
+        <w:ind w:left="5760" w:hanging="360"/>
+      </w:pPr>
+      <w:rPr>
+        <w:rFonts w:ascii="Wingdings" w:hAnsi="Wingdings" w:hint="default"/>
+        <w:sz w:val="20"/>
+      </w:rPr>
+    </w:lvl>
+    <w:lvl w:ilvl="8" w:tentative="1">
+      <w:start w:val="1"/>
+      <w:numFmt w:val="bullet"/>
+      <w:lvlText w:val=""/>
+      <w:lvlJc w:val="left"/>
+      <w:pPr>
+        <w:tabs>
+          <w:tab w:val="num" w:pos="6480"/>
+        </w:tabs>
+        <w:ind w:left="6480" w:hanging="360"/>
+      </w:pPr>
+      <w:rPr>
+        <w:rFonts w:ascii="Wingdings" w:hAnsi="Wingdings" w:hint="default"/>
+        <w:sz w:val="20"/>
+      </w:rPr>
+    </w:lvl>
+  </w:abstractNum>
+  <w:abstractNum w:abstractNumId="3" w15:restartNumberingAfterBreak="0">
+    <w:nsid w:val="0FCB1B7F"/>
+    <w:multiLevelType w:val="multilevel"/>
+    <w:tmpl w:val="F296E704"/>
+    <w:lvl w:ilvl="0">
+      <w:start w:val="1"/>
+      <w:numFmt w:val="bullet"/>
+      <w:lvlText w:val=""/>
+      <w:lvlJc w:val="left"/>
+      <w:pPr>
+        <w:tabs>
+          <w:tab w:val="num" w:pos="720"/>
+        </w:tabs>
+        <w:ind w:left="720" w:hanging="360"/>
+      </w:pPr>
+      <w:rPr>
+        <w:rFonts w:ascii="Symbol" w:hAnsi="Symbol" w:hint="default"/>
+      </w:rPr>
+    </w:lvl>
+    <w:lvl w:ilvl="1" w:tentative="1">
+      <w:start w:val="1"/>
+      <w:numFmt w:val="decimal"/>
+      <w:lvlText w:val="%2."/>
+      <w:lvlJc w:val="left"/>
+      <w:pPr>
+        <w:tabs>
+          <w:tab w:val="num" w:pos="1440"/>
+        </w:tabs>
+        <w:ind w:left="1440" w:hanging="360"/>
+      </w:pPr>
+    </w:lvl>
+    <w:lvl w:ilvl="2" w:tentative="1">
+      <w:start w:val="1"/>
+      <w:numFmt w:val="decimal"/>
+      <w:lvlText w:val="%3."/>
+      <w:lvlJc w:val="left"/>
+      <w:pPr>
+        <w:tabs>
+          <w:tab w:val="num" w:pos="2160"/>
+        </w:tabs>
+        <w:ind w:left="2160" w:hanging="360"/>
+      </w:pPr>
+    </w:lvl>
+    <w:lvl w:ilvl="3" w:tentative="1">
+      <w:start w:val="1"/>
+      <w:numFmt w:val="decimal"/>
+      <w:lvlText w:val="%4."/>
+      <w:lvlJc w:val="left"/>
+      <w:pPr>
+        <w:tabs>
+          <w:tab w:val="num" w:pos="2880"/>
+        </w:tabs>
+        <w:ind w:left="2880" w:hanging="360"/>
+      </w:pPr>
+    </w:lvl>
+    <w:lvl w:ilvl="4" w:tentative="1">
+      <w:start w:val="1"/>
+      <w:numFmt w:val="decimal"/>
+      <w:lvlText w:val="%5."/>
+      <w:lvlJc w:val="left"/>
+      <w:pPr>
+        <w:tabs>
+          <w:tab w:val="num" w:pos="3600"/>
+        </w:tabs>
+        <w:ind w:left="3600" w:hanging="360"/>
+      </w:pPr>
+    </w:lvl>
+    <w:lvl w:ilvl="5" w:tentative="1">
+      <w:start w:val="1"/>
+      <w:numFmt w:val="decimal"/>
+      <w:lvlText w:val="%6."/>
+      <w:lvlJc w:val="left"/>
+      <w:pPr>
+        <w:tabs>
+          <w:tab w:val="num" w:pos="4320"/>
+        </w:tabs>
+        <w:ind w:left="4320" w:hanging="360"/>
+      </w:pPr>
+    </w:lvl>
+    <w:lvl w:ilvl="6" w:tentative="1">
+      <w:start w:val="1"/>
+      <w:numFmt w:val="decimal"/>
+      <w:lvlText w:val="%7."/>
+      <w:lvlJc w:val="left"/>
+      <w:pPr>
+        <w:tabs>
+          <w:tab w:val="num" w:pos="5040"/>
+        </w:tabs>
+        <w:ind w:left="5040" w:hanging="360"/>
+      </w:pPr>
+    </w:lvl>
+    <w:lvl w:ilvl="7" w:tentative="1">
+      <w:start w:val="1"/>
+      <w:numFmt w:val="decimal"/>
+      <w:lvlText w:val="%8."/>
+      <w:lvlJc w:val="left"/>
+      <w:pPr>
+        <w:tabs>
+          <w:tab w:val="num" w:pos="5760"/>
+        </w:tabs>
+        <w:ind w:left="5760" w:hanging="360"/>
+      </w:pPr>
+    </w:lvl>
+    <w:lvl w:ilvl="8" w:tentative="1">
+      <w:start w:val="1"/>
+      <w:numFmt w:val="decimal"/>
+      <w:lvlText w:val="%9."/>
+      <w:lvlJc w:val="left"/>
+      <w:pPr>
+        <w:tabs>
+          <w:tab w:val="num" w:pos="6480"/>
+        </w:tabs>
+        <w:ind w:left="6480" w:hanging="360"/>
+      </w:pPr>
+    </w:lvl>
+  </w:abstractNum>
+  <w:abstractNum w:abstractNumId="4" w15:restartNumberingAfterBreak="0">
+    <w:nsid w:val="10082879"/>
+    <w:multiLevelType w:val="multilevel"/>
+    <w:tmpl w:val="E27411AC"/>
+    <w:lvl w:ilvl="0">
+      <w:start w:val="1"/>
+      <w:numFmt w:val="bullet"/>
+      <w:lvlText w:val=""/>
+      <w:lvlJc w:val="left"/>
+      <w:pPr>
+        <w:tabs>
+          <w:tab w:val="num" w:pos="720"/>
+        </w:tabs>
+        <w:ind w:left="720" w:hanging="360"/>
+      </w:pPr>
+      <w:rPr>
+        <w:rFonts w:ascii="Symbol" w:hAnsi="Symbol" w:hint="default"/>
+        <w:sz w:val="20"/>
+      </w:rPr>
+    </w:lvl>
+    <w:lvl w:ilvl="1" w:tentative="1">
+      <w:start w:val="1"/>
+      <w:numFmt w:val="bullet"/>
+      <w:lvlText w:val="o"/>
+      <w:lvlJc w:val="left"/>
+      <w:pPr>
+        <w:tabs>
+          <w:tab w:val="num" w:pos="1440"/>
+        </w:tabs>
+        <w:ind w:left="1440" w:hanging="360"/>
+      </w:pPr>
+      <w:rPr>
+        <w:rFonts w:ascii="Courier New" w:hAnsi="Courier New" w:hint="default"/>
+        <w:sz w:val="20"/>
+      </w:rPr>
+    </w:lvl>
+    <w:lvl w:ilvl="2" w:tentative="1">
+      <w:start w:val="1"/>
+      <w:numFmt w:val="bullet"/>
+      <w:lvlText w:val=""/>
+      <w:lvlJc w:val="left"/>
+      <w:pPr>
+        <w:tabs>
+          <w:tab w:val="num" w:pos="2160"/>
+        </w:tabs>
+        <w:ind w:left="2160" w:hanging="360"/>
+      </w:pPr>
+      <w:rPr>
+        <w:rFonts w:ascii="Wingdings" w:hAnsi="Wingdings" w:hint="default"/>
+        <w:sz w:val="20"/>
+      </w:rPr>
+    </w:lvl>
+    <w:lvl w:ilvl="3" w:tentative="1">
+      <w:start w:val="1"/>
+      <w:numFmt w:val="bullet"/>
+      <w:lvlText w:val=""/>
+      <w:lvlJc w:val="left"/>
+      <w:pPr>
+        <w:tabs>
+          <w:tab w:val="num" w:pos="2880"/>
+        </w:tabs>
+        <w:ind w:left="2880" w:hanging="360"/>
+      </w:pPr>
+      <w:rPr>
+        <w:rFonts w:ascii="Wingdings" w:hAnsi="Wingdings" w:hint="default"/>
+        <w:sz w:val="20"/>
+      </w:rPr>
+    </w:lvl>
+    <w:lvl w:ilvl="4" w:tentative="1">
+      <w:start w:val="1"/>
+      <w:numFmt w:val="bullet"/>
+      <w:lvlText w:val=""/>
+      <w:lvlJc w:val="left"/>
+      <w:pPr>
+        <w:tabs>
+          <w:tab w:val="num" w:pos="3600"/>
+        </w:tabs>
+        <w:ind w:left="3600" w:hanging="360"/>
+      </w:pPr>
+      <w:rPr>
+        <w:rFonts w:ascii="Wingdings" w:hAnsi="Wingdings" w:hint="default"/>
+        <w:sz w:val="20"/>
+      </w:rPr>
+    </w:lvl>
+    <w:lvl w:ilvl="5" w:tentative="1">
+      <w:start w:val="1"/>
+      <w:numFmt w:val="bullet"/>
+      <w:lvlText w:val=""/>
+      <w:lvlJc w:val="left"/>
+      <w:pPr>
+        <w:tabs>
+          <w:tab w:val="num" w:pos="4320"/>
+        </w:tabs>
+        <w:ind w:left="4320" w:hanging="360"/>
+      </w:pPr>
+      <w:rPr>
+        <w:rFonts w:ascii="Wingdings" w:hAnsi="Wingdings" w:hint="default"/>
+        <w:sz w:val="20"/>
+      </w:rPr>
+    </w:lvl>
+    <w:lvl w:ilvl="6" w:tentative="1">
+      <w:start w:val="1"/>
+      <w:numFmt w:val="bullet"/>
+      <w:lvlText w:val=""/>
+      <w:lvlJc w:val="left"/>
+      <w:pPr>
+        <w:tabs>
+          <w:tab w:val="num" w:pos="5040"/>
+        </w:tabs>
+        <w:ind w:left="5040" w:hanging="360"/>
+      </w:pPr>
+      <w:rPr>
+        <w:rFonts w:ascii="Wingdings" w:hAnsi="Wingdings" w:hint="default"/>
+        <w:sz w:val="20"/>
+      </w:rPr>
+    </w:lvl>
+    <w:lvl w:ilvl="7" w:tentative="1">
+      <w:start w:val="1"/>
+      <w:numFmt w:val="bullet"/>
+      <w:lvlText w:val=""/>
+      <w:lvlJc w:val="left"/>
+      <w:pPr>
+        <w:tabs>
+          <w:tab w:val="num" w:pos="5760"/>
+        </w:tabs>
+        <w:ind w:left="5760" w:hanging="360"/>
+      </w:pPr>
+      <w:rPr>
+        <w:rFonts w:ascii="Wingdings" w:hAnsi="Wingdings" w:hint="default"/>
+        <w:sz w:val="20"/>
+      </w:rPr>
+    </w:lvl>
+    <w:lvl w:ilvl="8" w:tentative="1">
+      <w:start w:val="1"/>
+      <w:numFmt w:val="bullet"/>
+      <w:lvlText w:val=""/>
+      <w:lvlJc w:val="left"/>
+      <w:pPr>
+        <w:tabs>
+          <w:tab w:val="num" w:pos="6480"/>
+        </w:tabs>
+        <w:ind w:left="6480" w:hanging="360"/>
+      </w:pPr>
+      <w:rPr>
+        <w:rFonts w:ascii="Wingdings" w:hAnsi="Wingdings" w:hint="default"/>
+        <w:sz w:val="20"/>
+      </w:rPr>
+    </w:lvl>
+  </w:abstractNum>
+  <w:abstractNum w:abstractNumId="5" w15:restartNumberingAfterBreak="0">
     <w:nsid w:val="18F47418"/>
     <w:multiLevelType w:val="multilevel"/>
     <w:tmpl w:val="05061C1E"/>
@@ -2547,7 +5027,7 @@
       <w:lvlJc w:val="left"/>
     </w:lvl>
   </w:abstractNum>
-  <w:abstractNum w:abstractNumId="2" w15:restartNumberingAfterBreak="0">
+  <w:abstractNum w:abstractNumId="6" w15:restartNumberingAfterBreak="0">
     <w:nsid w:val="255C0128"/>
     <w:multiLevelType w:val="multilevel"/>
     <w:tmpl w:val="12546796"/>
@@ -2651,7 +5131,123 @@
       </w:rPr>
     </w:lvl>
   </w:abstractNum>
-  <w:abstractNum w:abstractNumId="3" w15:restartNumberingAfterBreak="0">
+  <w:abstractNum w:abstractNumId="7" w15:restartNumberingAfterBreak="0">
+    <w:nsid w:val="25B01124"/>
+    <w:multiLevelType w:val="multilevel"/>
+    <w:tmpl w:val="F296E704"/>
+    <w:lvl w:ilvl="0">
+      <w:start w:val="1"/>
+      <w:numFmt w:val="bullet"/>
+      <w:lvlText w:val=""/>
+      <w:lvlJc w:val="left"/>
+      <w:pPr>
+        <w:tabs>
+          <w:tab w:val="num" w:pos="720"/>
+        </w:tabs>
+        <w:ind w:left="720" w:hanging="360"/>
+      </w:pPr>
+      <w:rPr>
+        <w:rFonts w:ascii="Symbol" w:hAnsi="Symbol" w:hint="default"/>
+      </w:rPr>
+    </w:lvl>
+    <w:lvl w:ilvl="1" w:tentative="1">
+      <w:start w:val="1"/>
+      <w:numFmt w:val="decimal"/>
+      <w:lvlText w:val="%2."/>
+      <w:lvlJc w:val="left"/>
+      <w:pPr>
+        <w:tabs>
+          <w:tab w:val="num" w:pos="1440"/>
+        </w:tabs>
+        <w:ind w:left="1440" w:hanging="360"/>
+      </w:pPr>
+    </w:lvl>
+    <w:lvl w:ilvl="2" w:tentative="1">
+      <w:start w:val="1"/>
+      <w:numFmt w:val="decimal"/>
+      <w:lvlText w:val="%3."/>
+      <w:lvlJc w:val="left"/>
+      <w:pPr>
+        <w:tabs>
+          <w:tab w:val="num" w:pos="2160"/>
+        </w:tabs>
+        <w:ind w:left="2160" w:hanging="360"/>
+      </w:pPr>
+    </w:lvl>
+    <w:lvl w:ilvl="3" w:tentative="1">
+      <w:start w:val="1"/>
+      <w:numFmt w:val="decimal"/>
+      <w:lvlText w:val="%4."/>
+      <w:lvlJc w:val="left"/>
+      <w:pPr>
+        <w:tabs>
+          <w:tab w:val="num" w:pos="2880"/>
+        </w:tabs>
+        <w:ind w:left="2880" w:hanging="360"/>
+      </w:pPr>
+    </w:lvl>
+    <w:lvl w:ilvl="4" w:tentative="1">
+      <w:start w:val="1"/>
+      <w:numFmt w:val="decimal"/>
+      <w:lvlText w:val="%5."/>
+      <w:lvlJc w:val="left"/>
+      <w:pPr>
+        <w:tabs>
+          <w:tab w:val="num" w:pos="3600"/>
+        </w:tabs>
+        <w:ind w:left="3600" w:hanging="360"/>
+      </w:pPr>
+    </w:lvl>
+    <w:lvl w:ilvl="5" w:tentative="1">
+      <w:start w:val="1"/>
+      <w:numFmt w:val="decimal"/>
+      <w:lvlText w:val="%6."/>
+      <w:lvlJc w:val="left"/>
+      <w:pPr>
+        <w:tabs>
+          <w:tab w:val="num" w:pos="4320"/>
+        </w:tabs>
+        <w:ind w:left="4320" w:hanging="360"/>
+      </w:pPr>
+    </w:lvl>
+    <w:lvl w:ilvl="6" w:tentative="1">
+      <w:start w:val="1"/>
+      <w:numFmt w:val="decimal"/>
+      <w:lvlText w:val="%7."/>
+      <w:lvlJc w:val="left"/>
+      <w:pPr>
+        <w:tabs>
+          <w:tab w:val="num" w:pos="5040"/>
+        </w:tabs>
+        <w:ind w:left="5040" w:hanging="360"/>
+      </w:pPr>
+    </w:lvl>
+    <w:lvl w:ilvl="7" w:tentative="1">
+      <w:start w:val="1"/>
+      <w:numFmt w:val="decimal"/>
+      <w:lvlText w:val="%8."/>
+      <w:lvlJc w:val="left"/>
+      <w:pPr>
+        <w:tabs>
+          <w:tab w:val="num" w:pos="5760"/>
+        </w:tabs>
+        <w:ind w:left="5760" w:hanging="360"/>
+      </w:pPr>
+    </w:lvl>
+    <w:lvl w:ilvl="8" w:tentative="1">
+      <w:start w:val="1"/>
+      <w:numFmt w:val="decimal"/>
+      <w:lvlText w:val="%9."/>
+      <w:lvlJc w:val="left"/>
+      <w:pPr>
+        <w:tabs>
+          <w:tab w:val="num" w:pos="6480"/>
+        </w:tabs>
+        <w:ind w:left="6480" w:hanging="360"/>
+      </w:pPr>
+    </w:lvl>
+  </w:abstractNum>
+  <w:abstractNum w:abstractNumId="8" w15:restartNumberingAfterBreak="0">
     <w:nsid w:val="27D00A95"/>
     <w:multiLevelType w:val="multilevel"/>
     <w:tmpl w:val="1DC0B380"/>
@@ -2756,7 +5352,156 @@
       </w:rPr>
     </w:lvl>
   </w:abstractNum>
-  <w:abstractNum w:abstractNumId="4" w15:restartNumberingAfterBreak="0">
+  <w:abstractNum w:abstractNumId="9" w15:restartNumberingAfterBreak="0">
+    <w:nsid w:val="2D652510"/>
+    <w:multiLevelType w:val="multilevel"/>
+    <w:tmpl w:val="2556BB4A"/>
+    <w:lvl w:ilvl="0">
+      <w:start w:val="1"/>
+      <w:numFmt w:val="bullet"/>
+      <w:lvlText w:val=""/>
+      <w:lvlJc w:val="left"/>
+      <w:pPr>
+        <w:tabs>
+          <w:tab w:val="num" w:pos="720"/>
+        </w:tabs>
+        <w:ind w:left="720" w:hanging="360"/>
+      </w:pPr>
+      <w:rPr>
+        <w:rFonts w:ascii="Symbol" w:hAnsi="Symbol" w:hint="default"/>
+        <w:sz w:val="20"/>
+      </w:rPr>
+    </w:lvl>
+    <w:lvl w:ilvl="1" w:tentative="1">
+      <w:start w:val="1"/>
+      <w:numFmt w:val="bullet"/>
+      <w:lvlText w:val="o"/>
+      <w:lvlJc w:val="left"/>
+      <w:pPr>
+        <w:tabs>
+          <w:tab w:val="num" w:pos="1440"/>
+        </w:tabs>
+        <w:ind w:left="1440" w:hanging="360"/>
+      </w:pPr>
+      <w:rPr>
+        <w:rFonts w:ascii="Courier New" w:hAnsi="Courier New" w:hint="default"/>
+        <w:sz w:val="20"/>
+      </w:rPr>
+    </w:lvl>
+    <w:lvl w:ilvl="2" w:tentative="1">
+      <w:start w:val="1"/>
+      <w:numFmt w:val="bullet"/>
+      <w:lvlText w:val=""/>
+      <w:lvlJc w:val="left"/>
+      <w:pPr>
+        <w:tabs>
+          <w:tab w:val="num" w:pos="2160"/>
+        </w:tabs>
+        <w:ind w:left="2160" w:hanging="360"/>
+      </w:pPr>
+      <w:rPr>
+        <w:rFonts w:ascii="Wingdings" w:hAnsi="Wingdings" w:hint="default"/>
+        <w:sz w:val="20"/>
+      </w:rPr>
+    </w:lvl>
+    <w:lvl w:ilvl="3" w:tentative="1">
+      <w:start w:val="1"/>
+      <w:numFmt w:val="bullet"/>
+      <w:lvlText w:val=""/>
+      <w:lvlJc w:val="left"/>
+      <w:pPr>
+        <w:tabs>
+          <w:tab w:val="num" w:pos="2880"/>
+        </w:tabs>
+        <w:ind w:left="2880" w:hanging="360"/>
+      </w:pPr>
+      <w:rPr>
+        <w:rFonts w:ascii="Wingdings" w:hAnsi="Wingdings" w:hint="default"/>
+        <w:sz w:val="20"/>
+      </w:rPr>
+    </w:lvl>
+    <w:lvl w:ilvl="4" w:tentative="1">
+      <w:start w:val="1"/>
+      <w:numFmt w:val="bullet"/>
+      <w:lvlText w:val=""/>
+      <w:lvlJc w:val="left"/>
+      <w:pPr>
+        <w:tabs>
+          <w:tab w:val="num" w:pos="3600"/>
+        </w:tabs>
+        <w:ind w:left="3600" w:hanging="360"/>
+      </w:pPr>
+      <w:rPr>
+        <w:rFonts w:ascii="Wingdings" w:hAnsi="Wingdings" w:hint="default"/>
+        <w:sz w:val="20"/>
+      </w:rPr>
+    </w:lvl>
+    <w:lvl w:ilvl="5" w:tentative="1">
+      <w:start w:val="1"/>
+      <w:numFmt w:val="bullet"/>
+      <w:lvlText w:val=""/>
+      <w:lvlJc w:val="left"/>
+      <w:pPr>
+        <w:tabs>
+          <w:tab w:val="num" w:pos="4320"/>
+        </w:tabs>
+        <w:ind w:left="4320" w:hanging="360"/>
+      </w:pPr>
+      <w:rPr>
+        <w:rFonts w:ascii="Wingdings" w:hAnsi="Wingdings" w:hint="default"/>
+        <w:sz w:val="20"/>
+      </w:rPr>
+    </w:lvl>
+    <w:lvl w:ilvl="6" w:tentative="1">
+      <w:start w:val="1"/>
+      <w:numFmt w:val="bullet"/>
+      <w:lvlText w:val=""/>
+      <w:lvlJc w:val="left"/>
+      <w:pPr>
+        <w:tabs>
+          <w:tab w:val="num" w:pos="5040"/>
+        </w:tabs>
+        <w:ind w:left="5040" w:hanging="360"/>
+      </w:pPr>
+      <w:rPr>
+        <w:rFonts w:ascii="Wingdings" w:hAnsi="Wingdings" w:hint="default"/>
+        <w:sz w:val="20"/>
+      </w:rPr>
+    </w:lvl>
+    <w:lvl w:ilvl="7" w:tentative="1">
+      <w:start w:val="1"/>
+      <w:numFmt w:val="bullet"/>
+      <w:lvlText w:val=""/>
+      <w:lvlJc w:val="left"/>
+      <w:pPr>
+        <w:tabs>
+          <w:tab w:val="num" w:pos="5760"/>
+        </w:tabs>
+        <w:ind w:left="5760" w:hanging="360"/>
+      </w:pPr>
+      <w:rPr>
+        <w:rFonts w:ascii="Wingdings" w:hAnsi="Wingdings" w:hint="default"/>
+        <w:sz w:val="20"/>
+      </w:rPr>
+    </w:lvl>
+    <w:lvl w:ilvl="8" w:tentative="1">
+      <w:start w:val="1"/>
+      <w:numFmt w:val="bullet"/>
+      <w:lvlText w:val=""/>
+      <w:lvlJc w:val="left"/>
+      <w:pPr>
+        <w:tabs>
+          <w:tab w:val="num" w:pos="6480"/>
+        </w:tabs>
+        <w:ind w:left="6480" w:hanging="360"/>
+      </w:pPr>
+      <w:rPr>
+        <w:rFonts w:ascii="Wingdings" w:hAnsi="Wingdings" w:hint="default"/>
+        <w:sz w:val="20"/>
+      </w:rPr>
+    </w:lvl>
+  </w:abstractNum>
+  <w:abstractNum w:abstractNumId="10" w15:restartNumberingAfterBreak="0">
     <w:nsid w:val="389E4699"/>
     <w:multiLevelType w:val="hybridMultilevel"/>
     <w:tmpl w:val="597429D6"/>
@@ -2869,7 +5614,501 @@
       </w:rPr>
     </w:lvl>
   </w:abstractNum>
-  <w:abstractNum w:abstractNumId="5" w15:restartNumberingAfterBreak="0">
+  <w:abstractNum w:abstractNumId="11" w15:restartNumberingAfterBreak="0">
+    <w:nsid w:val="4DE504B5"/>
+    <w:multiLevelType w:val="multilevel"/>
+    <w:tmpl w:val="A95E08CE"/>
+    <w:lvl w:ilvl="0">
+      <w:start w:val="1"/>
+      <w:numFmt w:val="decimal"/>
+      <w:lvlText w:val="%1."/>
+      <w:lvlJc w:val="left"/>
+      <w:pPr>
+        <w:tabs>
+          <w:tab w:val="num" w:pos="720"/>
+        </w:tabs>
+        <w:ind w:left="720" w:hanging="360"/>
+      </w:pPr>
+    </w:lvl>
+    <w:lvl w:ilvl="1" w:tentative="1">
+      <w:start w:val="1"/>
+      <w:numFmt w:val="decimal"/>
+      <w:lvlText w:val="%2."/>
+      <w:lvlJc w:val="left"/>
+      <w:pPr>
+        <w:tabs>
+          <w:tab w:val="num" w:pos="1440"/>
+        </w:tabs>
+        <w:ind w:left="1440" w:hanging="360"/>
+      </w:pPr>
+    </w:lvl>
+    <w:lvl w:ilvl="2" w:tentative="1">
+      <w:start w:val="1"/>
+      <w:numFmt w:val="decimal"/>
+      <w:lvlText w:val="%3."/>
+      <w:lvlJc w:val="left"/>
+      <w:pPr>
+        <w:tabs>
+          <w:tab w:val="num" w:pos="2160"/>
+        </w:tabs>
+        <w:ind w:left="2160" w:hanging="360"/>
+      </w:pPr>
+    </w:lvl>
+    <w:lvl w:ilvl="3" w:tentative="1">
+      <w:start w:val="1"/>
+      <w:numFmt w:val="decimal"/>
+      <w:lvlText w:val="%4."/>
+      <w:lvlJc w:val="left"/>
+      <w:pPr>
+        <w:tabs>
+          <w:tab w:val="num" w:pos="2880"/>
+        </w:tabs>
+        <w:ind w:left="2880" w:hanging="360"/>
+      </w:pPr>
+    </w:lvl>
+    <w:lvl w:ilvl="4" w:tentative="1">
+      <w:start w:val="1"/>
+      <w:numFmt w:val="decimal"/>
+      <w:lvlText w:val="%5."/>
+      <w:lvlJc w:val="left"/>
+      <w:pPr>
+        <w:tabs>
+          <w:tab w:val="num" w:pos="3600"/>
+        </w:tabs>
+        <w:ind w:left="3600" w:hanging="360"/>
+      </w:pPr>
+    </w:lvl>
+    <w:lvl w:ilvl="5" w:tentative="1">
+      <w:start w:val="1"/>
+      <w:numFmt w:val="decimal"/>
+      <w:lvlText w:val="%6."/>
+      <w:lvlJc w:val="left"/>
+      <w:pPr>
+        <w:tabs>
+          <w:tab w:val="num" w:pos="4320"/>
+        </w:tabs>
+        <w:ind w:left="4320" w:hanging="360"/>
+      </w:pPr>
+    </w:lvl>
+    <w:lvl w:ilvl="6" w:tentative="1">
+      <w:start w:val="1"/>
+      <w:numFmt w:val="decimal"/>
+      <w:lvlText w:val="%7."/>
+      <w:lvlJc w:val="left"/>
+      <w:pPr>
+        <w:tabs>
+          <w:tab w:val="num" w:pos="5040"/>
+        </w:tabs>
+        <w:ind w:left="5040" w:hanging="360"/>
+      </w:pPr>
+    </w:lvl>
+    <w:lvl w:ilvl="7" w:tentative="1">
+      <w:start w:val="1"/>
+      <w:numFmt w:val="decimal"/>
+      <w:lvlText w:val="%8."/>
+      <w:lvlJc w:val="left"/>
+      <w:pPr>
+        <w:tabs>
+          <w:tab w:val="num" w:pos="5760"/>
+        </w:tabs>
+        <w:ind w:left="5760" w:hanging="360"/>
+      </w:pPr>
+    </w:lvl>
+    <w:lvl w:ilvl="8" w:tentative="1">
+      <w:start w:val="1"/>
+      <w:numFmt w:val="decimal"/>
+      <w:lvlText w:val="%9."/>
+      <w:lvlJc w:val="left"/>
+      <w:pPr>
+        <w:tabs>
+          <w:tab w:val="num" w:pos="6480"/>
+        </w:tabs>
+        <w:ind w:left="6480" w:hanging="360"/>
+      </w:pPr>
+    </w:lvl>
+  </w:abstractNum>
+  <w:abstractNum w:abstractNumId="12" w15:restartNumberingAfterBreak="0">
+    <w:nsid w:val="58447EBE"/>
+    <w:multiLevelType w:val="multilevel"/>
+    <w:tmpl w:val="F296E704"/>
+    <w:lvl w:ilvl="0">
+      <w:start w:val="1"/>
+      <w:numFmt w:val="bullet"/>
+      <w:lvlText w:val=""/>
+      <w:lvlJc w:val="left"/>
+      <w:pPr>
+        <w:tabs>
+          <w:tab w:val="num" w:pos="720"/>
+        </w:tabs>
+        <w:ind w:left="720" w:hanging="360"/>
+      </w:pPr>
+      <w:rPr>
+        <w:rFonts w:ascii="Symbol" w:hAnsi="Symbol" w:hint="default"/>
+      </w:rPr>
+    </w:lvl>
+    <w:lvl w:ilvl="1" w:tentative="1">
+      <w:start w:val="1"/>
+      <w:numFmt w:val="decimal"/>
+      <w:lvlText w:val="%2."/>
+      <w:lvlJc w:val="left"/>
+      <w:pPr>
+        <w:tabs>
+          <w:tab w:val="num" w:pos="1440"/>
+        </w:tabs>
+        <w:ind w:left="1440" w:hanging="360"/>
+      </w:pPr>
+    </w:lvl>
+    <w:lvl w:ilvl="2" w:tentative="1">
+      <w:start w:val="1"/>
+      <w:numFmt w:val="decimal"/>
+      <w:lvlText w:val="%3."/>
+      <w:lvlJc w:val="left"/>
+      <w:pPr>
+        <w:tabs>
+          <w:tab w:val="num" w:pos="2160"/>
+        </w:tabs>
+        <w:ind w:left="2160" w:hanging="360"/>
+      </w:pPr>
+    </w:lvl>
+    <w:lvl w:ilvl="3" w:tentative="1">
+      <w:start w:val="1"/>
+      <w:numFmt w:val="decimal"/>
+      <w:lvlText w:val="%4."/>
+      <w:lvlJc w:val="left"/>
+      <w:pPr>
+        <w:tabs>
+          <w:tab w:val="num" w:pos="2880"/>
+        </w:tabs>
+        <w:ind w:left="2880" w:hanging="360"/>
+      </w:pPr>
+    </w:lvl>
+    <w:lvl w:ilvl="4" w:tentative="1">
+      <w:start w:val="1"/>
+      <w:numFmt w:val="decimal"/>
+      <w:lvlText w:val="%5."/>
+      <w:lvlJc w:val="left"/>
+      <w:pPr>
+        <w:tabs>
+          <w:tab w:val="num" w:pos="3600"/>
+        </w:tabs>
+        <w:ind w:left="3600" w:hanging="360"/>
+      </w:pPr>
+    </w:lvl>
+    <w:lvl w:ilvl="5" w:tentative="1">
+      <w:start w:val="1"/>
+      <w:numFmt w:val="decimal"/>
+      <w:lvlText w:val="%6."/>
+      <w:lvlJc w:val="left"/>
+      <w:pPr>
+        <w:tabs>
+          <w:tab w:val="num" w:pos="4320"/>
+        </w:tabs>
+        <w:ind w:left="4320" w:hanging="360"/>
+      </w:pPr>
+    </w:lvl>
+    <w:lvl w:ilvl="6" w:tentative="1">
+      <w:start w:val="1"/>
+      <w:numFmt w:val="decimal"/>
+      <w:lvlText w:val="%7."/>
+      <w:lvlJc w:val="left"/>
+      <w:pPr>
+        <w:tabs>
+          <w:tab w:val="num" w:pos="5040"/>
+        </w:tabs>
+        <w:ind w:left="5040" w:hanging="360"/>
+      </w:pPr>
+    </w:lvl>
+    <w:lvl w:ilvl="7" w:tentative="1">
+      <w:start w:val="1"/>
+      <w:numFmt w:val="decimal"/>
+      <w:lvlText w:val="%8."/>
+      <w:lvlJc w:val="left"/>
+      <w:pPr>
+        <w:tabs>
+          <w:tab w:val="num" w:pos="5760"/>
+        </w:tabs>
+        <w:ind w:left="5760" w:hanging="360"/>
+      </w:pPr>
+    </w:lvl>
+    <w:lvl w:ilvl="8" w:tentative="1">
+      <w:start w:val="1"/>
+      <w:numFmt w:val="decimal"/>
+      <w:lvlText w:val="%9."/>
+      <w:lvlJc w:val="left"/>
+      <w:pPr>
+        <w:tabs>
+          <w:tab w:val="num" w:pos="6480"/>
+        </w:tabs>
+        <w:ind w:left="6480" w:hanging="360"/>
+      </w:pPr>
+    </w:lvl>
+  </w:abstractNum>
+  <w:abstractNum w:abstractNumId="13" w15:restartNumberingAfterBreak="0">
+    <w:nsid w:val="593B776F"/>
+    <w:multiLevelType w:val="multilevel"/>
+    <w:tmpl w:val="66789F5E"/>
+    <w:lvl w:ilvl="0">
+      <w:start w:val="1"/>
+      <w:numFmt w:val="bullet"/>
+      <w:lvlText w:val=""/>
+      <w:lvlJc w:val="left"/>
+      <w:pPr>
+        <w:tabs>
+          <w:tab w:val="num" w:pos="720"/>
+        </w:tabs>
+        <w:ind w:left="720" w:hanging="360"/>
+      </w:pPr>
+      <w:rPr>
+        <w:rFonts w:ascii="Symbol" w:hAnsi="Symbol" w:hint="default"/>
+        <w:sz w:val="20"/>
+      </w:rPr>
+    </w:lvl>
+    <w:lvl w:ilvl="1" w:tentative="1">
+      <w:start w:val="1"/>
+      <w:numFmt w:val="bullet"/>
+      <w:lvlText w:val="o"/>
+      <w:lvlJc w:val="left"/>
+      <w:pPr>
+        <w:tabs>
+          <w:tab w:val="num" w:pos="1440"/>
+        </w:tabs>
+        <w:ind w:left="1440" w:hanging="360"/>
+      </w:pPr>
+      <w:rPr>
+        <w:rFonts w:ascii="Courier New" w:hAnsi="Courier New" w:hint="default"/>
+        <w:sz w:val="20"/>
+      </w:rPr>
+    </w:lvl>
+    <w:lvl w:ilvl="2" w:tentative="1">
+      <w:start w:val="1"/>
+      <w:numFmt w:val="bullet"/>
+      <w:lvlText w:val=""/>
+      <w:lvlJc w:val="left"/>
+      <w:pPr>
+        <w:tabs>
+          <w:tab w:val="num" w:pos="2160"/>
+        </w:tabs>
+        <w:ind w:left="2160" w:hanging="360"/>
+      </w:pPr>
+      <w:rPr>
+        <w:rFonts w:ascii="Wingdings" w:hAnsi="Wingdings" w:hint="default"/>
+        <w:sz w:val="20"/>
+      </w:rPr>
+    </w:lvl>
+    <w:lvl w:ilvl="3" w:tentative="1">
+      <w:start w:val="1"/>
+      <w:numFmt w:val="bullet"/>
+      <w:lvlText w:val=""/>
+      <w:lvlJc w:val="left"/>
+      <w:pPr>
+        <w:tabs>
+          <w:tab w:val="num" w:pos="2880"/>
+        </w:tabs>
+        <w:ind w:left="2880" w:hanging="360"/>
+      </w:pPr>
+      <w:rPr>
+        <w:rFonts w:ascii="Wingdings" w:hAnsi="Wingdings" w:hint="default"/>
+        <w:sz w:val="20"/>
+      </w:rPr>
+    </w:lvl>
+    <w:lvl w:ilvl="4" w:tentative="1">
+      <w:start w:val="1"/>
+      <w:numFmt w:val="bullet"/>
+      <w:lvlText w:val=""/>
+      <w:lvlJc w:val="left"/>
+      <w:pPr>
+        <w:tabs>
+          <w:tab w:val="num" w:pos="3600"/>
+        </w:tabs>
+        <w:ind w:left="3600" w:hanging="360"/>
+      </w:pPr>
+      <w:rPr>
+        <w:rFonts w:ascii="Wingdings" w:hAnsi="Wingdings" w:hint="default"/>
+        <w:sz w:val="20"/>
+      </w:rPr>
+    </w:lvl>
+    <w:lvl w:ilvl="5" w:tentative="1">
+      <w:start w:val="1"/>
+      <w:numFmt w:val="bullet"/>
+      <w:lvlText w:val=""/>
+      <w:lvlJc w:val="left"/>
+      <w:pPr>
+        <w:tabs>
+          <w:tab w:val="num" w:pos="4320"/>
+        </w:tabs>
+        <w:ind w:left="4320" w:hanging="360"/>
+      </w:pPr>
+      <w:rPr>
+        <w:rFonts w:ascii="Wingdings" w:hAnsi="Wingdings" w:hint="default"/>
+        <w:sz w:val="20"/>
+      </w:rPr>
+    </w:lvl>
+    <w:lvl w:ilvl="6" w:tentative="1">
+      <w:start w:val="1"/>
+      <w:numFmt w:val="bullet"/>
+      <w:lvlText w:val=""/>
+      <w:lvlJc w:val="left"/>
+      <w:pPr>
+        <w:tabs>
+          <w:tab w:val="num" w:pos="5040"/>
+        </w:tabs>
+        <w:ind w:left="5040" w:hanging="360"/>
+      </w:pPr>
+      <w:rPr>
+        <w:rFonts w:ascii="Wingdings" w:hAnsi="Wingdings" w:hint="default"/>
+        <w:sz w:val="20"/>
+      </w:rPr>
+    </w:lvl>
+    <w:lvl w:ilvl="7" w:tentative="1">
+      <w:start w:val="1"/>
+      <w:numFmt w:val="bullet"/>
+      <w:lvlText w:val=""/>
+      <w:lvlJc w:val="left"/>
+      <w:pPr>
+        <w:tabs>
+          <w:tab w:val="num" w:pos="5760"/>
+        </w:tabs>
+        <w:ind w:left="5760" w:hanging="360"/>
+      </w:pPr>
+      <w:rPr>
+        <w:rFonts w:ascii="Wingdings" w:hAnsi="Wingdings" w:hint="default"/>
+        <w:sz w:val="20"/>
+      </w:rPr>
+    </w:lvl>
+    <w:lvl w:ilvl="8" w:tentative="1">
+      <w:start w:val="1"/>
+      <w:numFmt w:val="bullet"/>
+      <w:lvlText w:val=""/>
+      <w:lvlJc w:val="left"/>
+      <w:pPr>
+        <w:tabs>
+          <w:tab w:val="num" w:pos="6480"/>
+        </w:tabs>
+        <w:ind w:left="6480" w:hanging="360"/>
+      </w:pPr>
+      <w:rPr>
+        <w:rFonts w:ascii="Wingdings" w:hAnsi="Wingdings" w:hint="default"/>
+        <w:sz w:val="20"/>
+      </w:rPr>
+    </w:lvl>
+  </w:abstractNum>
+  <w:abstractNum w:abstractNumId="14" w15:restartNumberingAfterBreak="0">
+    <w:nsid w:val="6199086B"/>
+    <w:multiLevelType w:val="multilevel"/>
+    <w:tmpl w:val="F296E704"/>
+    <w:lvl w:ilvl="0">
+      <w:start w:val="1"/>
+      <w:numFmt w:val="bullet"/>
+      <w:lvlText w:val=""/>
+      <w:lvlJc w:val="left"/>
+      <w:pPr>
+        <w:tabs>
+          <w:tab w:val="num" w:pos="720"/>
+        </w:tabs>
+        <w:ind w:left="720" w:hanging="360"/>
+      </w:pPr>
+      <w:rPr>
+        <w:rFonts w:ascii="Symbol" w:hAnsi="Symbol" w:hint="default"/>
+      </w:rPr>
+    </w:lvl>
+    <w:lvl w:ilvl="1" w:tentative="1">
+      <w:start w:val="1"/>
+      <w:numFmt w:val="decimal"/>
+      <w:lvlText w:val="%2."/>
+      <w:lvlJc w:val="left"/>
+      <w:pPr>
+        <w:tabs>
+          <w:tab w:val="num" w:pos="1440"/>
+        </w:tabs>
+        <w:ind w:left="1440" w:hanging="360"/>
+      </w:pPr>
+    </w:lvl>
+    <w:lvl w:ilvl="2" w:tentative="1">
+      <w:start w:val="1"/>
+      <w:numFmt w:val="decimal"/>
+      <w:lvlText w:val="%3."/>
+      <w:lvlJc w:val="left"/>
+      <w:pPr>
+        <w:tabs>
+          <w:tab w:val="num" w:pos="2160"/>
+        </w:tabs>
+        <w:ind w:left="2160" w:hanging="360"/>
+      </w:pPr>
+    </w:lvl>
+    <w:lvl w:ilvl="3" w:tentative="1">
+      <w:start w:val="1"/>
+      <w:numFmt w:val="decimal"/>
+      <w:lvlText w:val="%4."/>
+      <w:lvlJc w:val="left"/>
+      <w:pPr>
+        <w:tabs>
+          <w:tab w:val="num" w:pos="2880"/>
+        </w:tabs>
+        <w:ind w:left="2880" w:hanging="360"/>
+      </w:pPr>
+    </w:lvl>
+    <w:lvl w:ilvl="4" w:tentative="1">
+      <w:start w:val="1"/>
+      <w:numFmt w:val="decimal"/>
+      <w:lvlText w:val="%5."/>
+      <w:lvlJc w:val="left"/>
+      <w:pPr>
+        <w:tabs>
+          <w:tab w:val="num" w:pos="3600"/>
+        </w:tabs>
+        <w:ind w:left="3600" w:hanging="360"/>
+      </w:pPr>
+    </w:lvl>
+    <w:lvl w:ilvl="5" w:tentative="1">
+      <w:start w:val="1"/>
+      <w:numFmt w:val="decimal"/>
+      <w:lvlText w:val="%6."/>
+      <w:lvlJc w:val="left"/>
+      <w:pPr>
+        <w:tabs>
+          <w:tab w:val="num" w:pos="4320"/>
+        </w:tabs>
+        <w:ind w:left="4320" w:hanging="360"/>
+      </w:pPr>
+    </w:lvl>
+    <w:lvl w:ilvl="6" w:tentative="1">
+      <w:start w:val="1"/>
+      <w:numFmt w:val="decimal"/>
+      <w:lvlText w:val="%7."/>
+      <w:lvlJc w:val="left"/>
+      <w:pPr>
+        <w:tabs>
+          <w:tab w:val="num" w:pos="5040"/>
+        </w:tabs>
+        <w:ind w:left="5040" w:hanging="360"/>
+      </w:pPr>
+    </w:lvl>
+    <w:lvl w:ilvl="7" w:tentative="1">
+      <w:start w:val="1"/>
+      <w:numFmt w:val="decimal"/>
+      <w:lvlText w:val="%8."/>
+      <w:lvlJc w:val="left"/>
+      <w:pPr>
+        <w:tabs>
+          <w:tab w:val="num" w:pos="5760"/>
+        </w:tabs>
+        <w:ind w:left="5760" w:hanging="360"/>
+      </w:pPr>
+    </w:lvl>
+    <w:lvl w:ilvl="8" w:tentative="1">
+      <w:start w:val="1"/>
+      <w:numFmt w:val="decimal"/>
+      <w:lvlText w:val="%9."/>
+      <w:lvlJc w:val="left"/>
+      <w:pPr>
+        <w:tabs>
+          <w:tab w:val="num" w:pos="6480"/>
+        </w:tabs>
+        <w:ind w:left="6480" w:hanging="360"/>
+      </w:pPr>
+    </w:lvl>
+  </w:abstractNum>
+  <w:abstractNum w:abstractNumId="15" w15:restartNumberingAfterBreak="0">
     <w:nsid w:val="65924C23"/>
     <w:multiLevelType w:val="hybridMultilevel"/>
     <w:tmpl w:val="3BB88C30"/>
@@ -2982,29 +6221,59 @@
       </w:rPr>
     </w:lvl>
   </w:abstractNum>
-  <w:num w:numId="1">
+  <w:num w:numId="1" w16cid:durableId="1612207605">
+    <w:abstractNumId w:val="5"/>
+  </w:num>
+  <w:num w:numId="2" w16cid:durableId="59713743">
+    <w:abstractNumId w:val="6"/>
+  </w:num>
+  <w:num w:numId="3" w16cid:durableId="2121801974">
+    <w:abstractNumId w:val="0"/>
+  </w:num>
+  <w:num w:numId="4" w16cid:durableId="468406012">
+    <w:abstractNumId w:val="8"/>
+  </w:num>
+  <w:num w:numId="5" w16cid:durableId="864244798">
+    <w:abstractNumId w:val="10"/>
+  </w:num>
+  <w:num w:numId="6" w16cid:durableId="2071145415">
+    <w:abstractNumId w:val="15"/>
+  </w:num>
+  <w:num w:numId="7" w16cid:durableId="876696162">
+    <w:abstractNumId w:val="13"/>
+  </w:num>
+  <w:num w:numId="8" w16cid:durableId="564220540">
+    <w:abstractNumId w:val="11"/>
+  </w:num>
+  <w:num w:numId="9" w16cid:durableId="411051566">
+    <w:abstractNumId w:val="14"/>
+  </w:num>
+  <w:num w:numId="10" w16cid:durableId="1519543112">
+    <w:abstractNumId w:val="7"/>
+  </w:num>
+  <w:num w:numId="11" w16cid:durableId="119033984">
+    <w:abstractNumId w:val="3"/>
+  </w:num>
+  <w:num w:numId="12" w16cid:durableId="1878395373">
+    <w:abstractNumId w:val="12"/>
+  </w:num>
+  <w:num w:numId="13" w16cid:durableId="314067571">
     <w:abstractNumId w:val="1"/>
   </w:num>
-  <w:num w:numId="2">
+  <w:num w:numId="14" w16cid:durableId="488637637">
     <w:abstractNumId w:val="2"/>
   </w:num>
-  <w:num w:numId="3">
-    <w:abstractNumId w:val="0"/>
+  <w:num w:numId="15" w16cid:durableId="1293513982">
+    <w:abstractNumId w:val="9"/>
   </w:num>
-  <w:num w:numId="4">
-    <w:abstractNumId w:val="3"/>
-  </w:num>
-  <w:num w:numId="5">
+  <w:num w:numId="16" w16cid:durableId="879169870">
     <w:abstractNumId w:val="4"/>
-  </w:num>
-  <w:num w:numId="6">
-    <w:abstractNumId w:val="5"/>
   </w:num>
 </w:numbering>
 </file>
 
 <file path=word/styles.xml><?xml version="1.0" encoding="utf-8"?>
-<w:styles xmlns:mc="http://schemas.openxmlformats.org/markup-compatibility/2006" xmlns:r="http://schemas.openxmlformats.org/officeDocument/2006/relationships" xmlns:w="http://schemas.openxmlformats.org/wordprocessingml/2006/main" xmlns:w14="http://schemas.microsoft.com/office/word/2010/wordml" xmlns:w15="http://schemas.microsoft.com/office/word/2012/wordml" xmlns:w16se="http://schemas.microsoft.com/office/word/2015/wordml/symex" mc:Ignorable="w14 w15 w16se">
+<w:styles xmlns:mc="http://schemas.openxmlformats.org/markup-compatibility/2006" xmlns:r="http://schemas.openxmlformats.org/officeDocument/2006/relationships" xmlns:w="http://schemas.openxmlformats.org/wordprocessingml/2006/main" xmlns:w14="http://schemas.microsoft.com/office/word/2010/wordml" xmlns:w15="http://schemas.microsoft.com/office/word/2012/wordml" xmlns:w16cex="http://schemas.microsoft.com/office/word/2018/wordml/cex" xmlns:w16cid="http://schemas.microsoft.com/office/word/2016/wordml/cid" xmlns:w16="http://schemas.microsoft.com/office/word/2018/wordml" xmlns:w16du="http://schemas.microsoft.com/office/word/2023/wordml/word16du" xmlns:w16sdtdh="http://schemas.microsoft.com/office/word/2020/wordml/sdtdatahash" xmlns:w16sdtfl="http://schemas.microsoft.com/office/word/2024/wordml/sdtformatlock" xmlns:w16se="http://schemas.microsoft.com/office/word/2015/wordml/symex" mc:Ignorable="w14 w15 w16se w16cid w16 w16cex w16sdtdh w16sdtfl w16du">
   <w:docDefaults>
     <w:rPrDefault>
       <w:rPr>
@@ -3020,7 +6289,7 @@
       </w:pPr>
     </w:pPrDefault>
   </w:docDefaults>
-  <w:latentStyles w:defLockedState="0" w:defUIPriority="99" w:defSemiHidden="0" w:defUnhideWhenUsed="0" w:defQFormat="0" w:count="371">
+  <w:latentStyles w:defLockedState="0" w:defUIPriority="99" w:defSemiHidden="0" w:defUnhideWhenUsed="0" w:defQFormat="0" w:count="376">
     <w:lsdException w:name="Normal" w:uiPriority="0" w:qFormat="1"/>
     <w:lsdException w:name="heading 1" w:uiPriority="0" w:qFormat="1"/>
     <w:lsdException w:name="heading 2" w:semiHidden="1" w:uiPriority="0" w:unhideWhenUsed="1" w:qFormat="1"/>
@@ -3392,6 +6661,11 @@
     <w:lsdException w:name="List Table 5 Dark Accent 6" w:uiPriority="50"/>
     <w:lsdException w:name="List Table 6 Colorful Accent 6" w:uiPriority="51"/>
     <w:lsdException w:name="List Table 7 Colorful Accent 6" w:uiPriority="52"/>
+    <w:lsdException w:name="Mention" w:semiHidden="1" w:unhideWhenUsed="1"/>
+    <w:lsdException w:name="Smart Hyperlink" w:semiHidden="1" w:unhideWhenUsed="1"/>
+    <w:lsdException w:name="Hashtag" w:semiHidden="1" w:unhideWhenUsed="1"/>
+    <w:lsdException w:name="Unresolved Mention" w:semiHidden="1" w:unhideWhenUsed="1"/>
+    <w:lsdException w:name="Smart Link" w:semiHidden="1" w:unhideWhenUsed="1"/>
   </w:latentStyles>
   <w:style w:type="paragraph" w:default="1" w:styleId="Normal">
     <w:name w:val="Normal"/>
@@ -3517,7 +6791,6 @@
   <w:style w:type="character" w:default="1" w:styleId="Fuentedeprrafopredeter">
     <w:name w:val="Default Paragraph Font"/>
     <w:uiPriority w:val="1"/>
-    <w:semiHidden/>
     <w:unhideWhenUsed/>
   </w:style>
   <w:style w:type="table" w:default="1" w:styleId="Tablanormal">
@@ -3967,6 +7240,25 @@
       <w:ind w:left="240"/>
     </w:pPr>
   </w:style>
+  <w:style w:type="paragraph" w:styleId="NormalWeb">
+    <w:name w:val="Normal (Web)"/>
+    <w:basedOn w:val="Normal"/>
+    <w:uiPriority w:val="99"/>
+    <w:unhideWhenUsed/>
+    <w:rsid w:val="00CA6191"/>
+    <w:pPr>
+      <w:widowControl/>
+      <w:suppressAutoHyphens w:val="0"/>
+      <w:autoSpaceDN/>
+      <w:spacing w:before="100" w:beforeAutospacing="1" w:after="100" w:afterAutospacing="1"/>
+      <w:textAlignment w:val="auto"/>
+    </w:pPr>
+    <w:rPr>
+      <w:rFonts w:eastAsia="Times New Roman" w:cs="Times New Roman"/>
+      <w:kern w:val="0"/>
+      <w:lang w:val="es-CL"/>
+    </w:rPr>
+  </w:style>
 </w:styles>
 </file>
 
